--- a/Data Fusion strategy.docx
+++ b/Data Fusion strategy.docx
@@ -24,11 +24,6 @@
       </w:r>
     </w:p>
     <w:p>
-      <w:pPr>
-        <w:rPr>
-          <w:rFonts w:hint="eastAsia"/>
-        </w:rPr>
-      </w:pPr>
       <w:r>
         <w:rPr>
           <w:b/>
@@ -78,122 +73,111 @@
       <w:proofErr w:type="gramEnd"/>
       <w:r>
         <w:t xml:space="preserve"> strategy by adopting a standardized naming convention based on a trusted authority, such as the ISO or World Bank. When conflicting variants were found, we retained the version used by the most reliable source. A mapping table was constructed (country_mapping.csv) to ensure consistency across all datasets.</w:t>
+      </w:r>
+    </w:p>
+    <w:p>
+      <w:r>
+        <w:rPr>
+          <w:b/>
+          <w:bCs/>
+        </w:rPr>
+        <w:t>2. Missing Country Data</w:t>
+      </w:r>
+      <w:r>
+        <w:br/>
+      </w:r>
+      <w:r>
+        <w:rPr>
+          <w:b/>
+          <w:bCs/>
+        </w:rPr>
+        <w:t>Strategy Used:</w:t>
+      </w:r>
+      <w:r>
+        <w:t xml:space="preserve"> </w:t>
+      </w:r>
+      <w:r>
+        <w:rPr>
+          <w:i/>
+          <w:iCs/>
+        </w:rPr>
+        <w:t>Pass it on</w:t>
+      </w:r>
+      <w:r>
+        <w:br/>
+        <w:t xml:space="preserve">In the 52915 personal challenge dataset, certain anomalies were identified—for example, countries like the United States and other Western nations did not report GDP data for specific years, resulting in values of zero. To ensure factual accuracy and data integrity, we chose to remove such records. This approach aligns with the </w:t>
+      </w:r>
+      <w:r>
+        <w:rPr>
+          <w:i/>
+          <w:iCs/>
+        </w:rPr>
+        <w:t>Pass it on</w:t>
+      </w:r>
+      <w:r>
+        <w:t xml:space="preserve"> strategy, which escalates unresolved conflicts by ignoring unreliable or insufficient data.</w:t>
+      </w:r>
+    </w:p>
+    <w:p>
+      <w:r>
+        <w:rPr>
+          <w:b/>
+          <w:bCs/>
+        </w:rPr>
+        <w:t>3. Missing Population Data</w:t>
+      </w:r>
+      <w:r>
+        <w:br/>
+      </w:r>
+      <w:r>
+        <w:rPr>
+          <w:b/>
+          <w:bCs/>
+        </w:rPr>
+        <w:t>Strategy Used:</w:t>
+      </w:r>
+      <w:r>
+        <w:t xml:space="preserve"> </w:t>
+      </w:r>
+      <w:r>
+        <w:rPr>
+          <w:i/>
+          <w:iCs/>
+        </w:rPr>
+        <w:t>Take the information</w:t>
+      </w:r>
+      <w:r>
+        <w:br/>
+        <w:t>Two population-related datasets were used in this report. However, due to differences in source and data collection periods, the forest-cover-v1.csv dataset only included population data for the year 2020, while the GlobalPM25-1998-2022.csv dataset lacked this information entirely.</w:t>
+      </w:r>
+      <w:r>
+        <w:br/>
+        <w:t xml:space="preserve">Given the structural requirements of the data mart, we applied the available 2020 population data to fill in the missing values for other years. This follows the </w:t>
+      </w:r>
+      <w:r>
+        <w:rPr>
+          <w:i/>
+          <w:iCs/>
+        </w:rPr>
+        <w:t>Take the information</w:t>
+      </w:r>
+      <w:r>
+        <w:t xml:space="preserve"> strategy, classified as </w:t>
+      </w:r>
+      <w:r>
+        <w:rPr>
+          <w:i/>
+          <w:iCs/>
+        </w:rPr>
+        <w:t>Instance-based, Avoiding</w:t>
+      </w:r>
+      <w:r>
+        <w:t>, where non-null values are preferred over missing data.</w:t>
       </w:r>
     </w:p>
     <w:p>
       <w:pPr>
         <w:rPr>
-          <w:rFonts w:hint="eastAsia"/>
-        </w:rPr>
-      </w:pPr>
-      <w:r>
-        <w:rPr>
-          <w:b/>
-          <w:bCs/>
-        </w:rPr>
-        <w:t>2. Missing Country Data</w:t>
-      </w:r>
-      <w:r>
-        <w:br/>
-      </w:r>
-      <w:r>
-        <w:rPr>
-          <w:b/>
-          <w:bCs/>
-        </w:rPr>
-        <w:t>Strategy Used:</w:t>
-      </w:r>
-      <w:r>
-        <w:t xml:space="preserve"> </w:t>
-      </w:r>
-      <w:r>
-        <w:rPr>
-          <w:i/>
-          <w:iCs/>
-        </w:rPr>
-        <w:t>Pass it on</w:t>
-      </w:r>
-      <w:r>
-        <w:br/>
-        <w:t xml:space="preserve">In the 52915 personal challenge dataset, certain anomalies were identified—for example, countries like the United States and other Western nations did not report GDP data for specific years, resulting in values of zero. To ensure factual accuracy and data integrity, we chose to remove such records. This approach aligns with the </w:t>
-      </w:r>
-      <w:r>
-        <w:rPr>
-          <w:i/>
-          <w:iCs/>
-        </w:rPr>
-        <w:t>Pass it on</w:t>
-      </w:r>
-      <w:r>
-        <w:t xml:space="preserve"> strategy, which escalates unresolved conflicts by ignoring unreliable or insufficient data.</w:t>
-      </w:r>
-    </w:p>
-    <w:p>
-      <w:pPr>
-        <w:rPr>
-          <w:rFonts w:hint="eastAsia"/>
-        </w:rPr>
-      </w:pPr>
-      <w:r>
-        <w:rPr>
-          <w:b/>
-          <w:bCs/>
-        </w:rPr>
-        <w:t>3. Missing Population Data</w:t>
-      </w:r>
-      <w:r>
-        <w:br/>
-      </w:r>
-      <w:r>
-        <w:rPr>
-          <w:b/>
-          <w:bCs/>
-        </w:rPr>
-        <w:t>Strategy Used:</w:t>
-      </w:r>
-      <w:r>
-        <w:t xml:space="preserve"> </w:t>
-      </w:r>
-      <w:r>
-        <w:rPr>
-          <w:i/>
-          <w:iCs/>
-        </w:rPr>
-        <w:t>Take the information</w:t>
-      </w:r>
-      <w:r>
-        <w:br/>
-        <w:t>Two population-related datasets were used in this report. However, due to differences in source and data collection periods, the forest-cover-v1.csv dataset only included population data for the year 2020, while the GlobalPM25-1998-2022.csv dataset lacked this information entirely.</w:t>
-      </w:r>
-      <w:r>
-        <w:br/>
-        <w:t xml:space="preserve">Given the structural requirements of the data mart, we applied the available 2020 population data to fill in the missing values for other years. This follows the </w:t>
-      </w:r>
-      <w:r>
-        <w:rPr>
-          <w:i/>
-          <w:iCs/>
-        </w:rPr>
-        <w:t>Take the information</w:t>
-      </w:r>
-      <w:r>
-        <w:t xml:space="preserve"> strategy, classified as </w:t>
-      </w:r>
-      <w:r>
-        <w:rPr>
-          <w:i/>
-          <w:iCs/>
-        </w:rPr>
-        <w:t>Instance-based, Avoiding</w:t>
-      </w:r>
-      <w:r>
-        <w:t>, where non-null values are preferred over missing data.</w:t>
-      </w:r>
-    </w:p>
-    <w:p>
-      <w:pPr>
-        <w:rPr>
-          <w:rFonts w:hint="eastAsia"/>
           <w:b/>
           <w:bCs/>
         </w:rPr>
@@ -285,11 +269,6 @@
       </w:r>
     </w:p>
     <w:p>
-      <w:pPr>
-        <w:rPr>
-          <w:rFonts w:hint="eastAsia"/>
-        </w:rPr>
-      </w:pPr>
       <w:r>
         <w:t xml:space="preserve">In such cases, we would apply the </w:t>
       </w:r>
@@ -382,11 +361,6 @@
       </w:r>
     </w:p>
     <w:p>
-      <w:pPr>
-        <w:rPr>
-          <w:rFonts w:hint="eastAsia"/>
-        </w:rPr>
-      </w:pPr>
       <w:r>
         <w:t xml:space="preserve">We would use the </w:t>
       </w:r>
@@ -533,25 +507,12 @@
         <w:t>, where data from more credible sources is prioritized in the fusion process.</w:t>
       </w:r>
     </w:p>
+    <w:p/>
+    <w:p/>
     <w:p>
       <w:pPr>
         <w:rPr>
-          <w:rFonts w:hint="eastAsia"/>
-        </w:rPr>
-      </w:pPr>
-    </w:p>
-    <w:p>
-      <w:pPr>
-        <w:rPr>
-          <w:rFonts w:hint="eastAsia"/>
-        </w:rPr>
-      </w:pPr>
-    </w:p>
-    <w:p>
-      <w:pPr>
-        <w:rPr>
           <w:rStyle w:val="af2"/>
-          <w:rFonts w:hint="eastAsia"/>
         </w:rPr>
       </w:pPr>
       <w:r>
@@ -680,11 +641,6 @@
       </w:r>
     </w:p>
     <w:p>
-      <w:pPr>
-        <w:rPr>
-          <w:rFonts w:hint="eastAsia"/>
-        </w:rPr>
-      </w:pPr>
       <w:r>
         <w:t>We compiled a list of questions that can be answered using the data in the warehouse (</w:t>
       </w:r>
@@ -739,8 +695,14 @@
       </w:r>
     </w:p>
     <w:p>
-      <w:r>
-        <w:rPr>
+      <w:pPr>
+        <w:rPr>
+          <w:rStyle w:val="af2"/>
+        </w:rPr>
+      </w:pPr>
+      <w:r>
+        <w:rPr>
+          <w:rStyle w:val="af2"/>
           <w:rFonts w:hint="eastAsia"/>
         </w:rPr>
         <w:lastRenderedPageBreak/>
@@ -766,42 +728,26 @@
           <w:rStyle w:val="af2"/>
         </w:rPr>
       </w:pPr>
-    </w:p>
-    <w:p>
-      <w:pPr>
+      <w:r>
         <w:rPr>
           <w:rStyle w:val="af2"/>
-          <w:rFonts w:hint="eastAsia"/>
-        </w:rPr>
-      </w:pPr>
-    </w:p>
-    <w:p>
-      <w:pPr>
-        <w:widowControl/>
-        <w:jc w:val="left"/>
-        <w:rPr>
-          <w:rFonts w:hint="eastAsia"/>
-        </w:rPr>
-      </w:pPr>
-      <w:r>
-        <w:rPr>
-          <w:rStyle w:val="af2"/>
+          <w:noProof/>
         </w:rPr>
         <mc:AlternateContent>
           <mc:Choice Requires="wps">
             <w:drawing>
-              <wp:anchor distT="45720" distB="45720" distL="114300" distR="114300" simplePos="0" relativeHeight="251659264" behindDoc="0" locked="0" layoutInCell="1" allowOverlap="1" wp14:anchorId="469DFB40" wp14:editId="0283B83D">
+              <wp:anchor distT="45720" distB="45720" distL="114300" distR="114300" simplePos="0" relativeHeight="251698176" behindDoc="0" locked="0" layoutInCell="1" allowOverlap="1" wp14:anchorId="37FA459C" wp14:editId="06E1C27B">
                 <wp:simplePos x="0" y="0"/>
-                <wp:positionH relativeFrom="margin">
-                  <wp:align>center</wp:align>
+                <wp:positionH relativeFrom="column">
+                  <wp:posOffset>-417830</wp:posOffset>
                 </wp:positionH>
                 <wp:positionV relativeFrom="paragraph">
-                  <wp:posOffset>1440180</wp:posOffset>
+                  <wp:posOffset>91440</wp:posOffset>
                 </wp:positionV>
-                <wp:extent cx="1910080" cy="2484120"/>
-                <wp:effectExtent l="0" t="0" r="13970" b="11430"/>
+                <wp:extent cx="1905000" cy="1404620"/>
+                <wp:effectExtent l="0" t="0" r="0" b="6350"/>
                 <wp:wrapSquare wrapText="bothSides"/>
-                <wp:docPr id="217" name="文本框 2"/>
+                <wp:docPr id="1362079772" name="文本框 2"/>
                 <wp:cNvGraphicFramePr>
                   <a:graphicFrameLocks xmlns:a="http://schemas.openxmlformats.org/drawingml/2006/main"/>
                 </wp:cNvGraphicFramePr>
@@ -814,7 +760,147 @@
                       <wps:spPr bwMode="auto">
                         <a:xfrm>
                           <a:off x="0" y="0"/>
-                          <a:ext cx="1910080" cy="2484120"/>
+                          <a:ext cx="1905000" cy="1404620"/>
+                        </a:xfrm>
+                        <a:prstGeom prst="rect">
+                          <a:avLst/>
+                        </a:prstGeom>
+                        <a:solidFill>
+                          <a:srgbClr val="FFFFFF"/>
+                        </a:solidFill>
+                        <a:ln w="9525">
+                          <a:noFill/>
+                          <a:miter lim="800000"/>
+                          <a:headEnd/>
+                          <a:tailEnd/>
+                        </a:ln>
+                      </wps:spPr>
+                      <wps:txbx>
+                        <w:txbxContent>
+                          <w:p>
+                            <w:pPr>
+                              <w:rPr>
+                                <w:b/>
+                                <w:bCs/>
+                                <w:lang w:val="pt-PT"/>
+                              </w:rPr>
+                            </w:pPr>
+                            <w:r>
+                              <w:rPr>
+                                <w:b/>
+                                <w:bCs/>
+                                <w:lang w:val="pt-PT"/>
+                              </w:rPr>
+                              <w:t>Dim</w:t>
+                            </w:r>
+                            <w:r>
+                              <w:rPr>
+                                <w:b/>
+                                <w:bCs/>
+                                <w:lang w:val="pt-PT"/>
+                              </w:rPr>
+                              <w:t>PM2.5-City</w:t>
+                            </w:r>
+                          </w:p>
+                        </w:txbxContent>
+                      </wps:txbx>
+                      <wps:bodyPr rot="0" vert="horz" wrap="square" lIns="91440" tIns="45720" rIns="91440" bIns="45720" anchor="t" anchorCtr="0">
+                        <a:spAutoFit/>
+                      </wps:bodyPr>
+                    </wps:wsp>
+                  </a:graphicData>
+                </a:graphic>
+                <wp14:sizeRelH relativeFrom="margin">
+                  <wp14:pctWidth>0</wp14:pctWidth>
+                </wp14:sizeRelH>
+                <wp14:sizeRelV relativeFrom="margin">
+                  <wp14:pctHeight>20000</wp14:pctHeight>
+                </wp14:sizeRelV>
+              </wp:anchor>
+            </w:drawing>
+          </mc:Choice>
+          <mc:Fallback>
+            <w:pict>
+              <v:shapetype w14:anchorId="37FA459C" id="_x0000_t202" coordsize="21600,21600" o:spt="202" path="m,l,21600r21600,l21600,xe">
+                <v:stroke joinstyle="miter"/>
+                <v:path gradientshapeok="t" o:connecttype="rect"/>
+              </v:shapetype>
+              <v:shape id="文本框 2" o:spid="_x0000_s1026" type="#_x0000_t202" style="position:absolute;left:0;text-align:left;margin-left:-32.9pt;margin-top:7.2pt;width:150pt;height:110.6pt;z-index:251698176;visibility:visible;mso-wrap-style:square;mso-width-percent:0;mso-height-percent:200;mso-wrap-distance-left:9pt;mso-wrap-distance-top:3.6pt;mso-wrap-distance-right:9pt;mso-wrap-distance-bottom:3.6pt;mso-position-horizontal:absolute;mso-position-horizontal-relative:text;mso-position-vertical:absolute;mso-position-vertical-relative:text;mso-width-percent:0;mso-height-percent:200;mso-width-relative:margin;mso-height-relative:margin;v-text-anchor:top" o:gfxdata="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" stroked="f">
+                <v:textbox style="mso-fit-shape-to-text:t">
+                  <w:txbxContent>
+                    <w:p>
+                      <w:pPr>
+                        <w:rPr>
+                          <w:b/>
+                          <w:bCs/>
+                          <w:lang w:val="pt-PT"/>
+                        </w:rPr>
+                      </w:pPr>
+                      <w:r>
+                        <w:rPr>
+                          <w:b/>
+                          <w:bCs/>
+                          <w:lang w:val="pt-PT"/>
+                        </w:rPr>
+                        <w:t>Dim</w:t>
+                      </w:r>
+                      <w:r>
+                        <w:rPr>
+                          <w:b/>
+                          <w:bCs/>
+                          <w:lang w:val="pt-PT"/>
+                        </w:rPr>
+                        <w:t>PM2.5-City</w:t>
+                      </w:r>
+                    </w:p>
+                  </w:txbxContent>
+                </v:textbox>
+                <w10:wrap type="square"/>
+              </v:shape>
+            </w:pict>
+          </mc:Fallback>
+        </mc:AlternateContent>
+      </w:r>
+    </w:p>
+    <w:p>
+      <w:pPr>
+        <w:rPr>
+          <w:rStyle w:val="af2"/>
+        </w:rPr>
+      </w:pPr>
+      <w:r>
+        <w:rPr>
+          <w:rStyle w:val="af2"/>
+          <w:noProof/>
+        </w:rPr>
+        <mc:AlternateContent>
+          <mc:Choice Requires="wps">
+            <w:drawing>
+              <wp:anchor distT="45720" distB="45720" distL="114300" distR="114300" simplePos="0" relativeHeight="251663360" behindDoc="0" locked="0" layoutInCell="1" allowOverlap="1" wp14:anchorId="187DD2F6" wp14:editId="0DA8813C">
+                <wp:simplePos x="0" y="0"/>
+                <wp:positionH relativeFrom="column">
+                  <wp:posOffset>-403860</wp:posOffset>
+                </wp:positionH>
+                <wp:positionV relativeFrom="paragraph">
+                  <wp:posOffset>213360</wp:posOffset>
+                </wp:positionV>
+                <wp:extent cx="1965960" cy="1501140"/>
+                <wp:effectExtent l="0" t="0" r="15240" b="22860"/>
+                <wp:wrapSquare wrapText="bothSides"/>
+                <wp:docPr id="1691947490" name="文本框 2"/>
+                <wp:cNvGraphicFramePr>
+                  <a:graphicFrameLocks xmlns:a="http://schemas.openxmlformats.org/drawingml/2006/main"/>
+                </wp:cNvGraphicFramePr>
+                <a:graphic xmlns:a="http://schemas.openxmlformats.org/drawingml/2006/main">
+                  <a:graphicData uri="http://schemas.microsoft.com/office/word/2010/wordprocessingShape">
+                    <wps:wsp>
+                      <wps:cNvSpPr txBox="1">
+                        <a:spLocks noChangeArrowheads="1"/>
+                      </wps:cNvSpPr>
+                      <wps:spPr bwMode="auto">
+                        <a:xfrm>
+                          <a:off x="0" y="0"/>
+                          <a:ext cx="1965960" cy="1501140"/>
                         </a:xfrm>
                         <a:prstGeom prst="rect">
                           <a:avLst/>
@@ -834,206 +920,90 @@
                       <wps:txbx>
                         <w:txbxContent>
                           <w:p>
+                            <w:r>
+                              <w:rPr>
+                                <w:rFonts w:hint="eastAsia"/>
+                                <w:highlight w:val="yellow"/>
+                              </w:rPr>
+                              <w:t>PM2.5-City Key</w:t>
+                            </w:r>
+                          </w:p>
+                          <w:p>
+                            <w:r>
+                              <w:t>I</w:t>
+                            </w:r>
+                            <w:r>
+                              <w:rPr>
+                                <w:rFonts w:hint="eastAsia"/>
+                              </w:rPr>
+                              <w:t>d</w:t>
+                            </w:r>
+                          </w:p>
+                          <w:p>
+                            <w:r>
+                              <w:t>R</w:t>
+                            </w:r>
+                            <w:r>
+                              <w:rPr>
+                                <w:rFonts w:hint="eastAsia"/>
+                              </w:rPr>
+                              <w:t>egion</w:t>
+                            </w:r>
+                          </w:p>
+                          <w:p>
+                            <w:r>
+                              <w:t>C</w:t>
+                            </w:r>
+                            <w:r>
+                              <w:rPr>
+                                <w:rFonts w:hint="eastAsia"/>
+                              </w:rPr>
+                              <w:t>ountry</w:t>
+                            </w:r>
+                          </w:p>
+                          <w:p>
+                            <w:r>
+                              <w:t>C</w:t>
+                            </w:r>
+                            <w:r>
+                              <w:rPr>
+                                <w:rFonts w:hint="eastAsia"/>
+                              </w:rPr>
+                              <w:t>ity/town</w:t>
+                            </w:r>
+                          </w:p>
+                          <w:p>
+                            <w:r>
+                              <w:t>Y</w:t>
+                            </w:r>
+                            <w:r>
+                              <w:rPr>
+                                <w:rFonts w:hint="eastAsia"/>
+                              </w:rPr>
+                              <w:t>ear</w:t>
+                            </w:r>
+                          </w:p>
+                          <w:p>
                             <w:pPr>
                               <w:rPr>
-                                <w:color w:val="538135" w:themeColor="accent6" w:themeShade="BF"/>
+                                <w:rFonts w:hint="eastAsia"/>
                               </w:rPr>
                             </w:pPr>
                             <w:r>
                               <w:rPr>
                                 <w:rFonts w:hint="eastAsia"/>
-                                <w:color w:val="538135" w:themeColor="accent6" w:themeShade="BF"/>
-                              </w:rPr>
-                              <w:t>Po</w:t>
+                              </w:rPr>
+                              <w:t xml:space="preserve">Annual mean, </w:t>
                             </w:r>
                             <w:r>
                               <w:rPr>
                                 <w:rFonts w:hint="eastAsia"/>
-                                <w:color w:val="538135" w:themeColor="accent6" w:themeShade="BF"/>
-                              </w:rPr>
-                              <w:t>pulation Key</w:t>
-                            </w:r>
-                          </w:p>
-                          <w:p>
-                            <w:pPr>
-                              <w:rPr>
-                                <w:color w:val="538135" w:themeColor="accent6" w:themeShade="BF"/>
-                              </w:rPr>
-                            </w:pPr>
-                            <w:r>
-                              <w:rPr>
-                                <w:rFonts w:hint="eastAsia"/>
-                                <w:color w:val="538135" w:themeColor="accent6" w:themeShade="BF"/>
-                              </w:rPr>
-                              <w:t>Country Key</w:t>
-                            </w:r>
-                          </w:p>
-                          <w:p>
-                            <w:pPr>
-                              <w:rPr>
-                                <w:color w:val="538135" w:themeColor="accent6" w:themeShade="BF"/>
-                              </w:rPr>
-                            </w:pPr>
-                            <w:r>
-                              <w:rPr>
-                                <w:rFonts w:hint="eastAsia"/>
-                                <w:color w:val="538135" w:themeColor="accent6" w:themeShade="BF"/>
-                              </w:rPr>
-                              <w:t>Forest Area Key</w:t>
-                            </w:r>
-                          </w:p>
-                          <w:p>
-                            <w:pPr>
-                              <w:rPr>
-                                <w:color w:val="538135" w:themeColor="accent6" w:themeShade="BF"/>
-                              </w:rPr>
-                            </w:pPr>
-                            <w:r>
-                              <w:rPr>
-                                <w:rFonts w:hint="eastAsia"/>
-                                <w:color w:val="538135" w:themeColor="accent6" w:themeShade="BF"/>
-                              </w:rPr>
-                              <w:t>GDP Key</w:t>
-                            </w:r>
-                          </w:p>
-                          <w:p>
-                            <w:pPr>
-                              <w:rPr>
-                                <w:color w:val="538135" w:themeColor="accent6" w:themeShade="BF"/>
-                              </w:rPr>
-                            </w:pPr>
-                            <w:r>
-                              <w:rPr>
-                                <w:rFonts w:hint="eastAsia"/>
-                                <w:color w:val="538135" w:themeColor="accent6" w:themeShade="BF"/>
-                              </w:rPr>
-                              <w:t>Global Weather Key</w:t>
-                            </w:r>
-                          </w:p>
-                          <w:p>
-                            <w:pPr>
-                              <w:rPr>
-                                <w:color w:val="538135" w:themeColor="accent6" w:themeShade="BF"/>
-                              </w:rPr>
-                            </w:pPr>
-                            <w:r>
-                              <w:rPr>
-                                <w:rFonts w:hint="eastAsia"/>
-                                <w:color w:val="538135" w:themeColor="accent6" w:themeShade="BF"/>
-                              </w:rPr>
-                              <w:t>PM2.5-Country Key</w:t>
-                            </w:r>
-                          </w:p>
-                          <w:p>
-                            <w:pPr>
-                              <w:rPr>
-                                <w:color w:val="538135" w:themeColor="accent6" w:themeShade="BF"/>
-                              </w:rPr>
-                            </w:pPr>
-                            <w:r>
-                              <w:rPr>
-                                <w:rFonts w:hint="eastAsia"/>
-                                <w:color w:val="538135" w:themeColor="accent6" w:themeShade="BF"/>
-                              </w:rPr>
-                              <w:t>PM2.5-City Key</w:t>
-                            </w:r>
-                          </w:p>
-                          <w:p>
-                            <w:pPr>
-                              <w:rPr>
-                                <w:color w:val="538135" w:themeColor="accent6" w:themeShade="BF"/>
-                              </w:rPr>
-                            </w:pPr>
-                            <w:proofErr w:type="spellStart"/>
-                            <w:r>
-                              <w:rPr>
-                                <w:rFonts w:hint="eastAsia"/>
-                                <w:color w:val="538135" w:themeColor="accent6" w:themeShade="BF"/>
-                              </w:rPr>
-                              <w:t>Trafficlist</w:t>
-                            </w:r>
-                            <w:proofErr w:type="spellEnd"/>
-                            <w:r>
-                              <w:rPr>
-                                <w:rFonts w:hint="eastAsia"/>
-                                <w:color w:val="538135" w:themeColor="accent6" w:themeShade="BF"/>
-                              </w:rPr>
-                              <w:t xml:space="preserve"> Key</w:t>
-                            </w:r>
-                          </w:p>
-                          <w:p/>
-                          <w:p>
-                            <w:pPr>
-                              <w:rPr>
-                                <w:color w:val="0070C0"/>
-                              </w:rPr>
-                            </w:pPr>
-                            <w:r>
-                              <w:rPr>
-                                <w:rFonts w:hint="eastAsia"/>
-                                <w:color w:val="0070C0"/>
-                              </w:rPr>
-                              <w:t>PM2.5</w:t>
-                            </w:r>
-                            <w:r>
-                              <w:rPr>
-                                <w:color w:val="0070C0"/>
-                              </w:rPr>
-                              <w:t>_</w:t>
-                            </w:r>
-                            <w:r>
-                              <w:rPr>
-                                <w:color w:val="0070C0"/>
-                              </w:rPr>
-                              <w:t>μg/m3</w:t>
-                            </w:r>
-                          </w:p>
-                          <w:p>
-                            <w:pPr>
-                              <w:rPr>
-                                <w:color w:val="0070C0"/>
-                              </w:rPr>
-                            </w:pPr>
-                            <w:proofErr w:type="spellStart"/>
-                            <w:r>
-                              <w:rPr>
-                                <w:color w:val="0070C0"/>
-                                <w:lang w:val="pt-PT"/>
-                              </w:rPr>
-                              <w:t>Temperature</w:t>
-                            </w:r>
-                            <w:r>
-                              <w:rPr>
-                                <w:color w:val="0070C0"/>
-                                <w:lang w:val="pt-PT"/>
-                              </w:rPr>
-                              <w:t>_ºC</w:t>
-                            </w:r>
-                            <w:proofErr w:type="spellEnd"/>
-                          </w:p>
-                          <w:p>
-                            <w:pPr>
-                              <w:rPr>
-                                <w:color w:val="0070C0"/>
-                                <w:lang w:val="pt-PT"/>
-                              </w:rPr>
-                            </w:pPr>
-                            <w:proofErr w:type="spellStart"/>
-                            <w:r>
-                              <w:rPr>
-                                <w:color w:val="0070C0"/>
-                                <w:lang w:val="pt-PT"/>
-                              </w:rPr>
-                              <w:t>P</w:t>
-                            </w:r>
-                            <w:r>
-                              <w:rPr>
-                                <w:color w:val="0070C0"/>
-                                <w:lang w:val="pt-PT"/>
-                              </w:rPr>
-                              <w:t>recip_mm</w:t>
-                            </w:r>
-                            <w:proofErr w:type="spellEnd"/>
+                              </w:rPr>
+                              <w:t>μ</w:t>
+                            </w:r>
+                            <w:r>
+                              <w:t>g/m3</w:t>
+                            </w:r>
                           </w:p>
                         </w:txbxContent>
                       </wps:txbx>
@@ -1054,231 +1024,901 @@
           </mc:Choice>
           <mc:Fallback>
             <w:pict>
-              <v:shapetype w14:anchorId="469DFB40" id="_x0000_t202" coordsize="21600,21600" o:spt="202" path="m,l,21600r21600,l21600,xe">
-                <v:stroke joinstyle="miter"/>
-                <v:path gradientshapeok="t" o:connecttype="rect"/>
-              </v:shapetype>
-              <v:shape id="文本框 2" o:spid="_x0000_s1026" type="#_x0000_t202" style="position:absolute;margin-left:0;margin-top:113.4pt;width:150.4pt;height:195.6pt;z-index:251659264;visibility:visible;mso-wrap-style:square;mso-width-percent:0;mso-height-percent:0;mso-wrap-distance-left:9pt;mso-wrap-distance-top:3.6pt;mso-wrap-distance-right:9pt;mso-wrap-distance-bottom:3.6pt;mso-position-horizontal:center;mso-position-horizontal-relative:margin;mso-position-vertical:absolute;mso-position-vertical-relative:text;mso-width-percent:0;mso-height-percent:0;mso-width-relative:margin;mso-height-relative:margin;v-text-anchor:top" o:gfxdata="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">
+              <v:shape w14:anchorId="187DD2F6" id="_x0000_s1027" type="#_x0000_t202" style="position:absolute;left:0;text-align:left;margin-left:-31.8pt;margin-top:16.8pt;width:154.8pt;height:118.2pt;z-index:251663360;visibility:visible;mso-wrap-style:square;mso-width-percent:0;mso-height-percent:0;mso-wrap-distance-left:9pt;mso-wrap-distance-top:3.6pt;mso-wrap-distance-right:9pt;mso-wrap-distance-bottom:3.6pt;mso-position-horizontal:absolute;mso-position-horizontal-relative:text;mso-position-vertical:absolute;mso-position-vertical-relative:text;mso-width-percent:0;mso-height-percent:0;mso-width-relative:margin;mso-height-relative:margin;v-text-anchor:top" o:gfxdata="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">
                 <v:textbox>
                   <w:txbxContent>
                     <w:p>
+                      <w:r>
+                        <w:rPr>
+                          <w:rFonts w:hint="eastAsia"/>
+                          <w:highlight w:val="yellow"/>
+                        </w:rPr>
+                        <w:t>PM2.5-City Key</w:t>
+                      </w:r>
+                    </w:p>
+                    <w:p>
+                      <w:r>
+                        <w:t>I</w:t>
+                      </w:r>
+                      <w:r>
+                        <w:rPr>
+                          <w:rFonts w:hint="eastAsia"/>
+                        </w:rPr>
+                        <w:t>d</w:t>
+                      </w:r>
+                    </w:p>
+                    <w:p>
+                      <w:r>
+                        <w:t>R</w:t>
+                      </w:r>
+                      <w:r>
+                        <w:rPr>
+                          <w:rFonts w:hint="eastAsia"/>
+                        </w:rPr>
+                        <w:t>egion</w:t>
+                      </w:r>
+                    </w:p>
+                    <w:p>
+                      <w:r>
+                        <w:t>C</w:t>
+                      </w:r>
+                      <w:r>
+                        <w:rPr>
+                          <w:rFonts w:hint="eastAsia"/>
+                        </w:rPr>
+                        <w:t>ountry</w:t>
+                      </w:r>
+                    </w:p>
+                    <w:p>
+                      <w:r>
+                        <w:t>C</w:t>
+                      </w:r>
+                      <w:r>
+                        <w:rPr>
+                          <w:rFonts w:hint="eastAsia"/>
+                        </w:rPr>
+                        <w:t>ity/town</w:t>
+                      </w:r>
+                    </w:p>
+                    <w:p>
+                      <w:r>
+                        <w:t>Y</w:t>
+                      </w:r>
+                      <w:r>
+                        <w:rPr>
+                          <w:rFonts w:hint="eastAsia"/>
+                        </w:rPr>
+                        <w:t>ear</w:t>
+                      </w:r>
+                    </w:p>
+                    <w:p>
                       <w:pPr>
                         <w:rPr>
-                          <w:color w:val="538135" w:themeColor="accent6" w:themeShade="BF"/>
+                          <w:rFonts w:hint="eastAsia"/>
                         </w:rPr>
                       </w:pPr>
                       <w:r>
                         <w:rPr>
                           <w:rFonts w:hint="eastAsia"/>
-                          <w:color w:val="538135" w:themeColor="accent6" w:themeShade="BF"/>
-                        </w:rPr>
-                        <w:t>Po</w:t>
+                        </w:rPr>
+                        <w:t xml:space="preserve">Annual mean, </w:t>
                       </w:r>
                       <w:r>
                         <w:rPr>
                           <w:rFonts w:hint="eastAsia"/>
-                          <w:color w:val="538135" w:themeColor="accent6" w:themeShade="BF"/>
-                        </w:rPr>
-                        <w:t>pulation Key</w:t>
-                      </w:r>
-                    </w:p>
-                    <w:p>
-                      <w:pPr>
-                        <w:rPr>
-                          <w:color w:val="538135" w:themeColor="accent6" w:themeShade="BF"/>
-                        </w:rPr>
-                      </w:pPr>
-                      <w:r>
-                        <w:rPr>
-                          <w:rFonts w:hint="eastAsia"/>
-                          <w:color w:val="538135" w:themeColor="accent6" w:themeShade="BF"/>
-                        </w:rPr>
-                        <w:t>Country Key</w:t>
-                      </w:r>
-                    </w:p>
-                    <w:p>
-                      <w:pPr>
-                        <w:rPr>
-                          <w:color w:val="538135" w:themeColor="accent6" w:themeShade="BF"/>
-                        </w:rPr>
-                      </w:pPr>
-                      <w:r>
-                        <w:rPr>
-                          <w:rFonts w:hint="eastAsia"/>
-                          <w:color w:val="538135" w:themeColor="accent6" w:themeShade="BF"/>
-                        </w:rPr>
-                        <w:t>Forest Area Key</w:t>
-                      </w:r>
-                    </w:p>
-                    <w:p>
-                      <w:pPr>
-                        <w:rPr>
-                          <w:color w:val="538135" w:themeColor="accent6" w:themeShade="BF"/>
-                        </w:rPr>
-                      </w:pPr>
-                      <w:r>
-                        <w:rPr>
-                          <w:rFonts w:hint="eastAsia"/>
-                          <w:color w:val="538135" w:themeColor="accent6" w:themeShade="BF"/>
-                        </w:rPr>
-                        <w:t>GDP Key</w:t>
-                      </w:r>
-                    </w:p>
-                    <w:p>
-                      <w:pPr>
-                        <w:rPr>
-                          <w:color w:val="538135" w:themeColor="accent6" w:themeShade="BF"/>
-                        </w:rPr>
-                      </w:pPr>
-                      <w:r>
-                        <w:rPr>
-                          <w:rFonts w:hint="eastAsia"/>
-                          <w:color w:val="538135" w:themeColor="accent6" w:themeShade="BF"/>
-                        </w:rPr>
-                        <w:t>Global Weather Key</w:t>
-                      </w:r>
-                    </w:p>
-                    <w:p>
-                      <w:pPr>
-                        <w:rPr>
-                          <w:color w:val="538135" w:themeColor="accent6" w:themeShade="BF"/>
-                        </w:rPr>
-                      </w:pPr>
-                      <w:r>
-                        <w:rPr>
-                          <w:rFonts w:hint="eastAsia"/>
-                          <w:color w:val="538135" w:themeColor="accent6" w:themeShade="BF"/>
-                        </w:rPr>
-                        <w:t>PM2.5-Country Key</w:t>
-                      </w:r>
-                    </w:p>
-                    <w:p>
-                      <w:pPr>
-                        <w:rPr>
-                          <w:color w:val="538135" w:themeColor="accent6" w:themeShade="BF"/>
-                        </w:rPr>
-                      </w:pPr>
-                      <w:r>
-                        <w:rPr>
-                          <w:rFonts w:hint="eastAsia"/>
-                          <w:color w:val="538135" w:themeColor="accent6" w:themeShade="BF"/>
-                        </w:rPr>
-                        <w:t>PM2.5-City Key</w:t>
-                      </w:r>
-                    </w:p>
-                    <w:p>
-                      <w:pPr>
-                        <w:rPr>
-                          <w:color w:val="538135" w:themeColor="accent6" w:themeShade="BF"/>
-                        </w:rPr>
-                      </w:pPr>
-                      <w:proofErr w:type="spellStart"/>
-                      <w:r>
-                        <w:rPr>
-                          <w:rFonts w:hint="eastAsia"/>
-                          <w:color w:val="538135" w:themeColor="accent6" w:themeShade="BF"/>
-                        </w:rPr>
-                        <w:t>Trafficlist</w:t>
-                      </w:r>
-                      <w:proofErr w:type="spellEnd"/>
-                      <w:r>
-                        <w:rPr>
-                          <w:rFonts w:hint="eastAsia"/>
-                          <w:color w:val="538135" w:themeColor="accent6" w:themeShade="BF"/>
-                        </w:rPr>
-                        <w:t xml:space="preserve"> Key</w:t>
-                      </w:r>
-                    </w:p>
-                    <w:p/>
-                    <w:p>
-                      <w:pPr>
-                        <w:rPr>
-                          <w:color w:val="0070C0"/>
-                        </w:rPr>
-                      </w:pPr>
-                      <w:r>
-                        <w:rPr>
-                          <w:rFonts w:hint="eastAsia"/>
-                          <w:color w:val="0070C0"/>
-                        </w:rPr>
-                        <w:t>PM2.5</w:t>
-                      </w:r>
-                      <w:r>
-                        <w:rPr>
-                          <w:color w:val="0070C0"/>
-                        </w:rPr>
-                        <w:t>_</w:t>
-                      </w:r>
-                      <w:r>
-                        <w:rPr>
-                          <w:color w:val="0070C0"/>
-                        </w:rPr>
-                        <w:t>μg/m3</w:t>
-                      </w:r>
-                    </w:p>
-                    <w:p>
-                      <w:pPr>
-                        <w:rPr>
-                          <w:color w:val="0070C0"/>
-                        </w:rPr>
-                      </w:pPr>
-                      <w:proofErr w:type="spellStart"/>
-                      <w:r>
-                        <w:rPr>
-                          <w:color w:val="0070C0"/>
-                          <w:lang w:val="pt-PT"/>
-                        </w:rPr>
-                        <w:t>Temperature</w:t>
-                      </w:r>
-                      <w:r>
-                        <w:rPr>
-                          <w:color w:val="0070C0"/>
-                          <w:lang w:val="pt-PT"/>
-                        </w:rPr>
-                        <w:t>_ºC</w:t>
-                      </w:r>
-                      <w:proofErr w:type="spellEnd"/>
-                    </w:p>
-                    <w:p>
-                      <w:pPr>
-                        <w:rPr>
-                          <w:color w:val="0070C0"/>
-                          <w:lang w:val="pt-PT"/>
-                        </w:rPr>
-                      </w:pPr>
-                      <w:proofErr w:type="spellStart"/>
-                      <w:r>
-                        <w:rPr>
-                          <w:color w:val="0070C0"/>
-                          <w:lang w:val="pt-PT"/>
-                        </w:rPr>
-                        <w:t>P</w:t>
-                      </w:r>
-                      <w:r>
-                        <w:rPr>
-                          <w:color w:val="0070C0"/>
-                          <w:lang w:val="pt-PT"/>
-                        </w:rPr>
-                        <w:t>recip_mm</w:t>
-                      </w:r>
-                      <w:proofErr w:type="spellEnd"/>
+                        </w:rPr>
+                        <w:t>μ</w:t>
+                      </w:r>
+                      <w:r>
+                        <w:t>g/m3</w:t>
+                      </w:r>
                     </w:p>
                   </w:txbxContent>
                 </v:textbox>
-                <w10:wrap type="square" anchorx="margin"/>
+                <w10:wrap type="square"/>
               </v:shape>
             </w:pict>
           </mc:Fallback>
         </mc:AlternateContent>
       </w:r>
       <w:r>
+        <w:rPr>
+          <w:rStyle w:val="af2"/>
+          <w:noProof/>
+        </w:rPr>
         <mc:AlternateContent>
           <mc:Choice Requires="wps">
             <w:drawing>
-              <wp:anchor distT="45720" distB="45720" distL="114300" distR="114300" simplePos="0" relativeHeight="251661312" behindDoc="0" locked="0" layoutInCell="1" allowOverlap="1" wp14:anchorId="2F7C3CCA" wp14:editId="07BE24EC">
+              <wp:anchor distT="45720" distB="45720" distL="114300" distR="114300" simplePos="0" relativeHeight="251694080" behindDoc="0" locked="0" layoutInCell="1" allowOverlap="1" wp14:anchorId="6AD7C7AA" wp14:editId="4A445084">
+                <wp:simplePos x="0" y="0"/>
+                <wp:positionH relativeFrom="column">
+                  <wp:posOffset>3642360</wp:posOffset>
+                </wp:positionH>
+                <wp:positionV relativeFrom="paragraph">
+                  <wp:posOffset>167640</wp:posOffset>
+                </wp:positionV>
+                <wp:extent cx="2360930" cy="1404620"/>
+                <wp:effectExtent l="0" t="0" r="5080" b="2540"/>
+                <wp:wrapSquare wrapText="bothSides"/>
+                <wp:docPr id="1431608730" name="文本框 2"/>
+                <wp:cNvGraphicFramePr>
+                  <a:graphicFrameLocks xmlns:a="http://schemas.openxmlformats.org/drawingml/2006/main"/>
+                </wp:cNvGraphicFramePr>
+                <a:graphic xmlns:a="http://schemas.openxmlformats.org/drawingml/2006/main">
+                  <a:graphicData uri="http://schemas.microsoft.com/office/word/2010/wordprocessingShape">
+                    <wps:wsp>
+                      <wps:cNvSpPr txBox="1">
+                        <a:spLocks noChangeArrowheads="1"/>
+                      </wps:cNvSpPr>
+                      <wps:spPr bwMode="auto">
+                        <a:xfrm>
+                          <a:off x="0" y="0"/>
+                          <a:ext cx="2360930" cy="1404620"/>
+                        </a:xfrm>
+                        <a:prstGeom prst="rect">
+                          <a:avLst/>
+                        </a:prstGeom>
+                        <a:solidFill>
+                          <a:srgbClr val="FFFFFF"/>
+                        </a:solidFill>
+                        <a:ln w="9525">
+                          <a:noFill/>
+                          <a:miter lim="800000"/>
+                          <a:headEnd/>
+                          <a:tailEnd/>
+                        </a:ln>
+                      </wps:spPr>
+                      <wps:txbx>
+                        <w:txbxContent>
+                          <w:p>
+                            <w:pPr>
+                              <w:rPr>
+                                <w:b/>
+                                <w:bCs/>
+                                <w:lang w:val="pt-PT"/>
+                              </w:rPr>
+                            </w:pPr>
+                            <w:proofErr w:type="spellStart"/>
+                            <w:r>
+                              <w:rPr>
+                                <w:b/>
+                                <w:bCs/>
+                                <w:lang w:val="pt-PT"/>
+                              </w:rPr>
+                              <w:t>Dim</w:t>
+                            </w:r>
+                            <w:r>
+                              <w:rPr>
+                                <w:b/>
+                                <w:bCs/>
+                                <w:lang w:val="pt-PT"/>
+                              </w:rPr>
+                              <w:t>ForestArea</w:t>
+                            </w:r>
+                            <w:proofErr w:type="spellEnd"/>
+                          </w:p>
+                        </w:txbxContent>
+                      </wps:txbx>
+                      <wps:bodyPr rot="0" vert="horz" wrap="square" lIns="91440" tIns="45720" rIns="91440" bIns="45720" anchor="t" anchorCtr="0">
+                        <a:spAutoFit/>
+                      </wps:bodyPr>
+                    </wps:wsp>
+                  </a:graphicData>
+                </a:graphic>
+                <wp14:sizeRelH relativeFrom="margin">
+                  <wp14:pctWidth>40000</wp14:pctWidth>
+                </wp14:sizeRelH>
+                <wp14:sizeRelV relativeFrom="margin">
+                  <wp14:pctHeight>20000</wp14:pctHeight>
+                </wp14:sizeRelV>
+              </wp:anchor>
+            </w:drawing>
+          </mc:Choice>
+          <mc:Fallback>
+            <w:pict>
+              <v:shape w14:anchorId="6AD7C7AA" id="_x0000_s1028" type="#_x0000_t202" style="position:absolute;left:0;text-align:left;margin-left:286.8pt;margin-top:13.2pt;width:185.9pt;height:110.6pt;z-index:251694080;visibility:visible;mso-wrap-style:square;mso-width-percent:400;mso-height-percent:200;mso-wrap-distance-left:9pt;mso-wrap-distance-top:3.6pt;mso-wrap-distance-right:9pt;mso-wrap-distance-bottom:3.6pt;mso-position-horizontal:absolute;mso-position-horizontal-relative:text;mso-position-vertical:absolute;mso-position-vertical-relative:text;mso-width-percent:400;mso-height-percent:200;mso-width-relative:margin;mso-height-relative:margin;v-text-anchor:top" o:gfxdata="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" stroked="f">
+                <v:textbox style="mso-fit-shape-to-text:t">
+                  <w:txbxContent>
+                    <w:p>
+                      <w:pPr>
+                        <w:rPr>
+                          <w:b/>
+                          <w:bCs/>
+                          <w:lang w:val="pt-PT"/>
+                        </w:rPr>
+                      </w:pPr>
+                      <w:proofErr w:type="spellStart"/>
+                      <w:r>
+                        <w:rPr>
+                          <w:b/>
+                          <w:bCs/>
+                          <w:lang w:val="pt-PT"/>
+                        </w:rPr>
+                        <w:t>Dim</w:t>
+                      </w:r>
+                      <w:r>
+                        <w:rPr>
+                          <w:b/>
+                          <w:bCs/>
+                          <w:lang w:val="pt-PT"/>
+                        </w:rPr>
+                        <w:t>ForestArea</w:t>
+                      </w:r>
+                      <w:proofErr w:type="spellEnd"/>
+                    </w:p>
+                  </w:txbxContent>
+                </v:textbox>
+                <w10:wrap type="square"/>
+              </v:shape>
+            </w:pict>
+          </mc:Fallback>
+        </mc:AlternateContent>
+      </w:r>
+    </w:p>
+    <w:p>
+      <w:r>
+        <w:rPr>
+          <w:noProof/>
+        </w:rPr>
+        <mc:AlternateContent>
+          <mc:Choice Requires="wps">
+            <w:drawing>
+              <wp:anchor distT="0" distB="0" distL="114300" distR="114300" simplePos="0" relativeHeight="251717632" behindDoc="0" locked="0" layoutInCell="1" allowOverlap="1" wp14:anchorId="7270C0D9" wp14:editId="70C290C3">
+                <wp:simplePos x="0" y="0"/>
+                <wp:positionH relativeFrom="column">
+                  <wp:posOffset>899160</wp:posOffset>
+                </wp:positionH>
+                <wp:positionV relativeFrom="paragraph">
+                  <wp:posOffset>3208020</wp:posOffset>
+                </wp:positionV>
+                <wp:extent cx="762000" cy="496570"/>
+                <wp:effectExtent l="38100" t="0" r="19050" b="55880"/>
+                <wp:wrapNone/>
+                <wp:docPr id="240824267" name="直接箭头连接符 3"/>
+                <wp:cNvGraphicFramePr/>
+                <a:graphic xmlns:a="http://schemas.openxmlformats.org/drawingml/2006/main">
+                  <a:graphicData uri="http://schemas.microsoft.com/office/word/2010/wordprocessingShape">
+                    <wps:wsp>
+                      <wps:cNvCnPr/>
+                      <wps:spPr>
+                        <a:xfrm flipH="1">
+                          <a:off x="0" y="0"/>
+                          <a:ext cx="762000" cy="496570"/>
+                        </a:xfrm>
+                        <a:prstGeom prst="straightConnector1">
+                          <a:avLst/>
+                        </a:prstGeom>
+                        <a:ln>
+                          <a:tailEnd type="triangle"/>
+                        </a:ln>
+                      </wps:spPr>
+                      <wps:style>
+                        <a:lnRef idx="1">
+                          <a:schemeClr val="dk1"/>
+                        </a:lnRef>
+                        <a:fillRef idx="0">
+                          <a:schemeClr val="dk1"/>
+                        </a:fillRef>
+                        <a:effectRef idx="0">
+                          <a:schemeClr val="dk1"/>
+                        </a:effectRef>
+                        <a:fontRef idx="minor">
+                          <a:schemeClr val="tx1"/>
+                        </a:fontRef>
+                      </wps:style>
+                      <wps:bodyPr/>
+                    </wps:wsp>
+                  </a:graphicData>
+                </a:graphic>
+                <wp14:sizeRelH relativeFrom="margin">
+                  <wp14:pctWidth>0</wp14:pctWidth>
+                </wp14:sizeRelH>
+                <wp14:sizeRelV relativeFrom="margin">
+                  <wp14:pctHeight>0</wp14:pctHeight>
+                </wp14:sizeRelV>
+              </wp:anchor>
+            </w:drawing>
+          </mc:Choice>
+          <mc:Fallback>
+            <w:pict>
+              <v:shapetype w14:anchorId="7C889C91" id="_x0000_t32" coordsize="21600,21600" o:spt="32" o:oned="t" path="m,l21600,21600e" filled="f">
+                <v:path arrowok="t" fillok="f" o:connecttype="none"/>
+                <o:lock v:ext="edit" shapetype="t"/>
+              </v:shapetype>
+              <v:shape id="直接箭头连接符 3" o:spid="_x0000_s1026" type="#_x0000_t32" style="position:absolute;margin-left:70.8pt;margin-top:252.6pt;width:60pt;height:39.1pt;flip:x;z-index:251717632;visibility:visible;mso-wrap-style:square;mso-width-percent:0;mso-height-percent:0;mso-wrap-distance-left:9pt;mso-wrap-distance-top:0;mso-wrap-distance-right:9pt;mso-wrap-distance-bottom:0;mso-position-horizontal:absolute;mso-position-horizontal-relative:text;mso-position-vertical:absolute;mso-position-vertical-relative:text;mso-width-percent:0;mso-height-percent:0;mso-width-relative:margin;mso-height-relative:margin" o:gfxdata="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" strokecolor="black [3200]" strokeweight=".5pt">
+                <v:stroke endarrow="block" joinstyle="miter"/>
+              </v:shape>
+            </w:pict>
+          </mc:Fallback>
+        </mc:AlternateContent>
+      </w:r>
+      <w:r>
+        <w:rPr>
+          <w:noProof/>
+        </w:rPr>
+        <mc:AlternateContent>
+          <mc:Choice Requires="wps">
+            <w:drawing>
+              <wp:anchor distT="0" distB="0" distL="114300" distR="114300" simplePos="0" relativeHeight="251709440" behindDoc="0" locked="0" layoutInCell="1" allowOverlap="1" wp14:anchorId="6ED14235" wp14:editId="6F066940">
+                <wp:simplePos x="0" y="0"/>
+                <wp:positionH relativeFrom="column">
+                  <wp:posOffset>1295400</wp:posOffset>
+                </wp:positionH>
+                <wp:positionV relativeFrom="paragraph">
+                  <wp:posOffset>1828800</wp:posOffset>
+                </wp:positionV>
+                <wp:extent cx="381000" cy="372110"/>
+                <wp:effectExtent l="38100" t="0" r="19050" b="66040"/>
+                <wp:wrapNone/>
+                <wp:docPr id="117117880" name="直接箭头连接符 3"/>
+                <wp:cNvGraphicFramePr/>
+                <a:graphic xmlns:a="http://schemas.openxmlformats.org/drawingml/2006/main">
+                  <a:graphicData uri="http://schemas.microsoft.com/office/word/2010/wordprocessingShape">
+                    <wps:wsp>
+                      <wps:cNvCnPr/>
+                      <wps:spPr>
+                        <a:xfrm flipH="1">
+                          <a:off x="0" y="0"/>
+                          <a:ext cx="381000" cy="372110"/>
+                        </a:xfrm>
+                        <a:prstGeom prst="straightConnector1">
+                          <a:avLst/>
+                        </a:prstGeom>
+                        <a:ln>
+                          <a:tailEnd type="triangle"/>
+                        </a:ln>
+                      </wps:spPr>
+                      <wps:style>
+                        <a:lnRef idx="1">
+                          <a:schemeClr val="dk1"/>
+                        </a:lnRef>
+                        <a:fillRef idx="0">
+                          <a:schemeClr val="dk1"/>
+                        </a:fillRef>
+                        <a:effectRef idx="0">
+                          <a:schemeClr val="dk1"/>
+                        </a:effectRef>
+                        <a:fontRef idx="minor">
+                          <a:schemeClr val="tx1"/>
+                        </a:fontRef>
+                      </wps:style>
+                      <wps:bodyPr/>
+                    </wps:wsp>
+                  </a:graphicData>
+                </a:graphic>
+                <wp14:sizeRelH relativeFrom="margin">
+                  <wp14:pctWidth>0</wp14:pctWidth>
+                </wp14:sizeRelH>
+                <wp14:sizeRelV relativeFrom="margin">
+                  <wp14:pctHeight>0</wp14:pctHeight>
+                </wp14:sizeRelV>
+              </wp:anchor>
+            </w:drawing>
+          </mc:Choice>
+          <mc:Fallback>
+            <w:pict>
+              <v:shape w14:anchorId="19538E68" id="直接箭头连接符 3" o:spid="_x0000_s1026" type="#_x0000_t32" style="position:absolute;margin-left:102pt;margin-top:2in;width:30pt;height:29.3pt;flip:x;z-index:251709440;visibility:visible;mso-wrap-style:square;mso-width-percent:0;mso-height-percent:0;mso-wrap-distance-left:9pt;mso-wrap-distance-top:0;mso-wrap-distance-right:9pt;mso-wrap-distance-bottom:0;mso-position-horizontal:absolute;mso-position-horizontal-relative:text;mso-position-vertical:absolute;mso-position-vertical-relative:text;mso-width-percent:0;mso-height-percent:0;mso-width-relative:margin;mso-height-relative:margin" o:gfxdata="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" strokecolor="black [3200]" strokeweight=".5pt">
+                <v:stroke endarrow="block" joinstyle="miter"/>
+              </v:shape>
+            </w:pict>
+          </mc:Fallback>
+        </mc:AlternateContent>
+      </w:r>
+      <w:r>
+        <w:rPr>
+          <w:noProof/>
+        </w:rPr>
+        <mc:AlternateContent>
+          <mc:Choice Requires="wps">
+            <w:drawing>
+              <wp:anchor distT="0" distB="0" distL="114300" distR="114300" simplePos="0" relativeHeight="251715584" behindDoc="0" locked="0" layoutInCell="1" allowOverlap="1" wp14:anchorId="7A119DE6" wp14:editId="79303B6E">
+                <wp:simplePos x="0" y="0"/>
+                <wp:positionH relativeFrom="column">
+                  <wp:posOffset>1318260</wp:posOffset>
+                </wp:positionH>
+                <wp:positionV relativeFrom="paragraph">
+                  <wp:posOffset>2407920</wp:posOffset>
+                </wp:positionV>
+                <wp:extent cx="350520" cy="2180590"/>
+                <wp:effectExtent l="57150" t="0" r="30480" b="48260"/>
+                <wp:wrapNone/>
+                <wp:docPr id="309642200" name="直接箭头连接符 3"/>
+                <wp:cNvGraphicFramePr/>
+                <a:graphic xmlns:a="http://schemas.openxmlformats.org/drawingml/2006/main">
+                  <a:graphicData uri="http://schemas.microsoft.com/office/word/2010/wordprocessingShape">
+                    <wps:wsp>
+                      <wps:cNvCnPr/>
+                      <wps:spPr>
+                        <a:xfrm flipH="1">
+                          <a:off x="0" y="0"/>
+                          <a:ext cx="350520" cy="2180590"/>
+                        </a:xfrm>
+                        <a:prstGeom prst="straightConnector1">
+                          <a:avLst/>
+                        </a:prstGeom>
+                        <a:ln>
+                          <a:tailEnd type="triangle"/>
+                        </a:ln>
+                      </wps:spPr>
+                      <wps:style>
+                        <a:lnRef idx="1">
+                          <a:schemeClr val="dk1"/>
+                        </a:lnRef>
+                        <a:fillRef idx="0">
+                          <a:schemeClr val="dk1"/>
+                        </a:fillRef>
+                        <a:effectRef idx="0">
+                          <a:schemeClr val="dk1"/>
+                        </a:effectRef>
+                        <a:fontRef idx="minor">
+                          <a:schemeClr val="tx1"/>
+                        </a:fontRef>
+                      </wps:style>
+                      <wps:bodyPr/>
+                    </wps:wsp>
+                  </a:graphicData>
+                </a:graphic>
+                <wp14:sizeRelH relativeFrom="margin">
+                  <wp14:pctWidth>0</wp14:pctWidth>
+                </wp14:sizeRelH>
+                <wp14:sizeRelV relativeFrom="margin">
+                  <wp14:pctHeight>0</wp14:pctHeight>
+                </wp14:sizeRelV>
+              </wp:anchor>
+            </w:drawing>
+          </mc:Choice>
+          <mc:Fallback>
+            <w:pict>
+              <v:shape w14:anchorId="339725D2" id="直接箭头连接符 3" o:spid="_x0000_s1026" type="#_x0000_t32" style="position:absolute;margin-left:103.8pt;margin-top:189.6pt;width:27.6pt;height:171.7pt;flip:x;z-index:251715584;visibility:visible;mso-wrap-style:square;mso-width-percent:0;mso-height-percent:0;mso-wrap-distance-left:9pt;mso-wrap-distance-top:0;mso-wrap-distance-right:9pt;mso-wrap-distance-bottom:0;mso-position-horizontal:absolute;mso-position-horizontal-relative:text;mso-position-vertical:absolute;mso-position-vertical-relative:text;mso-width-percent:0;mso-height-percent:0;mso-width-relative:margin;mso-height-relative:margin" o:gfxdata="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" strokecolor="black [3200]" strokeweight=".5pt">
+                <v:stroke endarrow="block" joinstyle="miter"/>
+              </v:shape>
+            </w:pict>
+          </mc:Fallback>
+        </mc:AlternateContent>
+      </w:r>
+      <w:r>
+        <w:rPr>
+          <w:noProof/>
+        </w:rPr>
+        <mc:AlternateContent>
+          <mc:Choice Requires="wps">
+            <w:drawing>
+              <wp:anchor distT="0" distB="0" distL="114300" distR="114300" simplePos="0" relativeHeight="251711488" behindDoc="0" locked="0" layoutInCell="1" allowOverlap="1" wp14:anchorId="62E7F793" wp14:editId="2905854C">
+                <wp:simplePos x="0" y="0"/>
+                <wp:positionH relativeFrom="column">
+                  <wp:posOffset>3604260</wp:posOffset>
+                </wp:positionH>
+                <wp:positionV relativeFrom="paragraph">
+                  <wp:posOffset>2865120</wp:posOffset>
+                </wp:positionV>
+                <wp:extent cx="358140" cy="899160"/>
+                <wp:effectExtent l="0" t="0" r="60960" b="53340"/>
+                <wp:wrapNone/>
+                <wp:docPr id="1128919780" name="直接箭头连接符 3"/>
+                <wp:cNvGraphicFramePr/>
+                <a:graphic xmlns:a="http://schemas.openxmlformats.org/drawingml/2006/main">
+                  <a:graphicData uri="http://schemas.microsoft.com/office/word/2010/wordprocessingShape">
+                    <wps:wsp>
+                      <wps:cNvCnPr/>
+                      <wps:spPr>
+                        <a:xfrm>
+                          <a:off x="0" y="0"/>
+                          <a:ext cx="358140" cy="899160"/>
+                        </a:xfrm>
+                        <a:prstGeom prst="straightConnector1">
+                          <a:avLst/>
+                        </a:prstGeom>
+                        <a:ln>
+                          <a:tailEnd type="triangle"/>
+                        </a:ln>
+                      </wps:spPr>
+                      <wps:style>
+                        <a:lnRef idx="1">
+                          <a:schemeClr val="dk1"/>
+                        </a:lnRef>
+                        <a:fillRef idx="0">
+                          <a:schemeClr val="dk1"/>
+                        </a:fillRef>
+                        <a:effectRef idx="0">
+                          <a:schemeClr val="dk1"/>
+                        </a:effectRef>
+                        <a:fontRef idx="minor">
+                          <a:schemeClr val="tx1"/>
+                        </a:fontRef>
+                      </wps:style>
+                      <wps:bodyPr/>
+                    </wps:wsp>
+                  </a:graphicData>
+                </a:graphic>
+                <wp14:sizeRelH relativeFrom="margin">
+                  <wp14:pctWidth>0</wp14:pctWidth>
+                </wp14:sizeRelH>
+                <wp14:sizeRelV relativeFrom="margin">
+                  <wp14:pctHeight>0</wp14:pctHeight>
+                </wp14:sizeRelV>
+              </wp:anchor>
+            </w:drawing>
+          </mc:Choice>
+          <mc:Fallback>
+            <w:pict>
+              <v:shape w14:anchorId="51C17419" id="直接箭头连接符 3" o:spid="_x0000_s1026" type="#_x0000_t32" style="position:absolute;margin-left:283.8pt;margin-top:225.6pt;width:28.2pt;height:70.8pt;z-index:251711488;visibility:visible;mso-wrap-style:square;mso-width-percent:0;mso-height-percent:0;mso-wrap-distance-left:9pt;mso-wrap-distance-top:0;mso-wrap-distance-right:9pt;mso-wrap-distance-bottom:0;mso-position-horizontal:absolute;mso-position-horizontal-relative:text;mso-position-vertical:absolute;mso-position-vertical-relative:text;mso-width-percent:0;mso-height-percent:0;mso-width-relative:margin;mso-height-relative:margin" o:gfxdata="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" strokecolor="black [3200]" strokeweight=".5pt">
+                <v:stroke endarrow="block" joinstyle="miter"/>
+              </v:shape>
+            </w:pict>
+          </mc:Fallback>
+        </mc:AlternateContent>
+      </w:r>
+      <w:r>
+        <w:rPr>
+          <w:noProof/>
+        </w:rPr>
+        <mc:AlternateContent>
+          <mc:Choice Requires="wps">
+            <w:drawing>
+              <wp:anchor distT="0" distB="0" distL="114300" distR="114300" simplePos="0" relativeHeight="251713536" behindDoc="0" locked="0" layoutInCell="1" allowOverlap="1" wp14:anchorId="2024A77D" wp14:editId="6AB09397">
+                <wp:simplePos x="0" y="0"/>
+                <wp:positionH relativeFrom="column">
+                  <wp:posOffset>3589020</wp:posOffset>
+                </wp:positionH>
+                <wp:positionV relativeFrom="paragraph">
+                  <wp:posOffset>1988820</wp:posOffset>
+                </wp:positionV>
+                <wp:extent cx="411480" cy="190500"/>
+                <wp:effectExtent l="0" t="0" r="83820" b="57150"/>
+                <wp:wrapNone/>
+                <wp:docPr id="1171582518" name="直接箭头连接符 3"/>
+                <wp:cNvGraphicFramePr/>
+                <a:graphic xmlns:a="http://schemas.openxmlformats.org/drawingml/2006/main">
+                  <a:graphicData uri="http://schemas.microsoft.com/office/word/2010/wordprocessingShape">
+                    <wps:wsp>
+                      <wps:cNvCnPr/>
+                      <wps:spPr>
+                        <a:xfrm>
+                          <a:off x="0" y="0"/>
+                          <a:ext cx="411480" cy="190500"/>
+                        </a:xfrm>
+                        <a:prstGeom prst="straightConnector1">
+                          <a:avLst/>
+                        </a:prstGeom>
+                        <a:ln>
+                          <a:tailEnd type="triangle"/>
+                        </a:ln>
+                      </wps:spPr>
+                      <wps:style>
+                        <a:lnRef idx="1">
+                          <a:schemeClr val="dk1"/>
+                        </a:lnRef>
+                        <a:fillRef idx="0">
+                          <a:schemeClr val="dk1"/>
+                        </a:fillRef>
+                        <a:effectRef idx="0">
+                          <a:schemeClr val="dk1"/>
+                        </a:effectRef>
+                        <a:fontRef idx="minor">
+                          <a:schemeClr val="tx1"/>
+                        </a:fontRef>
+                      </wps:style>
+                      <wps:bodyPr/>
+                    </wps:wsp>
+                  </a:graphicData>
+                </a:graphic>
+                <wp14:sizeRelH relativeFrom="margin">
+                  <wp14:pctWidth>0</wp14:pctWidth>
+                </wp14:sizeRelH>
+                <wp14:sizeRelV relativeFrom="margin">
+                  <wp14:pctHeight>0</wp14:pctHeight>
+                </wp14:sizeRelV>
+              </wp:anchor>
+            </w:drawing>
+          </mc:Choice>
+          <mc:Fallback>
+            <w:pict>
+              <v:shape w14:anchorId="27A5BE13" id="直接箭头连接符 3" o:spid="_x0000_s1026" type="#_x0000_t32" style="position:absolute;margin-left:282.6pt;margin-top:156.6pt;width:32.4pt;height:15pt;z-index:251713536;visibility:visible;mso-wrap-style:square;mso-width-percent:0;mso-height-percent:0;mso-wrap-distance-left:9pt;mso-wrap-distance-top:0;mso-wrap-distance-right:9pt;mso-wrap-distance-bottom:0;mso-position-horizontal:absolute;mso-position-horizontal-relative:text;mso-position-vertical:absolute;mso-position-vertical-relative:text;mso-width-percent:0;mso-height-percent:0;mso-width-relative:margin;mso-height-relative:margin" o:gfxdata="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" strokecolor="black [3200]" strokeweight=".5pt">
+                <v:stroke endarrow="block" joinstyle="miter"/>
+              </v:shape>
+            </w:pict>
+          </mc:Fallback>
+        </mc:AlternateContent>
+      </w:r>
+      <w:r>
+        <w:rPr>
+          <w:noProof/>
+        </w:rPr>
+        <mc:AlternateContent>
+          <mc:Choice Requires="wps">
+            <w:drawing>
+              <wp:anchor distT="0" distB="0" distL="114300" distR="114300" simplePos="0" relativeHeight="251707392" behindDoc="0" locked="0" layoutInCell="1" allowOverlap="1" wp14:anchorId="3AAB0D51" wp14:editId="16A07189">
+                <wp:simplePos x="0" y="0"/>
+                <wp:positionH relativeFrom="column">
+                  <wp:posOffset>3223260</wp:posOffset>
+                </wp:positionH>
+                <wp:positionV relativeFrom="paragraph">
+                  <wp:posOffset>426720</wp:posOffset>
+                </wp:positionV>
+                <wp:extent cx="426720" cy="999490"/>
+                <wp:effectExtent l="0" t="38100" r="49530" b="29210"/>
+                <wp:wrapNone/>
+                <wp:docPr id="1544565391" name="直接箭头连接符 3"/>
+                <wp:cNvGraphicFramePr/>
+                <a:graphic xmlns:a="http://schemas.openxmlformats.org/drawingml/2006/main">
+                  <a:graphicData uri="http://schemas.microsoft.com/office/word/2010/wordprocessingShape">
+                    <wps:wsp>
+                      <wps:cNvCnPr/>
+                      <wps:spPr>
+                        <a:xfrm flipV="1">
+                          <a:off x="0" y="0"/>
+                          <a:ext cx="426720" cy="999490"/>
+                        </a:xfrm>
+                        <a:prstGeom prst="straightConnector1">
+                          <a:avLst/>
+                        </a:prstGeom>
+                        <a:ln>
+                          <a:tailEnd type="triangle"/>
+                        </a:ln>
+                      </wps:spPr>
+                      <wps:style>
+                        <a:lnRef idx="1">
+                          <a:schemeClr val="dk1"/>
+                        </a:lnRef>
+                        <a:fillRef idx="0">
+                          <a:schemeClr val="dk1"/>
+                        </a:fillRef>
+                        <a:effectRef idx="0">
+                          <a:schemeClr val="dk1"/>
+                        </a:effectRef>
+                        <a:fontRef idx="minor">
+                          <a:schemeClr val="tx1"/>
+                        </a:fontRef>
+                      </wps:style>
+                      <wps:bodyPr/>
+                    </wps:wsp>
+                  </a:graphicData>
+                </a:graphic>
+                <wp14:sizeRelH relativeFrom="margin">
+                  <wp14:pctWidth>0</wp14:pctWidth>
+                </wp14:sizeRelH>
+                <wp14:sizeRelV relativeFrom="margin">
+                  <wp14:pctHeight>0</wp14:pctHeight>
+                </wp14:sizeRelV>
+              </wp:anchor>
+            </w:drawing>
+          </mc:Choice>
+          <mc:Fallback>
+            <w:pict>
+              <v:shape w14:anchorId="19FABAD5" id="直接箭头连接符 3" o:spid="_x0000_s1026" type="#_x0000_t32" style="position:absolute;margin-left:253.8pt;margin-top:33.6pt;width:33.6pt;height:78.7pt;flip:y;z-index:251707392;visibility:visible;mso-wrap-style:square;mso-width-percent:0;mso-height-percent:0;mso-wrap-distance-left:9pt;mso-wrap-distance-top:0;mso-wrap-distance-right:9pt;mso-wrap-distance-bottom:0;mso-position-horizontal:absolute;mso-position-horizontal-relative:text;mso-position-vertical:absolute;mso-position-vertical-relative:text;mso-width-percent:0;mso-height-percent:0;mso-width-relative:margin;mso-height-relative:margin" o:gfxdata="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" strokecolor="black [3200]" strokeweight=".5pt">
+                <v:stroke endarrow="block" joinstyle="miter"/>
+              </v:shape>
+            </w:pict>
+          </mc:Fallback>
+        </mc:AlternateContent>
+      </w:r>
+      <w:r>
+        <w:rPr>
+          <w:noProof/>
+        </w:rPr>
+        <mc:AlternateContent>
+          <mc:Choice Requires="wps">
+            <w:drawing>
+              <wp:anchor distT="0" distB="0" distL="114300" distR="114300" simplePos="0" relativeHeight="251705344" behindDoc="0" locked="0" layoutInCell="1" allowOverlap="1" wp14:anchorId="1F636181" wp14:editId="0EB622B3">
+                <wp:simplePos x="0" y="0"/>
+                <wp:positionH relativeFrom="column">
+                  <wp:posOffset>1577339</wp:posOffset>
+                </wp:positionH>
+                <wp:positionV relativeFrom="paragraph">
+                  <wp:posOffset>952500</wp:posOffset>
+                </wp:positionV>
+                <wp:extent cx="159385" cy="473710"/>
+                <wp:effectExtent l="38100" t="38100" r="31115" b="21590"/>
+                <wp:wrapNone/>
+                <wp:docPr id="1655850199" name="直接箭头连接符 3"/>
+                <wp:cNvGraphicFramePr/>
+                <a:graphic xmlns:a="http://schemas.openxmlformats.org/drawingml/2006/main">
+                  <a:graphicData uri="http://schemas.microsoft.com/office/word/2010/wordprocessingShape">
+                    <wps:wsp>
+                      <wps:cNvCnPr/>
+                      <wps:spPr>
+                        <a:xfrm flipH="1" flipV="1">
+                          <a:off x="0" y="0"/>
+                          <a:ext cx="159385" cy="473710"/>
+                        </a:xfrm>
+                        <a:prstGeom prst="straightConnector1">
+                          <a:avLst/>
+                        </a:prstGeom>
+                        <a:ln>
+                          <a:tailEnd type="triangle"/>
+                        </a:ln>
+                      </wps:spPr>
+                      <wps:style>
+                        <a:lnRef idx="1">
+                          <a:schemeClr val="dk1"/>
+                        </a:lnRef>
+                        <a:fillRef idx="0">
+                          <a:schemeClr val="dk1"/>
+                        </a:fillRef>
+                        <a:effectRef idx="0">
+                          <a:schemeClr val="dk1"/>
+                        </a:effectRef>
+                        <a:fontRef idx="minor">
+                          <a:schemeClr val="tx1"/>
+                        </a:fontRef>
+                      </wps:style>
+                      <wps:bodyPr/>
+                    </wps:wsp>
+                  </a:graphicData>
+                </a:graphic>
+                <wp14:sizeRelH relativeFrom="margin">
+                  <wp14:pctWidth>0</wp14:pctWidth>
+                </wp14:sizeRelH>
+                <wp14:sizeRelV relativeFrom="margin">
+                  <wp14:pctHeight>0</wp14:pctHeight>
+                </wp14:sizeRelV>
+              </wp:anchor>
+            </w:drawing>
+          </mc:Choice>
+          <mc:Fallback>
+            <w:pict>
+              <v:shape w14:anchorId="7E2E84F1" id="直接箭头连接符 3" o:spid="_x0000_s1026" type="#_x0000_t32" style="position:absolute;margin-left:124.2pt;margin-top:75pt;width:12.55pt;height:37.3pt;flip:x y;z-index:251705344;visibility:visible;mso-wrap-style:square;mso-width-percent:0;mso-height-percent:0;mso-wrap-distance-left:9pt;mso-wrap-distance-top:0;mso-wrap-distance-right:9pt;mso-wrap-distance-bottom:0;mso-position-horizontal:absolute;mso-position-horizontal-relative:text;mso-position-vertical:absolute;mso-position-vertical-relative:text;mso-width-percent:0;mso-height-percent:0;mso-width-relative:margin;mso-height-relative:margin" o:gfxdata="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" strokecolor="black [3200]" strokeweight=".5pt">
+                <v:stroke endarrow="block" joinstyle="miter"/>
+              </v:shape>
+            </w:pict>
+          </mc:Fallback>
+        </mc:AlternateContent>
+      </w:r>
+      <w:r>
+        <w:rPr>
+          <w:noProof/>
+        </w:rPr>
+        <mc:AlternateContent>
+          <mc:Choice Requires="wps">
+            <w:drawing>
+              <wp:anchor distT="0" distB="0" distL="114300" distR="114300" simplePos="0" relativeHeight="251701248" behindDoc="0" locked="0" layoutInCell="1" allowOverlap="1" wp14:anchorId="7DFC5567" wp14:editId="792AD1A7">
+                <wp:simplePos x="0" y="0"/>
+                <wp:positionH relativeFrom="column">
+                  <wp:posOffset>2811779</wp:posOffset>
+                </wp:positionH>
+                <wp:positionV relativeFrom="paragraph">
+                  <wp:posOffset>4084320</wp:posOffset>
+                </wp:positionV>
+                <wp:extent cx="45719" cy="563880"/>
+                <wp:effectExtent l="38100" t="0" r="50165" b="64770"/>
+                <wp:wrapNone/>
+                <wp:docPr id="865617864" name="直接箭头连接符 3"/>
+                <wp:cNvGraphicFramePr/>
+                <a:graphic xmlns:a="http://schemas.openxmlformats.org/drawingml/2006/main">
+                  <a:graphicData uri="http://schemas.microsoft.com/office/word/2010/wordprocessingShape">
+                    <wps:wsp>
+                      <wps:cNvCnPr/>
+                      <wps:spPr>
+                        <a:xfrm flipH="1">
+                          <a:off x="0" y="0"/>
+                          <a:ext cx="45719" cy="563880"/>
+                        </a:xfrm>
+                        <a:prstGeom prst="straightConnector1">
+                          <a:avLst/>
+                        </a:prstGeom>
+                        <a:ln>
+                          <a:tailEnd type="triangle"/>
+                        </a:ln>
+                      </wps:spPr>
+                      <wps:style>
+                        <a:lnRef idx="1">
+                          <a:schemeClr val="dk1"/>
+                        </a:lnRef>
+                        <a:fillRef idx="0">
+                          <a:schemeClr val="dk1"/>
+                        </a:fillRef>
+                        <a:effectRef idx="0">
+                          <a:schemeClr val="dk1"/>
+                        </a:effectRef>
+                        <a:fontRef idx="minor">
+                          <a:schemeClr val="tx1"/>
+                        </a:fontRef>
+                      </wps:style>
+                      <wps:bodyPr/>
+                    </wps:wsp>
+                  </a:graphicData>
+                </a:graphic>
+                <wp14:sizeRelH relativeFrom="margin">
+                  <wp14:pctWidth>0</wp14:pctWidth>
+                </wp14:sizeRelH>
+                <wp14:sizeRelV relativeFrom="margin">
+                  <wp14:pctHeight>0</wp14:pctHeight>
+                </wp14:sizeRelV>
+              </wp:anchor>
+            </w:drawing>
+          </mc:Choice>
+          <mc:Fallback>
+            <w:pict>
+              <v:shape w14:anchorId="6F04B084" id="直接箭头连接符 3" o:spid="_x0000_s1026" type="#_x0000_t32" style="position:absolute;margin-left:221.4pt;margin-top:321.6pt;width:3.6pt;height:44.4pt;flip:x;z-index:251701248;visibility:visible;mso-wrap-style:square;mso-width-percent:0;mso-height-percent:0;mso-wrap-distance-left:9pt;mso-wrap-distance-top:0;mso-wrap-distance-right:9pt;mso-wrap-distance-bottom:0;mso-position-horizontal:absolute;mso-position-horizontal-relative:text;mso-position-vertical:absolute;mso-position-vertical-relative:text;mso-width-percent:0;mso-height-percent:0;mso-width-relative:margin;mso-height-relative:margin" o:gfxdata="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" strokecolor="black [3200]" strokeweight=".5pt">
+                <v:stroke endarrow="block" joinstyle="miter"/>
+              </v:shape>
+            </w:pict>
+          </mc:Fallback>
+        </mc:AlternateContent>
+      </w:r>
+      <w:r>
+        <w:rPr>
+          <w:noProof/>
+        </w:rPr>
+        <mc:AlternateContent>
+          <mc:Choice Requires="wps">
+            <w:drawing>
+              <wp:anchor distT="0" distB="0" distL="114300" distR="114300" simplePos="0" relativeHeight="251703296" behindDoc="0" locked="0" layoutInCell="1" allowOverlap="1" wp14:anchorId="38961036" wp14:editId="72AEFF48">
+                <wp:simplePos x="0" y="0"/>
+                <wp:positionH relativeFrom="column">
+                  <wp:posOffset>3261360</wp:posOffset>
+                </wp:positionH>
+                <wp:positionV relativeFrom="paragraph">
+                  <wp:posOffset>4091940</wp:posOffset>
+                </wp:positionV>
+                <wp:extent cx="1036320" cy="876300"/>
+                <wp:effectExtent l="0" t="0" r="68580" b="57150"/>
+                <wp:wrapNone/>
+                <wp:docPr id="1290854036" name="直接箭头连接符 3"/>
+                <wp:cNvGraphicFramePr/>
+                <a:graphic xmlns:a="http://schemas.openxmlformats.org/drawingml/2006/main">
+                  <a:graphicData uri="http://schemas.microsoft.com/office/word/2010/wordprocessingShape">
+                    <wps:wsp>
+                      <wps:cNvCnPr/>
+                      <wps:spPr>
+                        <a:xfrm>
+                          <a:off x="0" y="0"/>
+                          <a:ext cx="1036320" cy="876300"/>
+                        </a:xfrm>
+                        <a:prstGeom prst="straightConnector1">
+                          <a:avLst/>
+                        </a:prstGeom>
+                        <a:ln>
+                          <a:tailEnd type="triangle"/>
+                        </a:ln>
+                      </wps:spPr>
+                      <wps:style>
+                        <a:lnRef idx="1">
+                          <a:schemeClr val="dk1"/>
+                        </a:lnRef>
+                        <a:fillRef idx="0">
+                          <a:schemeClr val="dk1"/>
+                        </a:fillRef>
+                        <a:effectRef idx="0">
+                          <a:schemeClr val="dk1"/>
+                        </a:effectRef>
+                        <a:fontRef idx="minor">
+                          <a:schemeClr val="tx1"/>
+                        </a:fontRef>
+                      </wps:style>
+                      <wps:bodyPr/>
+                    </wps:wsp>
+                  </a:graphicData>
+                </a:graphic>
+                <wp14:sizeRelH relativeFrom="margin">
+                  <wp14:pctWidth>0</wp14:pctWidth>
+                </wp14:sizeRelH>
+                <wp14:sizeRelV relativeFrom="margin">
+                  <wp14:pctHeight>0</wp14:pctHeight>
+                </wp14:sizeRelV>
+              </wp:anchor>
+            </w:drawing>
+          </mc:Choice>
+          <mc:Fallback>
+            <w:pict>
+              <v:shape w14:anchorId="1FE74C9D" id="直接箭头连接符 3" o:spid="_x0000_s1026" type="#_x0000_t32" style="position:absolute;margin-left:256.8pt;margin-top:322.2pt;width:81.6pt;height:69pt;z-index:251703296;visibility:visible;mso-wrap-style:square;mso-width-percent:0;mso-height-percent:0;mso-wrap-distance-left:9pt;mso-wrap-distance-top:0;mso-wrap-distance-right:9pt;mso-wrap-distance-bottom:0;mso-position-horizontal:absolute;mso-position-horizontal-relative:text;mso-position-vertical:absolute;mso-position-vertical-relative:text;mso-width-percent:0;mso-height-percent:0;mso-width-relative:margin;mso-height-relative:margin" o:gfxdata="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" strokecolor="black [3200]" strokeweight=".5pt">
+                <v:stroke endarrow="block" joinstyle="miter"/>
+              </v:shape>
+            </w:pict>
+          </mc:Fallback>
+        </mc:AlternateContent>
+      </w:r>
+      <w:r>
+        <w:rPr>
+          <w:noProof/>
+        </w:rPr>
+        <mc:AlternateContent>
+          <mc:Choice Requires="wps">
+            <w:drawing>
+              <wp:anchor distT="45720" distB="45720" distL="114300" distR="114300" simplePos="0" relativeHeight="251661312" behindDoc="0" locked="0" layoutInCell="1" allowOverlap="1" wp14:anchorId="2F7C3CCA" wp14:editId="66120F16">
                 <wp:simplePos x="0" y="0"/>
                 <wp:positionH relativeFrom="margin">
-                  <wp:align>left</wp:align>
+                  <wp:posOffset>-327660</wp:posOffset>
                 </wp:positionH>
                 <wp:positionV relativeFrom="paragraph">
                   <wp:posOffset>6682740</wp:posOffset>
@@ -1338,6 +1978,9 @@
                           </w:p>
                           <w:p>
                             <w:r>
+                              <w:rPr>
+                                <w:highlight w:val="yellow"/>
+                              </w:rPr>
                               <w:t>Surrogate Key</w:t>
                             </w:r>
                           </w:p>
@@ -1380,7 +2023,7 @@
           </mc:Choice>
           <mc:Fallback>
             <w:pict>
-              <v:shape w14:anchorId="2F7C3CCA" id="_x0000_s1027" type="#_x0000_t202" style="position:absolute;margin-left:0;margin-top:526.2pt;width:185.9pt;height:110.6pt;z-index:251661312;visibility:visible;mso-wrap-style:square;mso-width-percent:400;mso-height-percent:200;mso-wrap-distance-left:9pt;mso-wrap-distance-top:3.6pt;mso-wrap-distance-right:9pt;mso-wrap-distance-bottom:3.6pt;mso-position-horizontal:left;mso-position-horizontal-relative:margin;mso-position-vertical:absolute;mso-position-vertical-relative:text;mso-width-percent:400;mso-height-percent:200;mso-width-relative:margin;mso-height-relative:margin;v-text-anchor:top" o:gfxdata="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">
+              <v:shape w14:anchorId="2F7C3CCA" id="_x0000_s1029" type="#_x0000_t202" style="position:absolute;left:0;text-align:left;margin-left:-25.8pt;margin-top:526.2pt;width:185.9pt;height:110.6pt;z-index:251661312;visibility:visible;mso-wrap-style:square;mso-width-percent:400;mso-height-percent:200;mso-wrap-distance-left:9pt;mso-wrap-distance-top:3.6pt;mso-wrap-distance-right:9pt;mso-wrap-distance-bottom:3.6pt;mso-position-horizontal:absolute;mso-position-horizontal-relative:margin;mso-position-vertical:absolute;mso-position-vertical-relative:text;mso-width-percent:400;mso-height-percent:200;mso-width-relative:margin;mso-height-relative:margin;v-text-anchor:top" o:gfxdata="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">
                 <v:textbox style="mso-fit-shape-to-text:t">
                   <w:txbxContent>
                     <w:p>
@@ -1403,6 +2046,9 @@
                     </w:p>
                     <w:p>
                       <w:r>
+                        <w:rPr>
+                          <w:highlight w:val="yellow"/>
+                        </w:rPr>
                         <w:t>Surrogate Key</w:t>
                       </w:r>
                     </w:p>
@@ -1435,6 +2081,3319 @@
         </mc:AlternateContent>
       </w:r>
       <w:r>
+        <w:rPr>
+          <w:rStyle w:val="af2"/>
+          <w:noProof/>
+        </w:rPr>
+        <mc:AlternateContent>
+          <mc:Choice Requires="wps">
+            <w:drawing>
+              <wp:anchor distT="45720" distB="45720" distL="114300" distR="114300" simplePos="0" relativeHeight="251673600" behindDoc="0" locked="0" layoutInCell="1" allowOverlap="1" wp14:anchorId="3C357E85" wp14:editId="6B8396CC">
+                <wp:simplePos x="0" y="0"/>
+                <wp:positionH relativeFrom="column">
+                  <wp:posOffset>-571500</wp:posOffset>
+                </wp:positionH>
+                <wp:positionV relativeFrom="paragraph">
+                  <wp:posOffset>3726180</wp:posOffset>
+                </wp:positionV>
+                <wp:extent cx="1813560" cy="533400"/>
+                <wp:effectExtent l="0" t="0" r="15240" b="19050"/>
+                <wp:wrapSquare wrapText="bothSides"/>
+                <wp:docPr id="100056363" name="文本框 2"/>
+                <wp:cNvGraphicFramePr>
+                  <a:graphicFrameLocks xmlns:a="http://schemas.openxmlformats.org/drawingml/2006/main"/>
+                </wp:cNvGraphicFramePr>
+                <a:graphic xmlns:a="http://schemas.openxmlformats.org/drawingml/2006/main">
+                  <a:graphicData uri="http://schemas.microsoft.com/office/word/2010/wordprocessingShape">
+                    <wps:wsp>
+                      <wps:cNvSpPr txBox="1">
+                        <a:spLocks noChangeArrowheads="1"/>
+                      </wps:cNvSpPr>
+                      <wps:spPr bwMode="auto">
+                        <a:xfrm>
+                          <a:off x="0" y="0"/>
+                          <a:ext cx="1813560" cy="533400"/>
+                        </a:xfrm>
+                        <a:prstGeom prst="rect">
+                          <a:avLst/>
+                        </a:prstGeom>
+                        <a:solidFill>
+                          <a:srgbClr val="FFFFFF"/>
+                        </a:solidFill>
+                        <a:ln w="9525">
+                          <a:solidFill>
+                            <a:srgbClr val="000000"/>
+                          </a:solidFill>
+                          <a:miter lim="800000"/>
+                          <a:headEnd/>
+                          <a:tailEnd/>
+                        </a:ln>
+                      </wps:spPr>
+                      <wps:txbx>
+                        <w:txbxContent>
+                          <w:p>
+                            <w:pPr>
+                              <w:rPr>
+                                <w:lang w:val="pt-PT"/>
+                              </w:rPr>
+                            </w:pPr>
+                            <w:r>
+                              <w:rPr>
+                                <w:highlight w:val="yellow"/>
+                              </w:rPr>
+                              <w:t>Year key</w:t>
+                            </w:r>
+                          </w:p>
+                          <w:p>
+                            <w:pPr>
+                              <w:rPr>
+                                <w:rFonts w:hint="eastAsia"/>
+                                <w:lang w:val="pt-PT"/>
+                              </w:rPr>
+                            </w:pPr>
+                            <w:proofErr w:type="spellStart"/>
+                            <w:r>
+                              <w:rPr>
+                                <w:lang w:val="pt-PT"/>
+                              </w:rPr>
+                              <w:t>Year</w:t>
+                            </w:r>
+                            <w:proofErr w:type="spellEnd"/>
+                          </w:p>
+                        </w:txbxContent>
+                      </wps:txbx>
+                      <wps:bodyPr rot="0" vert="horz" wrap="square" lIns="91440" tIns="45720" rIns="91440" bIns="45720" anchor="t" anchorCtr="0">
+                        <a:noAutofit/>
+                      </wps:bodyPr>
+                    </wps:wsp>
+                  </a:graphicData>
+                </a:graphic>
+                <wp14:sizeRelH relativeFrom="margin">
+                  <wp14:pctWidth>0</wp14:pctWidth>
+                </wp14:sizeRelH>
+                <wp14:sizeRelV relativeFrom="margin">
+                  <wp14:pctHeight>0</wp14:pctHeight>
+                </wp14:sizeRelV>
+              </wp:anchor>
+            </w:drawing>
+          </mc:Choice>
+          <mc:Fallback>
+            <w:pict>
+              <v:shape w14:anchorId="3C357E85" id="_x0000_s1030" type="#_x0000_t202" style="position:absolute;left:0;text-align:left;margin-left:-45pt;margin-top:293.4pt;width:142.8pt;height:42pt;z-index:251673600;visibility:visible;mso-wrap-style:square;mso-width-percent:0;mso-height-percent:0;mso-wrap-distance-left:9pt;mso-wrap-distance-top:3.6pt;mso-wrap-distance-right:9pt;mso-wrap-distance-bottom:3.6pt;mso-position-horizontal:absolute;mso-position-horizontal-relative:text;mso-position-vertical:absolute;mso-position-vertical-relative:text;mso-width-percent:0;mso-height-percent:0;mso-width-relative:margin;mso-height-relative:margin;v-text-anchor:top" o:gfxdata="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">
+                <v:textbox>
+                  <w:txbxContent>
+                    <w:p>
+                      <w:pPr>
+                        <w:rPr>
+                          <w:lang w:val="pt-PT"/>
+                        </w:rPr>
+                      </w:pPr>
+                      <w:r>
+                        <w:rPr>
+                          <w:highlight w:val="yellow"/>
+                        </w:rPr>
+                        <w:t>Year key</w:t>
+                      </w:r>
+                    </w:p>
+                    <w:p>
+                      <w:pPr>
+                        <w:rPr>
+                          <w:rFonts w:hint="eastAsia"/>
+                          <w:lang w:val="pt-PT"/>
+                        </w:rPr>
+                      </w:pPr>
+                      <w:proofErr w:type="spellStart"/>
+                      <w:r>
+                        <w:rPr>
+                          <w:lang w:val="pt-PT"/>
+                        </w:rPr>
+                        <w:t>Year</w:t>
+                      </w:r>
+                      <w:proofErr w:type="spellEnd"/>
+                    </w:p>
+                  </w:txbxContent>
+                </v:textbox>
+                <w10:wrap type="square"/>
+              </v:shape>
+            </w:pict>
+          </mc:Fallback>
+        </mc:AlternateContent>
+      </w:r>
+      <w:r>
+        <w:rPr>
+          <w:rStyle w:val="af2"/>
+          <w:noProof/>
+        </w:rPr>
+        <mc:AlternateContent>
+          <mc:Choice Requires="wps">
+            <w:drawing>
+              <wp:anchor distT="45720" distB="45720" distL="114300" distR="114300" simplePos="0" relativeHeight="251659264" behindDoc="0" locked="0" layoutInCell="1" allowOverlap="1" wp14:anchorId="469DFB40" wp14:editId="18562C46">
+                <wp:simplePos x="0" y="0"/>
+                <wp:positionH relativeFrom="margin">
+                  <wp:align>center</wp:align>
+                </wp:positionH>
+                <wp:positionV relativeFrom="paragraph">
+                  <wp:posOffset>1440180</wp:posOffset>
+                </wp:positionV>
+                <wp:extent cx="1910080" cy="2651760"/>
+                <wp:effectExtent l="0" t="0" r="13970" b="15240"/>
+                <wp:wrapSquare wrapText="bothSides"/>
+                <wp:docPr id="217" name="文本框 2"/>
+                <wp:cNvGraphicFramePr>
+                  <a:graphicFrameLocks xmlns:a="http://schemas.openxmlformats.org/drawingml/2006/main"/>
+                </wp:cNvGraphicFramePr>
+                <a:graphic xmlns:a="http://schemas.openxmlformats.org/drawingml/2006/main">
+                  <a:graphicData uri="http://schemas.microsoft.com/office/word/2010/wordprocessingShape">
+                    <wps:wsp>
+                      <wps:cNvSpPr txBox="1">
+                        <a:spLocks noChangeArrowheads="1"/>
+                      </wps:cNvSpPr>
+                      <wps:spPr bwMode="auto">
+                        <a:xfrm>
+                          <a:off x="0" y="0"/>
+                          <a:ext cx="1910080" cy="2651760"/>
+                        </a:xfrm>
+                        <a:prstGeom prst="rect">
+                          <a:avLst/>
+                        </a:prstGeom>
+                        <a:solidFill>
+                          <a:srgbClr val="FFFFFF"/>
+                        </a:solidFill>
+                        <a:ln w="9525">
+                          <a:solidFill>
+                            <a:srgbClr val="000000"/>
+                          </a:solidFill>
+                          <a:miter lim="800000"/>
+                          <a:headEnd/>
+                          <a:tailEnd/>
+                        </a:ln>
+                      </wps:spPr>
+                      <wps:txbx>
+                        <w:txbxContent>
+                          <w:p>
+                            <w:pPr>
+                              <w:rPr>
+                                <w:color w:val="538135" w:themeColor="accent6" w:themeShade="BF"/>
+                              </w:rPr>
+                            </w:pPr>
+                            <w:r>
+                              <w:rPr>
+                                <w:rFonts w:hint="eastAsia"/>
+                                <w:color w:val="538135" w:themeColor="accent6" w:themeShade="BF"/>
+                              </w:rPr>
+                              <w:t>Po</w:t>
+                            </w:r>
+                            <w:r>
+                              <w:rPr>
+                                <w:rFonts w:hint="eastAsia"/>
+                                <w:color w:val="538135" w:themeColor="accent6" w:themeShade="BF"/>
+                              </w:rPr>
+                              <w:t>pulation Key</w:t>
+                            </w:r>
+                          </w:p>
+                          <w:p>
+                            <w:pPr>
+                              <w:rPr>
+                                <w:color w:val="538135" w:themeColor="accent6" w:themeShade="BF"/>
+                              </w:rPr>
+                            </w:pPr>
+                            <w:r>
+                              <w:rPr>
+                                <w:rFonts w:hint="eastAsia"/>
+                                <w:color w:val="538135" w:themeColor="accent6" w:themeShade="BF"/>
+                              </w:rPr>
+                              <w:t>Country Key</w:t>
+                            </w:r>
+                          </w:p>
+                          <w:p>
+                            <w:pPr>
+                              <w:rPr>
+                                <w:color w:val="538135" w:themeColor="accent6" w:themeShade="BF"/>
+                              </w:rPr>
+                            </w:pPr>
+                            <w:r>
+                              <w:rPr>
+                                <w:rFonts w:hint="eastAsia"/>
+                                <w:color w:val="538135" w:themeColor="accent6" w:themeShade="BF"/>
+                              </w:rPr>
+                              <w:t>Forest Area Key</w:t>
+                            </w:r>
+                          </w:p>
+                          <w:p>
+                            <w:pPr>
+                              <w:rPr>
+                                <w:color w:val="538135" w:themeColor="accent6" w:themeShade="BF"/>
+                              </w:rPr>
+                            </w:pPr>
+                            <w:r>
+                              <w:rPr>
+                                <w:rFonts w:hint="eastAsia"/>
+                                <w:color w:val="538135" w:themeColor="accent6" w:themeShade="BF"/>
+                              </w:rPr>
+                              <w:t>GDP Key</w:t>
+                            </w:r>
+                          </w:p>
+                          <w:p>
+                            <w:pPr>
+                              <w:rPr>
+                                <w:color w:val="538135" w:themeColor="accent6" w:themeShade="BF"/>
+                              </w:rPr>
+                            </w:pPr>
+                            <w:r>
+                              <w:rPr>
+                                <w:rFonts w:hint="eastAsia"/>
+                                <w:color w:val="538135" w:themeColor="accent6" w:themeShade="BF"/>
+                              </w:rPr>
+                              <w:t>Global Weather Key</w:t>
+                            </w:r>
+                          </w:p>
+                          <w:p>
+                            <w:pPr>
+                              <w:rPr>
+                                <w:color w:val="538135" w:themeColor="accent6" w:themeShade="BF"/>
+                              </w:rPr>
+                            </w:pPr>
+                            <w:r>
+                              <w:rPr>
+                                <w:rFonts w:hint="eastAsia"/>
+                                <w:color w:val="538135" w:themeColor="accent6" w:themeShade="BF"/>
+                              </w:rPr>
+                              <w:t>PM2.5-Country Key</w:t>
+                            </w:r>
+                          </w:p>
+                          <w:p>
+                            <w:pPr>
+                              <w:rPr>
+                                <w:color w:val="538135" w:themeColor="accent6" w:themeShade="BF"/>
+                              </w:rPr>
+                            </w:pPr>
+                            <w:r>
+                              <w:rPr>
+                                <w:rFonts w:hint="eastAsia"/>
+                                <w:color w:val="538135" w:themeColor="accent6" w:themeShade="BF"/>
+                              </w:rPr>
+                              <w:t>PM2.5-City Key</w:t>
+                            </w:r>
+                          </w:p>
+                          <w:p>
+                            <w:pPr>
+                              <w:rPr>
+                                <w:color w:val="538135" w:themeColor="accent6" w:themeShade="BF"/>
+                              </w:rPr>
+                            </w:pPr>
+                            <w:proofErr w:type="spellStart"/>
+                            <w:r>
+                              <w:rPr>
+                                <w:rFonts w:hint="eastAsia"/>
+                                <w:color w:val="538135" w:themeColor="accent6" w:themeShade="BF"/>
+                              </w:rPr>
+                              <w:t>Trafficlist</w:t>
+                            </w:r>
+                            <w:proofErr w:type="spellEnd"/>
+                            <w:r>
+                              <w:rPr>
+                                <w:rFonts w:hint="eastAsia"/>
+                                <w:color w:val="538135" w:themeColor="accent6" w:themeShade="BF"/>
+                              </w:rPr>
+                              <w:t xml:space="preserve"> Key</w:t>
+                            </w:r>
+                          </w:p>
+                          <w:p>
+                            <w:pPr>
+                              <w:rPr>
+                                <w:color w:val="538135" w:themeColor="accent6" w:themeShade="BF"/>
+                              </w:rPr>
+                            </w:pPr>
+                            <w:r>
+                              <w:rPr>
+                                <w:color w:val="538135" w:themeColor="accent6" w:themeShade="BF"/>
+                              </w:rPr>
+                              <w:t>Year key</w:t>
+                            </w:r>
+                          </w:p>
+                          <w:p>
+                            <w:pPr>
+                              <w:rPr>
+                                <w:color w:val="538135" w:themeColor="accent6" w:themeShade="BF"/>
+                              </w:rPr>
+                            </w:pPr>
+                          </w:p>
+                          <w:p>
+                            <w:pPr>
+                              <w:rPr>
+                                <w:color w:val="0070C0"/>
+                              </w:rPr>
+                            </w:pPr>
+                            <w:r>
+                              <w:rPr>
+                                <w:rFonts w:hint="eastAsia"/>
+                                <w:color w:val="0070C0"/>
+                              </w:rPr>
+                              <w:t>PM2.5</w:t>
+                            </w:r>
+                            <w:r>
+                              <w:rPr>
+                                <w:color w:val="0070C0"/>
+                              </w:rPr>
+                              <w:t>_μg/m3</w:t>
+                            </w:r>
+                          </w:p>
+                          <w:p>
+                            <w:pPr>
+                              <w:rPr>
+                                <w:color w:val="0070C0"/>
+                              </w:rPr>
+                            </w:pPr>
+                            <w:proofErr w:type="spellStart"/>
+                            <w:r>
+                              <w:rPr>
+                                <w:color w:val="0070C0"/>
+                                <w:lang w:val="pt-PT"/>
+                              </w:rPr>
+                              <w:t>Temperature_ºC</w:t>
+                            </w:r>
+                            <w:proofErr w:type="spellEnd"/>
+                          </w:p>
+                          <w:p>
+                            <w:pPr>
+                              <w:rPr>
+                                <w:color w:val="0070C0"/>
+                                <w:lang w:val="pt-PT"/>
+                              </w:rPr>
+                            </w:pPr>
+                            <w:proofErr w:type="spellStart"/>
+                            <w:r>
+                              <w:rPr>
+                                <w:color w:val="0070C0"/>
+                                <w:lang w:val="pt-PT"/>
+                              </w:rPr>
+                              <w:t>Precip_mm</w:t>
+                            </w:r>
+                            <w:proofErr w:type="spellEnd"/>
+                          </w:p>
+                        </w:txbxContent>
+                      </wps:txbx>
+                      <wps:bodyPr rot="0" vert="horz" wrap="square" lIns="91440" tIns="45720" rIns="91440" bIns="45720" anchor="t" anchorCtr="0">
+                        <a:noAutofit/>
+                      </wps:bodyPr>
+                    </wps:wsp>
+                  </a:graphicData>
+                </a:graphic>
+                <wp14:sizeRelH relativeFrom="margin">
+                  <wp14:pctWidth>0</wp14:pctWidth>
+                </wp14:sizeRelH>
+                <wp14:sizeRelV relativeFrom="margin">
+                  <wp14:pctHeight>0</wp14:pctHeight>
+                </wp14:sizeRelV>
+              </wp:anchor>
+            </w:drawing>
+          </mc:Choice>
+          <mc:Fallback>
+            <w:pict>
+              <v:shape w14:anchorId="469DFB40" id="_x0000_s1031" type="#_x0000_t202" style="position:absolute;left:0;text-align:left;margin-left:0;margin-top:113.4pt;width:150.4pt;height:208.8pt;z-index:251659264;visibility:visible;mso-wrap-style:square;mso-width-percent:0;mso-height-percent:0;mso-wrap-distance-left:9pt;mso-wrap-distance-top:3.6pt;mso-wrap-distance-right:9pt;mso-wrap-distance-bottom:3.6pt;mso-position-horizontal:center;mso-position-horizontal-relative:margin;mso-position-vertical:absolute;mso-position-vertical-relative:text;mso-width-percent:0;mso-height-percent:0;mso-width-relative:margin;mso-height-relative:margin;v-text-anchor:top" o:gfxdata="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">
+                <v:textbox>
+                  <w:txbxContent>
+                    <w:p>
+                      <w:pPr>
+                        <w:rPr>
+                          <w:color w:val="538135" w:themeColor="accent6" w:themeShade="BF"/>
+                        </w:rPr>
+                      </w:pPr>
+                      <w:r>
+                        <w:rPr>
+                          <w:rFonts w:hint="eastAsia"/>
+                          <w:color w:val="538135" w:themeColor="accent6" w:themeShade="BF"/>
+                        </w:rPr>
+                        <w:t>Po</w:t>
+                      </w:r>
+                      <w:r>
+                        <w:rPr>
+                          <w:rFonts w:hint="eastAsia"/>
+                          <w:color w:val="538135" w:themeColor="accent6" w:themeShade="BF"/>
+                        </w:rPr>
+                        <w:t>pulation Key</w:t>
+                      </w:r>
+                    </w:p>
+                    <w:p>
+                      <w:pPr>
+                        <w:rPr>
+                          <w:color w:val="538135" w:themeColor="accent6" w:themeShade="BF"/>
+                        </w:rPr>
+                      </w:pPr>
+                      <w:r>
+                        <w:rPr>
+                          <w:rFonts w:hint="eastAsia"/>
+                          <w:color w:val="538135" w:themeColor="accent6" w:themeShade="BF"/>
+                        </w:rPr>
+                        <w:t>Country Key</w:t>
+                      </w:r>
+                    </w:p>
+                    <w:p>
+                      <w:pPr>
+                        <w:rPr>
+                          <w:color w:val="538135" w:themeColor="accent6" w:themeShade="BF"/>
+                        </w:rPr>
+                      </w:pPr>
+                      <w:r>
+                        <w:rPr>
+                          <w:rFonts w:hint="eastAsia"/>
+                          <w:color w:val="538135" w:themeColor="accent6" w:themeShade="BF"/>
+                        </w:rPr>
+                        <w:t>Forest Area Key</w:t>
+                      </w:r>
+                    </w:p>
+                    <w:p>
+                      <w:pPr>
+                        <w:rPr>
+                          <w:color w:val="538135" w:themeColor="accent6" w:themeShade="BF"/>
+                        </w:rPr>
+                      </w:pPr>
+                      <w:r>
+                        <w:rPr>
+                          <w:rFonts w:hint="eastAsia"/>
+                          <w:color w:val="538135" w:themeColor="accent6" w:themeShade="BF"/>
+                        </w:rPr>
+                        <w:t>GDP Key</w:t>
+                      </w:r>
+                    </w:p>
+                    <w:p>
+                      <w:pPr>
+                        <w:rPr>
+                          <w:color w:val="538135" w:themeColor="accent6" w:themeShade="BF"/>
+                        </w:rPr>
+                      </w:pPr>
+                      <w:r>
+                        <w:rPr>
+                          <w:rFonts w:hint="eastAsia"/>
+                          <w:color w:val="538135" w:themeColor="accent6" w:themeShade="BF"/>
+                        </w:rPr>
+                        <w:t>Global Weather Key</w:t>
+                      </w:r>
+                    </w:p>
+                    <w:p>
+                      <w:pPr>
+                        <w:rPr>
+                          <w:color w:val="538135" w:themeColor="accent6" w:themeShade="BF"/>
+                        </w:rPr>
+                      </w:pPr>
+                      <w:r>
+                        <w:rPr>
+                          <w:rFonts w:hint="eastAsia"/>
+                          <w:color w:val="538135" w:themeColor="accent6" w:themeShade="BF"/>
+                        </w:rPr>
+                        <w:t>PM2.5-Country Key</w:t>
+                      </w:r>
+                    </w:p>
+                    <w:p>
+                      <w:pPr>
+                        <w:rPr>
+                          <w:color w:val="538135" w:themeColor="accent6" w:themeShade="BF"/>
+                        </w:rPr>
+                      </w:pPr>
+                      <w:r>
+                        <w:rPr>
+                          <w:rFonts w:hint="eastAsia"/>
+                          <w:color w:val="538135" w:themeColor="accent6" w:themeShade="BF"/>
+                        </w:rPr>
+                        <w:t>PM2.5-City Key</w:t>
+                      </w:r>
+                    </w:p>
+                    <w:p>
+                      <w:pPr>
+                        <w:rPr>
+                          <w:color w:val="538135" w:themeColor="accent6" w:themeShade="BF"/>
+                        </w:rPr>
+                      </w:pPr>
+                      <w:proofErr w:type="spellStart"/>
+                      <w:r>
+                        <w:rPr>
+                          <w:rFonts w:hint="eastAsia"/>
+                          <w:color w:val="538135" w:themeColor="accent6" w:themeShade="BF"/>
+                        </w:rPr>
+                        <w:t>Trafficlist</w:t>
+                      </w:r>
+                      <w:proofErr w:type="spellEnd"/>
+                      <w:r>
+                        <w:rPr>
+                          <w:rFonts w:hint="eastAsia"/>
+                          <w:color w:val="538135" w:themeColor="accent6" w:themeShade="BF"/>
+                        </w:rPr>
+                        <w:t xml:space="preserve"> Key</w:t>
+                      </w:r>
+                    </w:p>
+                    <w:p>
+                      <w:pPr>
+                        <w:rPr>
+                          <w:color w:val="538135" w:themeColor="accent6" w:themeShade="BF"/>
+                        </w:rPr>
+                      </w:pPr>
+                      <w:r>
+                        <w:rPr>
+                          <w:color w:val="538135" w:themeColor="accent6" w:themeShade="BF"/>
+                        </w:rPr>
+                        <w:t>Year key</w:t>
+                      </w:r>
+                    </w:p>
+                    <w:p>
+                      <w:pPr>
+                        <w:rPr>
+                          <w:color w:val="538135" w:themeColor="accent6" w:themeShade="BF"/>
+                        </w:rPr>
+                      </w:pPr>
+                    </w:p>
+                    <w:p>
+                      <w:pPr>
+                        <w:rPr>
+                          <w:color w:val="0070C0"/>
+                        </w:rPr>
+                      </w:pPr>
+                      <w:r>
+                        <w:rPr>
+                          <w:rFonts w:hint="eastAsia"/>
+                          <w:color w:val="0070C0"/>
+                        </w:rPr>
+                        <w:t>PM2.5</w:t>
+                      </w:r>
+                      <w:r>
+                        <w:rPr>
+                          <w:color w:val="0070C0"/>
+                        </w:rPr>
+                        <w:t>_μg/m3</w:t>
+                      </w:r>
+                    </w:p>
+                    <w:p>
+                      <w:pPr>
+                        <w:rPr>
+                          <w:color w:val="0070C0"/>
+                        </w:rPr>
+                      </w:pPr>
+                      <w:proofErr w:type="spellStart"/>
+                      <w:r>
+                        <w:rPr>
+                          <w:color w:val="0070C0"/>
+                          <w:lang w:val="pt-PT"/>
+                        </w:rPr>
+                        <w:t>Temperature_ºC</w:t>
+                      </w:r>
+                      <w:proofErr w:type="spellEnd"/>
+                    </w:p>
+                    <w:p>
+                      <w:pPr>
+                        <w:rPr>
+                          <w:color w:val="0070C0"/>
+                          <w:lang w:val="pt-PT"/>
+                        </w:rPr>
+                      </w:pPr>
+                      <w:proofErr w:type="spellStart"/>
+                      <w:r>
+                        <w:rPr>
+                          <w:color w:val="0070C0"/>
+                          <w:lang w:val="pt-PT"/>
+                        </w:rPr>
+                        <w:t>Precip_mm</w:t>
+                      </w:r>
+                      <w:proofErr w:type="spellEnd"/>
+                    </w:p>
+                  </w:txbxContent>
+                </v:textbox>
+                <w10:wrap type="square" anchorx="margin"/>
+              </v:shape>
+            </w:pict>
+          </mc:Fallback>
+        </mc:AlternateContent>
+      </w:r>
+      <w:r>
+        <w:rPr>
+          <w:rStyle w:val="af2"/>
+          <w:noProof/>
+        </w:rPr>
+        <mc:AlternateContent>
+          <mc:Choice Requires="wps">
+            <w:drawing>
+              <wp:anchor distT="45720" distB="45720" distL="114300" distR="114300" simplePos="0" relativeHeight="251675648" behindDoc="0" locked="0" layoutInCell="1" allowOverlap="1" wp14:anchorId="4CA37FAF" wp14:editId="1478ED96">
+                <wp:simplePos x="0" y="0"/>
+                <wp:positionH relativeFrom="column">
+                  <wp:posOffset>-601980</wp:posOffset>
+                </wp:positionH>
+                <wp:positionV relativeFrom="paragraph">
+                  <wp:posOffset>4587240</wp:posOffset>
+                </wp:positionV>
+                <wp:extent cx="1965960" cy="1767840"/>
+                <wp:effectExtent l="0" t="0" r="15240" b="22860"/>
+                <wp:wrapSquare wrapText="bothSides"/>
+                <wp:docPr id="36513839" name="文本框 2"/>
+                <wp:cNvGraphicFramePr>
+                  <a:graphicFrameLocks xmlns:a="http://schemas.openxmlformats.org/drawingml/2006/main"/>
+                </wp:cNvGraphicFramePr>
+                <a:graphic xmlns:a="http://schemas.openxmlformats.org/drawingml/2006/main">
+                  <a:graphicData uri="http://schemas.microsoft.com/office/word/2010/wordprocessingShape">
+                    <wps:wsp>
+                      <wps:cNvSpPr txBox="1">
+                        <a:spLocks noChangeArrowheads="1"/>
+                      </wps:cNvSpPr>
+                      <wps:spPr bwMode="auto">
+                        <a:xfrm>
+                          <a:off x="0" y="0"/>
+                          <a:ext cx="1965960" cy="1767840"/>
+                        </a:xfrm>
+                        <a:prstGeom prst="rect">
+                          <a:avLst/>
+                        </a:prstGeom>
+                        <a:solidFill>
+                          <a:srgbClr val="FFFFFF"/>
+                        </a:solidFill>
+                        <a:ln w="9525">
+                          <a:solidFill>
+                            <a:srgbClr val="000000"/>
+                          </a:solidFill>
+                          <a:miter lim="800000"/>
+                          <a:headEnd/>
+                          <a:tailEnd/>
+                        </a:ln>
+                      </wps:spPr>
+                      <wps:txbx>
+                        <w:txbxContent>
+                          <w:p>
+                            <w:pPr>
+                              <w:rPr>
+                                <w:lang w:val="pt-PT"/>
+                              </w:rPr>
+                            </w:pPr>
+                            <w:r>
+                              <w:rPr>
+                                <w:rFonts w:hint="eastAsia"/>
+                                <w:highlight w:val="yellow"/>
+                              </w:rPr>
+                              <w:t>Global Weather Key</w:t>
+                            </w:r>
+                          </w:p>
+                          <w:p>
+                            <w:pPr>
+                              <w:rPr>
+                                <w:lang w:val="pt-PT"/>
+                              </w:rPr>
+                            </w:pPr>
+                            <w:r>
+                              <w:rPr>
+                                <w:lang w:val="pt-PT"/>
+                              </w:rPr>
+                              <w:t>Country</w:t>
+                            </w:r>
+                          </w:p>
+                          <w:p>
+                            <w:pPr>
+                              <w:rPr>
+                                <w:lang w:val="pt-PT"/>
+                              </w:rPr>
+                            </w:pPr>
+                            <w:proofErr w:type="spellStart"/>
+                            <w:r>
+                              <w:rPr>
+                                <w:lang w:val="pt-PT"/>
+                              </w:rPr>
+                              <w:t>City</w:t>
+                            </w:r>
+                            <w:proofErr w:type="spellEnd"/>
+                          </w:p>
+                          <w:p>
+                            <w:pPr>
+                              <w:rPr>
+                                <w:lang w:val="pt-PT"/>
+                              </w:rPr>
+                            </w:pPr>
+                            <w:r>
+                              <w:rPr>
+                                <w:lang w:val="pt-PT"/>
+                              </w:rPr>
+                              <w:t>Pm2.5</w:t>
+                            </w:r>
+                          </w:p>
+                          <w:p>
+                            <w:pPr>
+                              <w:rPr>
+                                <w:lang w:val="pt-PT"/>
+                              </w:rPr>
+                            </w:pPr>
+                            <w:proofErr w:type="spellStart"/>
+                            <w:r>
+                              <w:rPr>
+                                <w:lang w:val="pt-PT"/>
+                              </w:rPr>
+                              <w:t>Last_updated</w:t>
+                            </w:r>
+                            <w:proofErr w:type="spellEnd"/>
+                          </w:p>
+                          <w:p>
+                            <w:pPr>
+                              <w:rPr>
+                                <w:lang w:val="pt-PT"/>
+                              </w:rPr>
+                            </w:pPr>
+                            <w:proofErr w:type="spellStart"/>
+                            <w:r>
+                              <w:rPr>
+                                <w:lang w:val="pt-PT"/>
+                              </w:rPr>
+                              <w:t>Temperature</w:t>
+                            </w:r>
+                            <w:proofErr w:type="spellEnd"/>
+                          </w:p>
+                          <w:p>
+                            <w:pPr>
+                              <w:rPr>
+                                <w:lang w:val="pt-PT"/>
+                              </w:rPr>
+                            </w:pPr>
+                            <w:proofErr w:type="spellStart"/>
+                            <w:r>
+                              <w:rPr>
+                                <w:lang w:val="pt-PT"/>
+                              </w:rPr>
+                              <w:t>Precip_mm</w:t>
+                            </w:r>
+                            <w:proofErr w:type="spellEnd"/>
+                          </w:p>
+                          <w:p>
+                            <w:pPr>
+                              <w:rPr>
+                                <w:lang w:val="pt-PT"/>
+                              </w:rPr>
+                            </w:pPr>
+                            <w:proofErr w:type="spellStart"/>
+                            <w:r>
+                              <w:rPr>
+                                <w:lang w:val="pt-PT"/>
+                              </w:rPr>
+                              <w:t>Humidity</w:t>
+                            </w:r>
+                            <w:proofErr w:type="spellEnd"/>
+                          </w:p>
+                        </w:txbxContent>
+                      </wps:txbx>
+                      <wps:bodyPr rot="0" vert="horz" wrap="square" lIns="91440" tIns="45720" rIns="91440" bIns="45720" anchor="t" anchorCtr="0">
+                        <a:noAutofit/>
+                      </wps:bodyPr>
+                    </wps:wsp>
+                  </a:graphicData>
+                </a:graphic>
+                <wp14:sizeRelH relativeFrom="margin">
+                  <wp14:pctWidth>0</wp14:pctWidth>
+                </wp14:sizeRelH>
+                <wp14:sizeRelV relativeFrom="margin">
+                  <wp14:pctHeight>0</wp14:pctHeight>
+                </wp14:sizeRelV>
+              </wp:anchor>
+            </w:drawing>
+          </mc:Choice>
+          <mc:Fallback>
+            <w:pict>
+              <v:shape w14:anchorId="4CA37FAF" id="_x0000_s1032" type="#_x0000_t202" style="position:absolute;left:0;text-align:left;margin-left:-47.4pt;margin-top:361.2pt;width:154.8pt;height:139.2pt;z-index:251675648;visibility:visible;mso-wrap-style:square;mso-width-percent:0;mso-height-percent:0;mso-wrap-distance-left:9pt;mso-wrap-distance-top:3.6pt;mso-wrap-distance-right:9pt;mso-wrap-distance-bottom:3.6pt;mso-position-horizontal:absolute;mso-position-horizontal-relative:text;mso-position-vertical:absolute;mso-position-vertical-relative:text;mso-width-percent:0;mso-height-percent:0;mso-width-relative:margin;mso-height-relative:margin;v-text-anchor:top" o:gfxdata="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">
+                <v:textbox>
+                  <w:txbxContent>
+                    <w:p>
+                      <w:pPr>
+                        <w:rPr>
+                          <w:lang w:val="pt-PT"/>
+                        </w:rPr>
+                      </w:pPr>
+                      <w:r>
+                        <w:rPr>
+                          <w:rFonts w:hint="eastAsia"/>
+                          <w:highlight w:val="yellow"/>
+                        </w:rPr>
+                        <w:t>Global Weather Key</w:t>
+                      </w:r>
+                    </w:p>
+                    <w:p>
+                      <w:pPr>
+                        <w:rPr>
+                          <w:lang w:val="pt-PT"/>
+                        </w:rPr>
+                      </w:pPr>
+                      <w:r>
+                        <w:rPr>
+                          <w:lang w:val="pt-PT"/>
+                        </w:rPr>
+                        <w:t>Country</w:t>
+                      </w:r>
+                    </w:p>
+                    <w:p>
+                      <w:pPr>
+                        <w:rPr>
+                          <w:lang w:val="pt-PT"/>
+                        </w:rPr>
+                      </w:pPr>
+                      <w:proofErr w:type="spellStart"/>
+                      <w:r>
+                        <w:rPr>
+                          <w:lang w:val="pt-PT"/>
+                        </w:rPr>
+                        <w:t>City</w:t>
+                      </w:r>
+                      <w:proofErr w:type="spellEnd"/>
+                    </w:p>
+                    <w:p>
+                      <w:pPr>
+                        <w:rPr>
+                          <w:lang w:val="pt-PT"/>
+                        </w:rPr>
+                      </w:pPr>
+                      <w:r>
+                        <w:rPr>
+                          <w:lang w:val="pt-PT"/>
+                        </w:rPr>
+                        <w:t>Pm2.5</w:t>
+                      </w:r>
+                    </w:p>
+                    <w:p>
+                      <w:pPr>
+                        <w:rPr>
+                          <w:lang w:val="pt-PT"/>
+                        </w:rPr>
+                      </w:pPr>
+                      <w:proofErr w:type="spellStart"/>
+                      <w:r>
+                        <w:rPr>
+                          <w:lang w:val="pt-PT"/>
+                        </w:rPr>
+                        <w:t>Last_updated</w:t>
+                      </w:r>
+                      <w:proofErr w:type="spellEnd"/>
+                    </w:p>
+                    <w:p>
+                      <w:pPr>
+                        <w:rPr>
+                          <w:lang w:val="pt-PT"/>
+                        </w:rPr>
+                      </w:pPr>
+                      <w:proofErr w:type="spellStart"/>
+                      <w:r>
+                        <w:rPr>
+                          <w:lang w:val="pt-PT"/>
+                        </w:rPr>
+                        <w:t>Temperature</w:t>
+                      </w:r>
+                      <w:proofErr w:type="spellEnd"/>
+                    </w:p>
+                    <w:p>
+                      <w:pPr>
+                        <w:rPr>
+                          <w:lang w:val="pt-PT"/>
+                        </w:rPr>
+                      </w:pPr>
+                      <w:proofErr w:type="spellStart"/>
+                      <w:r>
+                        <w:rPr>
+                          <w:lang w:val="pt-PT"/>
+                        </w:rPr>
+                        <w:t>Precip_mm</w:t>
+                      </w:r>
+                      <w:proofErr w:type="spellEnd"/>
+                    </w:p>
+                    <w:p>
+                      <w:pPr>
+                        <w:rPr>
+                          <w:lang w:val="pt-PT"/>
+                        </w:rPr>
+                      </w:pPr>
+                      <w:proofErr w:type="spellStart"/>
+                      <w:r>
+                        <w:rPr>
+                          <w:lang w:val="pt-PT"/>
+                        </w:rPr>
+                        <w:t>Humidity</w:t>
+                      </w:r>
+                      <w:proofErr w:type="spellEnd"/>
+                    </w:p>
+                  </w:txbxContent>
+                </v:textbox>
+                <w10:wrap type="square"/>
+              </v:shape>
+            </w:pict>
+          </mc:Fallback>
+        </mc:AlternateContent>
+      </w:r>
+      <w:r>
+        <w:rPr>
+          <w:rStyle w:val="af2"/>
+          <w:noProof/>
+        </w:rPr>
+        <mc:AlternateContent>
+          <mc:Choice Requires="wps">
+            <w:drawing>
+              <wp:anchor distT="45720" distB="45720" distL="114300" distR="114300" simplePos="0" relativeHeight="251679744" behindDoc="0" locked="0" layoutInCell="1" allowOverlap="1" wp14:anchorId="6401EFA9" wp14:editId="4FC0EB25">
+                <wp:simplePos x="0" y="0"/>
+                <wp:positionH relativeFrom="column">
+                  <wp:posOffset>3970020</wp:posOffset>
+                </wp:positionH>
+                <wp:positionV relativeFrom="paragraph">
+                  <wp:posOffset>5212080</wp:posOffset>
+                </wp:positionV>
+                <wp:extent cx="1965960" cy="1242060"/>
+                <wp:effectExtent l="0" t="0" r="15240" b="15240"/>
+                <wp:wrapSquare wrapText="bothSides"/>
+                <wp:docPr id="1241317115" name="文本框 2"/>
+                <wp:cNvGraphicFramePr>
+                  <a:graphicFrameLocks xmlns:a="http://schemas.openxmlformats.org/drawingml/2006/main"/>
+                </wp:cNvGraphicFramePr>
+                <a:graphic xmlns:a="http://schemas.openxmlformats.org/drawingml/2006/main">
+                  <a:graphicData uri="http://schemas.microsoft.com/office/word/2010/wordprocessingShape">
+                    <wps:wsp>
+                      <wps:cNvSpPr txBox="1">
+                        <a:spLocks noChangeArrowheads="1"/>
+                      </wps:cNvSpPr>
+                      <wps:spPr bwMode="auto">
+                        <a:xfrm>
+                          <a:off x="0" y="0"/>
+                          <a:ext cx="1965960" cy="1242060"/>
+                        </a:xfrm>
+                        <a:prstGeom prst="rect">
+                          <a:avLst/>
+                        </a:prstGeom>
+                        <a:solidFill>
+                          <a:srgbClr val="FFFFFF"/>
+                        </a:solidFill>
+                        <a:ln w="9525">
+                          <a:solidFill>
+                            <a:srgbClr val="000000"/>
+                          </a:solidFill>
+                          <a:miter lim="800000"/>
+                          <a:headEnd/>
+                          <a:tailEnd/>
+                        </a:ln>
+                      </wps:spPr>
+                      <wps:txbx>
+                        <w:txbxContent>
+                          <w:p>
+                            <w:pPr>
+                              <w:rPr>
+                                <w:lang w:val="pt-PT"/>
+                              </w:rPr>
+                            </w:pPr>
+                            <w:proofErr w:type="spellStart"/>
+                            <w:r>
+                              <w:rPr>
+                                <w:rFonts w:hint="eastAsia"/>
+                                <w:highlight w:val="yellow"/>
+                              </w:rPr>
+                              <w:t>Trafficlist</w:t>
+                            </w:r>
+                            <w:proofErr w:type="spellEnd"/>
+                            <w:r>
+                              <w:rPr>
+                                <w:rFonts w:hint="eastAsia"/>
+                                <w:highlight w:val="yellow"/>
+                              </w:rPr>
+                              <w:t xml:space="preserve"> Key</w:t>
+                            </w:r>
+                          </w:p>
+                          <w:p>
+                            <w:r>
+                              <w:t>Country</w:t>
+                            </w:r>
+                          </w:p>
+                          <w:p>
+                            <w:r>
+                              <w:t>Rate (per 1000)</w:t>
+                            </w:r>
+                          </w:p>
+                          <w:p>
+                            <w:pPr>
+                              <w:rPr>
+                                <w:lang w:val="pt-PT"/>
+                              </w:rPr>
+                            </w:pPr>
+                            <w:proofErr w:type="spellStart"/>
+                            <w:r>
+                              <w:rPr>
+                                <w:lang w:val="pt-PT"/>
+                              </w:rPr>
+                              <w:t>Vehicles</w:t>
+                            </w:r>
+                            <w:proofErr w:type="spellEnd"/>
+                          </w:p>
+                          <w:p>
+                            <w:pPr>
+                              <w:rPr>
+                                <w:lang w:val="pt-PT"/>
+                              </w:rPr>
+                            </w:pPr>
+                            <w:proofErr w:type="spellStart"/>
+                            <w:r>
+                              <w:rPr>
+                                <w:lang w:val="pt-PT"/>
+                              </w:rPr>
+                              <w:t>Year</w:t>
+                            </w:r>
+                            <w:proofErr w:type="spellEnd"/>
+                          </w:p>
+                        </w:txbxContent>
+                      </wps:txbx>
+                      <wps:bodyPr rot="0" vert="horz" wrap="square" lIns="91440" tIns="45720" rIns="91440" bIns="45720" anchor="t" anchorCtr="0">
+                        <a:noAutofit/>
+                      </wps:bodyPr>
+                    </wps:wsp>
+                  </a:graphicData>
+                </a:graphic>
+                <wp14:sizeRelH relativeFrom="margin">
+                  <wp14:pctWidth>0</wp14:pctWidth>
+                </wp14:sizeRelH>
+                <wp14:sizeRelV relativeFrom="margin">
+                  <wp14:pctHeight>0</wp14:pctHeight>
+                </wp14:sizeRelV>
+              </wp:anchor>
+            </w:drawing>
+          </mc:Choice>
+          <mc:Fallback>
+            <w:pict>
+              <v:shape w14:anchorId="6401EFA9" id="_x0000_s1033" type="#_x0000_t202" style="position:absolute;left:0;text-align:left;margin-left:312.6pt;margin-top:410.4pt;width:154.8pt;height:97.8pt;z-index:251679744;visibility:visible;mso-wrap-style:square;mso-width-percent:0;mso-height-percent:0;mso-wrap-distance-left:9pt;mso-wrap-distance-top:3.6pt;mso-wrap-distance-right:9pt;mso-wrap-distance-bottom:3.6pt;mso-position-horizontal:absolute;mso-position-horizontal-relative:text;mso-position-vertical:absolute;mso-position-vertical-relative:text;mso-width-percent:0;mso-height-percent:0;mso-width-relative:margin;mso-height-relative:margin;v-text-anchor:top" o:gfxdata="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">
+                <v:textbox>
+                  <w:txbxContent>
+                    <w:p>
+                      <w:pPr>
+                        <w:rPr>
+                          <w:lang w:val="pt-PT"/>
+                        </w:rPr>
+                      </w:pPr>
+                      <w:proofErr w:type="spellStart"/>
+                      <w:r>
+                        <w:rPr>
+                          <w:rFonts w:hint="eastAsia"/>
+                          <w:highlight w:val="yellow"/>
+                        </w:rPr>
+                        <w:t>Trafficlist</w:t>
+                      </w:r>
+                      <w:proofErr w:type="spellEnd"/>
+                      <w:r>
+                        <w:rPr>
+                          <w:rFonts w:hint="eastAsia"/>
+                          <w:highlight w:val="yellow"/>
+                        </w:rPr>
+                        <w:t xml:space="preserve"> Key</w:t>
+                      </w:r>
+                    </w:p>
+                    <w:p>
+                      <w:r>
+                        <w:t>Country</w:t>
+                      </w:r>
+                    </w:p>
+                    <w:p>
+                      <w:r>
+                        <w:t>Rate (per 1000)</w:t>
+                      </w:r>
+                    </w:p>
+                    <w:p>
+                      <w:pPr>
+                        <w:rPr>
+                          <w:lang w:val="pt-PT"/>
+                        </w:rPr>
+                      </w:pPr>
+                      <w:proofErr w:type="spellStart"/>
+                      <w:r>
+                        <w:rPr>
+                          <w:lang w:val="pt-PT"/>
+                        </w:rPr>
+                        <w:t>Vehicles</w:t>
+                      </w:r>
+                      <w:proofErr w:type="spellEnd"/>
+                    </w:p>
+                    <w:p>
+                      <w:pPr>
+                        <w:rPr>
+                          <w:lang w:val="pt-PT"/>
+                        </w:rPr>
+                      </w:pPr>
+                      <w:proofErr w:type="spellStart"/>
+                      <w:r>
+                        <w:rPr>
+                          <w:lang w:val="pt-PT"/>
+                        </w:rPr>
+                        <w:t>Year</w:t>
+                      </w:r>
+                      <w:proofErr w:type="spellEnd"/>
+                    </w:p>
+                  </w:txbxContent>
+                </v:textbox>
+                <w10:wrap type="square"/>
+              </v:shape>
+            </w:pict>
+          </mc:Fallback>
+        </mc:AlternateContent>
+      </w:r>
+      <w:r>
+        <w:rPr>
+          <w:rStyle w:val="af2"/>
+          <w:noProof/>
+        </w:rPr>
+        <mc:AlternateContent>
+          <mc:Choice Requires="wps">
+            <w:drawing>
+              <wp:anchor distT="45720" distB="45720" distL="114300" distR="114300" simplePos="0" relativeHeight="251671552" behindDoc="0" locked="0" layoutInCell="1" allowOverlap="1" wp14:anchorId="2945E963" wp14:editId="01CE8223">
+                <wp:simplePos x="0" y="0"/>
+                <wp:positionH relativeFrom="column">
+                  <wp:posOffset>3977640</wp:posOffset>
+                </wp:positionH>
+                <wp:positionV relativeFrom="paragraph">
+                  <wp:posOffset>3520440</wp:posOffset>
+                </wp:positionV>
+                <wp:extent cx="1813560" cy="1097280"/>
+                <wp:effectExtent l="0" t="0" r="15240" b="26670"/>
+                <wp:wrapSquare wrapText="bothSides"/>
+                <wp:docPr id="583018290" name="文本框 2"/>
+                <wp:cNvGraphicFramePr>
+                  <a:graphicFrameLocks xmlns:a="http://schemas.openxmlformats.org/drawingml/2006/main"/>
+                </wp:cNvGraphicFramePr>
+                <a:graphic xmlns:a="http://schemas.openxmlformats.org/drawingml/2006/main">
+                  <a:graphicData uri="http://schemas.microsoft.com/office/word/2010/wordprocessingShape">
+                    <wps:wsp>
+                      <wps:cNvSpPr txBox="1">
+                        <a:spLocks noChangeArrowheads="1"/>
+                      </wps:cNvSpPr>
+                      <wps:spPr bwMode="auto">
+                        <a:xfrm>
+                          <a:off x="0" y="0"/>
+                          <a:ext cx="1813560" cy="1097280"/>
+                        </a:xfrm>
+                        <a:prstGeom prst="rect">
+                          <a:avLst/>
+                        </a:prstGeom>
+                        <a:solidFill>
+                          <a:srgbClr val="FFFFFF"/>
+                        </a:solidFill>
+                        <a:ln w="9525">
+                          <a:solidFill>
+                            <a:srgbClr val="000000"/>
+                          </a:solidFill>
+                          <a:miter lim="800000"/>
+                          <a:headEnd/>
+                          <a:tailEnd/>
+                        </a:ln>
+                      </wps:spPr>
+                      <wps:txbx>
+                        <w:txbxContent>
+                          <w:p>
+                            <w:pPr>
+                              <w:rPr>
+                                <w:lang w:val="pt-PT"/>
+                              </w:rPr>
+                            </w:pPr>
+                            <w:r>
+                              <w:rPr>
+                                <w:rFonts w:hint="eastAsia"/>
+                                <w:highlight w:val="yellow"/>
+                              </w:rPr>
+                              <w:t>GDP Key</w:t>
+                            </w:r>
+                          </w:p>
+                          <w:p>
+                            <w:pPr>
+                              <w:rPr>
+                                <w:lang w:val="pt-PT"/>
+                              </w:rPr>
+                            </w:pPr>
+                            <w:r>
+                              <w:rPr>
+                                <w:lang w:val="pt-PT"/>
+                              </w:rPr>
+                              <w:t>Id</w:t>
+                            </w:r>
+                          </w:p>
+                          <w:p>
+                            <w:pPr>
+                              <w:rPr>
+                                <w:lang w:val="pt-PT"/>
+                              </w:rPr>
+                            </w:pPr>
+                            <w:r>
+                              <w:rPr>
+                                <w:lang w:val="pt-PT"/>
+                              </w:rPr>
+                              <w:t>Country</w:t>
+                            </w:r>
+                          </w:p>
+                          <w:p>
+                            <w:pPr>
+                              <w:rPr>
+                                <w:lang w:val="pt-PT"/>
+                              </w:rPr>
+                            </w:pPr>
+                            <w:proofErr w:type="spellStart"/>
+                            <w:r>
+                              <w:rPr>
+                                <w:lang w:val="pt-PT"/>
+                              </w:rPr>
+                              <w:t>Year</w:t>
+                            </w:r>
+                            <w:proofErr w:type="spellEnd"/>
+                          </w:p>
+                          <w:p>
+                            <w:pPr>
+                              <w:rPr>
+                                <w:rFonts w:hint="eastAsia"/>
+                                <w:lang w:val="pt-PT"/>
+                              </w:rPr>
+                            </w:pPr>
+                            <w:r>
+                              <w:rPr>
+                                <w:lang w:val="pt-PT"/>
+                              </w:rPr>
+                              <w:t>GDP</w:t>
+                            </w:r>
+                          </w:p>
+                        </w:txbxContent>
+                      </wps:txbx>
+                      <wps:bodyPr rot="0" vert="horz" wrap="square" lIns="91440" tIns="45720" rIns="91440" bIns="45720" anchor="t" anchorCtr="0">
+                        <a:noAutofit/>
+                      </wps:bodyPr>
+                    </wps:wsp>
+                  </a:graphicData>
+                </a:graphic>
+                <wp14:sizeRelH relativeFrom="margin">
+                  <wp14:pctWidth>0</wp14:pctWidth>
+                </wp14:sizeRelH>
+                <wp14:sizeRelV relativeFrom="margin">
+                  <wp14:pctHeight>0</wp14:pctHeight>
+                </wp14:sizeRelV>
+              </wp:anchor>
+            </w:drawing>
+          </mc:Choice>
+          <mc:Fallback>
+            <w:pict>
+              <v:shape w14:anchorId="2945E963" id="_x0000_s1034" type="#_x0000_t202" style="position:absolute;left:0;text-align:left;margin-left:313.2pt;margin-top:277.2pt;width:142.8pt;height:86.4pt;z-index:251671552;visibility:visible;mso-wrap-style:square;mso-width-percent:0;mso-height-percent:0;mso-wrap-distance-left:9pt;mso-wrap-distance-top:3.6pt;mso-wrap-distance-right:9pt;mso-wrap-distance-bottom:3.6pt;mso-position-horizontal:absolute;mso-position-horizontal-relative:text;mso-position-vertical:absolute;mso-position-vertical-relative:text;mso-width-percent:0;mso-height-percent:0;mso-width-relative:margin;mso-height-relative:margin;v-text-anchor:top" o:gfxdata="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">
+                <v:textbox>
+                  <w:txbxContent>
+                    <w:p>
+                      <w:pPr>
+                        <w:rPr>
+                          <w:lang w:val="pt-PT"/>
+                        </w:rPr>
+                      </w:pPr>
+                      <w:r>
+                        <w:rPr>
+                          <w:rFonts w:hint="eastAsia"/>
+                          <w:highlight w:val="yellow"/>
+                        </w:rPr>
+                        <w:t>GDP Key</w:t>
+                      </w:r>
+                    </w:p>
+                    <w:p>
+                      <w:pPr>
+                        <w:rPr>
+                          <w:lang w:val="pt-PT"/>
+                        </w:rPr>
+                      </w:pPr>
+                      <w:r>
+                        <w:rPr>
+                          <w:lang w:val="pt-PT"/>
+                        </w:rPr>
+                        <w:t>Id</w:t>
+                      </w:r>
+                    </w:p>
+                    <w:p>
+                      <w:pPr>
+                        <w:rPr>
+                          <w:lang w:val="pt-PT"/>
+                        </w:rPr>
+                      </w:pPr>
+                      <w:r>
+                        <w:rPr>
+                          <w:lang w:val="pt-PT"/>
+                        </w:rPr>
+                        <w:t>Country</w:t>
+                      </w:r>
+                    </w:p>
+                    <w:p>
+                      <w:pPr>
+                        <w:rPr>
+                          <w:lang w:val="pt-PT"/>
+                        </w:rPr>
+                      </w:pPr>
+                      <w:proofErr w:type="spellStart"/>
+                      <w:r>
+                        <w:rPr>
+                          <w:lang w:val="pt-PT"/>
+                        </w:rPr>
+                        <w:t>Year</w:t>
+                      </w:r>
+                      <w:proofErr w:type="spellEnd"/>
+                    </w:p>
+                    <w:p>
+                      <w:pPr>
+                        <w:rPr>
+                          <w:rFonts w:hint="eastAsia"/>
+                          <w:lang w:val="pt-PT"/>
+                        </w:rPr>
+                      </w:pPr>
+                      <w:r>
+                        <w:rPr>
+                          <w:lang w:val="pt-PT"/>
+                        </w:rPr>
+                        <w:t>GDP</w:t>
+                      </w:r>
+                    </w:p>
+                  </w:txbxContent>
+                </v:textbox>
+                <w10:wrap type="square"/>
+              </v:shape>
+            </w:pict>
+          </mc:Fallback>
+        </mc:AlternateContent>
+      </w:r>
+      <w:r>
+        <w:rPr>
+          <w:rStyle w:val="af2"/>
+          <w:noProof/>
+        </w:rPr>
+        <mc:AlternateContent>
+          <mc:Choice Requires="wps">
+            <w:drawing>
+              <wp:anchor distT="45720" distB="45720" distL="114300" distR="114300" simplePos="0" relativeHeight="251685888" behindDoc="0" locked="0" layoutInCell="1" allowOverlap="1" wp14:anchorId="41971223" wp14:editId="59BA950D">
+                <wp:simplePos x="0" y="0"/>
+                <wp:positionH relativeFrom="column">
+                  <wp:posOffset>3939540</wp:posOffset>
+                </wp:positionH>
+                <wp:positionV relativeFrom="paragraph">
+                  <wp:posOffset>4899660</wp:posOffset>
+                </wp:positionV>
+                <wp:extent cx="2360930" cy="1404620"/>
+                <wp:effectExtent l="0" t="0" r="5080" b="2540"/>
+                <wp:wrapSquare wrapText="bothSides"/>
+                <wp:docPr id="1422174479" name="文本框 2"/>
+                <wp:cNvGraphicFramePr>
+                  <a:graphicFrameLocks xmlns:a="http://schemas.openxmlformats.org/drawingml/2006/main"/>
+                </wp:cNvGraphicFramePr>
+                <a:graphic xmlns:a="http://schemas.openxmlformats.org/drawingml/2006/main">
+                  <a:graphicData uri="http://schemas.microsoft.com/office/word/2010/wordprocessingShape">
+                    <wps:wsp>
+                      <wps:cNvSpPr txBox="1">
+                        <a:spLocks noChangeArrowheads="1"/>
+                      </wps:cNvSpPr>
+                      <wps:spPr bwMode="auto">
+                        <a:xfrm>
+                          <a:off x="0" y="0"/>
+                          <a:ext cx="2360930" cy="1404620"/>
+                        </a:xfrm>
+                        <a:prstGeom prst="rect">
+                          <a:avLst/>
+                        </a:prstGeom>
+                        <a:solidFill>
+                          <a:srgbClr val="FFFFFF"/>
+                        </a:solidFill>
+                        <a:ln w="9525">
+                          <a:noFill/>
+                          <a:miter lim="800000"/>
+                          <a:headEnd/>
+                          <a:tailEnd/>
+                        </a:ln>
+                      </wps:spPr>
+                      <wps:txbx>
+                        <w:txbxContent>
+                          <w:p>
+                            <w:pPr>
+                              <w:rPr>
+                                <w:b/>
+                                <w:bCs/>
+                                <w:lang w:val="pt-PT"/>
+                              </w:rPr>
+                            </w:pPr>
+                            <w:proofErr w:type="spellStart"/>
+                            <w:r>
+                              <w:rPr>
+                                <w:b/>
+                                <w:bCs/>
+                                <w:lang w:val="pt-PT"/>
+                              </w:rPr>
+                              <w:t>Dim</w:t>
+                            </w:r>
+                            <w:r>
+                              <w:rPr>
+                                <w:b/>
+                                <w:bCs/>
+                                <w:lang w:val="pt-PT"/>
+                              </w:rPr>
+                              <w:t>Trafficlist</w:t>
+                            </w:r>
+                            <w:proofErr w:type="spellEnd"/>
+                          </w:p>
+                        </w:txbxContent>
+                      </wps:txbx>
+                      <wps:bodyPr rot="0" vert="horz" wrap="square" lIns="91440" tIns="45720" rIns="91440" bIns="45720" anchor="t" anchorCtr="0">
+                        <a:spAutoFit/>
+                      </wps:bodyPr>
+                    </wps:wsp>
+                  </a:graphicData>
+                </a:graphic>
+                <wp14:sizeRelH relativeFrom="margin">
+                  <wp14:pctWidth>40000</wp14:pctWidth>
+                </wp14:sizeRelH>
+                <wp14:sizeRelV relativeFrom="margin">
+                  <wp14:pctHeight>20000</wp14:pctHeight>
+                </wp14:sizeRelV>
+              </wp:anchor>
+            </w:drawing>
+          </mc:Choice>
+          <mc:Fallback>
+            <w:pict>
+              <v:shape w14:anchorId="41971223" id="_x0000_s1035" type="#_x0000_t202" style="position:absolute;left:0;text-align:left;margin-left:310.2pt;margin-top:385.8pt;width:185.9pt;height:110.6pt;z-index:251685888;visibility:visible;mso-wrap-style:square;mso-width-percent:400;mso-height-percent:200;mso-wrap-distance-left:9pt;mso-wrap-distance-top:3.6pt;mso-wrap-distance-right:9pt;mso-wrap-distance-bottom:3.6pt;mso-position-horizontal:absolute;mso-position-horizontal-relative:text;mso-position-vertical:absolute;mso-position-vertical-relative:text;mso-width-percent:400;mso-height-percent:200;mso-width-relative:margin;mso-height-relative:margin;v-text-anchor:top" o:gfxdata="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" stroked="f">
+                <v:textbox style="mso-fit-shape-to-text:t">
+                  <w:txbxContent>
+                    <w:p>
+                      <w:pPr>
+                        <w:rPr>
+                          <w:b/>
+                          <w:bCs/>
+                          <w:lang w:val="pt-PT"/>
+                        </w:rPr>
+                      </w:pPr>
+                      <w:proofErr w:type="spellStart"/>
+                      <w:r>
+                        <w:rPr>
+                          <w:b/>
+                          <w:bCs/>
+                          <w:lang w:val="pt-PT"/>
+                        </w:rPr>
+                        <w:t>Dim</w:t>
+                      </w:r>
+                      <w:r>
+                        <w:rPr>
+                          <w:b/>
+                          <w:bCs/>
+                          <w:lang w:val="pt-PT"/>
+                        </w:rPr>
+                        <w:t>Trafficlist</w:t>
+                      </w:r>
+                      <w:proofErr w:type="spellEnd"/>
+                    </w:p>
+                  </w:txbxContent>
+                </v:textbox>
+                <w10:wrap type="square"/>
+              </v:shape>
+            </w:pict>
+          </mc:Fallback>
+        </mc:AlternateContent>
+      </w:r>
+      <w:r>
+        <w:rPr>
+          <w:rStyle w:val="af2"/>
+          <w:noProof/>
+        </w:rPr>
+        <mc:AlternateContent>
+          <mc:Choice Requires="wps">
+            <w:drawing>
+              <wp:anchor distT="45720" distB="45720" distL="114300" distR="114300" simplePos="0" relativeHeight="251669504" behindDoc="0" locked="0" layoutInCell="1" allowOverlap="1" wp14:anchorId="32B6F1FE" wp14:editId="4A9D8BF3">
+                <wp:simplePos x="0" y="0"/>
+                <wp:positionH relativeFrom="column">
+                  <wp:posOffset>4030980</wp:posOffset>
+                </wp:positionH>
+                <wp:positionV relativeFrom="paragraph">
+                  <wp:posOffset>1935480</wp:posOffset>
+                </wp:positionV>
+                <wp:extent cx="1813560" cy="1143000"/>
+                <wp:effectExtent l="0" t="0" r="15240" b="19050"/>
+                <wp:wrapSquare wrapText="bothSides"/>
+                <wp:docPr id="1307843218" name="文本框 2"/>
+                <wp:cNvGraphicFramePr>
+                  <a:graphicFrameLocks xmlns:a="http://schemas.openxmlformats.org/drawingml/2006/main"/>
+                </wp:cNvGraphicFramePr>
+                <a:graphic xmlns:a="http://schemas.openxmlformats.org/drawingml/2006/main">
+                  <a:graphicData uri="http://schemas.microsoft.com/office/word/2010/wordprocessingShape">
+                    <wps:wsp>
+                      <wps:cNvSpPr txBox="1">
+                        <a:spLocks noChangeArrowheads="1"/>
+                      </wps:cNvSpPr>
+                      <wps:spPr bwMode="auto">
+                        <a:xfrm>
+                          <a:off x="0" y="0"/>
+                          <a:ext cx="1813560" cy="1143000"/>
+                        </a:xfrm>
+                        <a:prstGeom prst="rect">
+                          <a:avLst/>
+                        </a:prstGeom>
+                        <a:solidFill>
+                          <a:srgbClr val="FFFFFF"/>
+                        </a:solidFill>
+                        <a:ln w="9525">
+                          <a:solidFill>
+                            <a:srgbClr val="000000"/>
+                          </a:solidFill>
+                          <a:miter lim="800000"/>
+                          <a:headEnd/>
+                          <a:tailEnd/>
+                        </a:ln>
+                      </wps:spPr>
+                      <wps:txbx>
+                        <w:txbxContent>
+                          <w:p>
+                            <w:pPr>
+                              <w:rPr>
+                                <w:lang w:val="pt-PT"/>
+                              </w:rPr>
+                            </w:pPr>
+                            <w:r>
+                              <w:rPr>
+                                <w:rFonts w:hint="eastAsia"/>
+                                <w:highlight w:val="yellow"/>
+                              </w:rPr>
+                              <w:t>PM2.5-Country Key</w:t>
+                            </w:r>
+                          </w:p>
+                          <w:p>
+                            <w:pPr>
+                              <w:rPr>
+                                <w:lang w:val="pt-PT"/>
+                              </w:rPr>
+                            </w:pPr>
+                            <w:r>
+                              <w:rPr>
+                                <w:lang w:val="pt-PT"/>
+                              </w:rPr>
+                              <w:t>Id</w:t>
+                            </w:r>
+                          </w:p>
+                          <w:p>
+                            <w:pPr>
+                              <w:rPr>
+                                <w:lang w:val="pt-PT"/>
+                              </w:rPr>
+                            </w:pPr>
+                            <w:r>
+                              <w:rPr>
+                                <w:lang w:val="pt-PT"/>
+                              </w:rPr>
+                              <w:t>Country</w:t>
+                            </w:r>
+                          </w:p>
+                          <w:p>
+                            <w:pPr>
+                              <w:rPr>
+                                <w:lang w:val="pt-PT"/>
+                              </w:rPr>
+                            </w:pPr>
+                            <w:proofErr w:type="spellStart"/>
+                            <w:r>
+                              <w:rPr>
+                                <w:lang w:val="pt-PT"/>
+                              </w:rPr>
+                              <w:t>Year</w:t>
+                            </w:r>
+                            <w:proofErr w:type="spellEnd"/>
+                          </w:p>
+                          <w:p>
+                            <w:pPr>
+                              <w:rPr>
+                                <w:rFonts w:hint="eastAsia"/>
+                                <w:lang w:val="pt-PT"/>
+                              </w:rPr>
+                            </w:pPr>
+                            <w:r>
+                              <w:rPr>
+                                <w:lang w:val="pt-PT"/>
+                              </w:rPr>
+                              <w:t>PM2.5</w:t>
+                            </w:r>
+                          </w:p>
+                        </w:txbxContent>
+                      </wps:txbx>
+                      <wps:bodyPr rot="0" vert="horz" wrap="square" lIns="91440" tIns="45720" rIns="91440" bIns="45720" anchor="t" anchorCtr="0">
+                        <a:noAutofit/>
+                      </wps:bodyPr>
+                    </wps:wsp>
+                  </a:graphicData>
+                </a:graphic>
+                <wp14:sizeRelH relativeFrom="margin">
+                  <wp14:pctWidth>0</wp14:pctWidth>
+                </wp14:sizeRelH>
+                <wp14:sizeRelV relativeFrom="margin">
+                  <wp14:pctHeight>0</wp14:pctHeight>
+                </wp14:sizeRelV>
+              </wp:anchor>
+            </w:drawing>
+          </mc:Choice>
+          <mc:Fallback>
+            <w:pict>
+              <v:shape w14:anchorId="32B6F1FE" id="_x0000_s1036" type="#_x0000_t202" style="position:absolute;left:0;text-align:left;margin-left:317.4pt;margin-top:152.4pt;width:142.8pt;height:90pt;z-index:251669504;visibility:visible;mso-wrap-style:square;mso-width-percent:0;mso-height-percent:0;mso-wrap-distance-left:9pt;mso-wrap-distance-top:3.6pt;mso-wrap-distance-right:9pt;mso-wrap-distance-bottom:3.6pt;mso-position-horizontal:absolute;mso-position-horizontal-relative:text;mso-position-vertical:absolute;mso-position-vertical-relative:text;mso-width-percent:0;mso-height-percent:0;mso-width-relative:margin;mso-height-relative:margin;v-text-anchor:top" o:gfxdata="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">
+                <v:textbox>
+                  <w:txbxContent>
+                    <w:p>
+                      <w:pPr>
+                        <w:rPr>
+                          <w:lang w:val="pt-PT"/>
+                        </w:rPr>
+                      </w:pPr>
+                      <w:r>
+                        <w:rPr>
+                          <w:rFonts w:hint="eastAsia"/>
+                          <w:highlight w:val="yellow"/>
+                        </w:rPr>
+                        <w:t>PM2.5-Country Key</w:t>
+                      </w:r>
+                    </w:p>
+                    <w:p>
+                      <w:pPr>
+                        <w:rPr>
+                          <w:lang w:val="pt-PT"/>
+                        </w:rPr>
+                      </w:pPr>
+                      <w:r>
+                        <w:rPr>
+                          <w:lang w:val="pt-PT"/>
+                        </w:rPr>
+                        <w:t>Id</w:t>
+                      </w:r>
+                    </w:p>
+                    <w:p>
+                      <w:pPr>
+                        <w:rPr>
+                          <w:lang w:val="pt-PT"/>
+                        </w:rPr>
+                      </w:pPr>
+                      <w:r>
+                        <w:rPr>
+                          <w:lang w:val="pt-PT"/>
+                        </w:rPr>
+                        <w:t>Country</w:t>
+                      </w:r>
+                    </w:p>
+                    <w:p>
+                      <w:pPr>
+                        <w:rPr>
+                          <w:lang w:val="pt-PT"/>
+                        </w:rPr>
+                      </w:pPr>
+                      <w:proofErr w:type="spellStart"/>
+                      <w:r>
+                        <w:rPr>
+                          <w:lang w:val="pt-PT"/>
+                        </w:rPr>
+                        <w:t>Year</w:t>
+                      </w:r>
+                      <w:proofErr w:type="spellEnd"/>
+                    </w:p>
+                    <w:p>
+                      <w:pPr>
+                        <w:rPr>
+                          <w:rFonts w:hint="eastAsia"/>
+                          <w:lang w:val="pt-PT"/>
+                        </w:rPr>
+                      </w:pPr>
+                      <w:r>
+                        <w:rPr>
+                          <w:lang w:val="pt-PT"/>
+                        </w:rPr>
+                        <w:t>PM2.5</w:t>
+                      </w:r>
+                    </w:p>
+                  </w:txbxContent>
+                </v:textbox>
+                <w10:wrap type="square"/>
+              </v:shape>
+            </w:pict>
+          </mc:Fallback>
+        </mc:AlternateContent>
+      </w:r>
+      <w:r>
+        <w:rPr>
+          <w:rStyle w:val="af2"/>
+          <w:noProof/>
+        </w:rPr>
+        <mc:AlternateContent>
+          <mc:Choice Requires="wps">
+            <w:drawing>
+              <wp:anchor distT="45720" distB="45720" distL="114300" distR="114300" simplePos="0" relativeHeight="251687936" behindDoc="0" locked="0" layoutInCell="1" allowOverlap="1" wp14:anchorId="6FC6E01B" wp14:editId="65EEF96C">
+                <wp:simplePos x="0" y="0"/>
+                <wp:positionH relativeFrom="column">
+                  <wp:posOffset>3985260</wp:posOffset>
+                </wp:positionH>
+                <wp:positionV relativeFrom="paragraph">
+                  <wp:posOffset>3208020</wp:posOffset>
+                </wp:positionV>
+                <wp:extent cx="2360930" cy="1404620"/>
+                <wp:effectExtent l="0" t="0" r="5080" b="2540"/>
+                <wp:wrapSquare wrapText="bothSides"/>
+                <wp:docPr id="1777919180" name="文本框 2"/>
+                <wp:cNvGraphicFramePr>
+                  <a:graphicFrameLocks xmlns:a="http://schemas.openxmlformats.org/drawingml/2006/main"/>
+                </wp:cNvGraphicFramePr>
+                <a:graphic xmlns:a="http://schemas.openxmlformats.org/drawingml/2006/main">
+                  <a:graphicData uri="http://schemas.microsoft.com/office/word/2010/wordprocessingShape">
+                    <wps:wsp>
+                      <wps:cNvSpPr txBox="1">
+                        <a:spLocks noChangeArrowheads="1"/>
+                      </wps:cNvSpPr>
+                      <wps:spPr bwMode="auto">
+                        <a:xfrm>
+                          <a:off x="0" y="0"/>
+                          <a:ext cx="2360930" cy="1404620"/>
+                        </a:xfrm>
+                        <a:prstGeom prst="rect">
+                          <a:avLst/>
+                        </a:prstGeom>
+                        <a:solidFill>
+                          <a:srgbClr val="FFFFFF"/>
+                        </a:solidFill>
+                        <a:ln w="9525">
+                          <a:noFill/>
+                          <a:miter lim="800000"/>
+                          <a:headEnd/>
+                          <a:tailEnd/>
+                        </a:ln>
+                      </wps:spPr>
+                      <wps:txbx>
+                        <w:txbxContent>
+                          <w:p>
+                            <w:pPr>
+                              <w:rPr>
+                                <w:b/>
+                                <w:bCs/>
+                                <w:lang w:val="pt-PT"/>
+                              </w:rPr>
+                            </w:pPr>
+                            <w:proofErr w:type="spellStart"/>
+                            <w:r>
+                              <w:rPr>
+                                <w:b/>
+                                <w:bCs/>
+                                <w:lang w:val="pt-PT"/>
+                              </w:rPr>
+                              <w:t>Dim</w:t>
+                            </w:r>
+                            <w:r>
+                              <w:rPr>
+                                <w:b/>
+                                <w:bCs/>
+                                <w:lang w:val="pt-PT"/>
+                              </w:rPr>
+                              <w:t>GDP</w:t>
+                            </w:r>
+                            <w:proofErr w:type="spellEnd"/>
+                          </w:p>
+                        </w:txbxContent>
+                      </wps:txbx>
+                      <wps:bodyPr rot="0" vert="horz" wrap="square" lIns="91440" tIns="45720" rIns="91440" bIns="45720" anchor="t" anchorCtr="0">
+                        <a:spAutoFit/>
+                      </wps:bodyPr>
+                    </wps:wsp>
+                  </a:graphicData>
+                </a:graphic>
+                <wp14:sizeRelH relativeFrom="margin">
+                  <wp14:pctWidth>40000</wp14:pctWidth>
+                </wp14:sizeRelH>
+                <wp14:sizeRelV relativeFrom="margin">
+                  <wp14:pctHeight>20000</wp14:pctHeight>
+                </wp14:sizeRelV>
+              </wp:anchor>
+            </w:drawing>
+          </mc:Choice>
+          <mc:Fallback>
+            <w:pict>
+              <v:shape w14:anchorId="6FC6E01B" id="_x0000_s1037" type="#_x0000_t202" style="position:absolute;left:0;text-align:left;margin-left:313.8pt;margin-top:252.6pt;width:185.9pt;height:110.6pt;z-index:251687936;visibility:visible;mso-wrap-style:square;mso-width-percent:400;mso-height-percent:200;mso-wrap-distance-left:9pt;mso-wrap-distance-top:3.6pt;mso-wrap-distance-right:9pt;mso-wrap-distance-bottom:3.6pt;mso-position-horizontal:absolute;mso-position-horizontal-relative:text;mso-position-vertical:absolute;mso-position-vertical-relative:text;mso-width-percent:400;mso-height-percent:200;mso-width-relative:margin;mso-height-relative:margin;v-text-anchor:top" o:gfxdata="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" stroked="f">
+                <v:textbox style="mso-fit-shape-to-text:t">
+                  <w:txbxContent>
+                    <w:p>
+                      <w:pPr>
+                        <w:rPr>
+                          <w:b/>
+                          <w:bCs/>
+                          <w:lang w:val="pt-PT"/>
+                        </w:rPr>
+                      </w:pPr>
+                      <w:proofErr w:type="spellStart"/>
+                      <w:r>
+                        <w:rPr>
+                          <w:b/>
+                          <w:bCs/>
+                          <w:lang w:val="pt-PT"/>
+                        </w:rPr>
+                        <w:t>Dim</w:t>
+                      </w:r>
+                      <w:r>
+                        <w:rPr>
+                          <w:b/>
+                          <w:bCs/>
+                          <w:lang w:val="pt-PT"/>
+                        </w:rPr>
+                        <w:t>GDP</w:t>
+                      </w:r>
+                      <w:proofErr w:type="spellEnd"/>
+                    </w:p>
+                  </w:txbxContent>
+                </v:textbox>
+                <w10:wrap type="square"/>
+              </v:shape>
+            </w:pict>
+          </mc:Fallback>
+        </mc:AlternateContent>
+      </w:r>
+      <w:r>
+        <w:rPr>
+          <w:rStyle w:val="af2"/>
+          <w:noProof/>
+        </w:rPr>
+        <mc:AlternateContent>
+          <mc:Choice Requires="wps">
+            <w:drawing>
+              <wp:anchor distT="45720" distB="45720" distL="114300" distR="114300" simplePos="0" relativeHeight="251665408" behindDoc="0" locked="0" layoutInCell="1" allowOverlap="1" wp14:anchorId="23F3AE72" wp14:editId="48913480">
+                <wp:simplePos x="0" y="0"/>
+                <wp:positionH relativeFrom="column">
+                  <wp:posOffset>3672840</wp:posOffset>
+                </wp:positionH>
+                <wp:positionV relativeFrom="paragraph">
+                  <wp:posOffset>297180</wp:posOffset>
+                </wp:positionV>
+                <wp:extent cx="1965960" cy="1097280"/>
+                <wp:effectExtent l="0" t="0" r="15240" b="26670"/>
+                <wp:wrapSquare wrapText="bothSides"/>
+                <wp:docPr id="966381611" name="文本框 2"/>
+                <wp:cNvGraphicFramePr>
+                  <a:graphicFrameLocks xmlns:a="http://schemas.openxmlformats.org/drawingml/2006/main"/>
+                </wp:cNvGraphicFramePr>
+                <a:graphic xmlns:a="http://schemas.openxmlformats.org/drawingml/2006/main">
+                  <a:graphicData uri="http://schemas.microsoft.com/office/word/2010/wordprocessingShape">
+                    <wps:wsp>
+                      <wps:cNvSpPr txBox="1">
+                        <a:spLocks noChangeArrowheads="1"/>
+                      </wps:cNvSpPr>
+                      <wps:spPr bwMode="auto">
+                        <a:xfrm>
+                          <a:off x="0" y="0"/>
+                          <a:ext cx="1965960" cy="1097280"/>
+                        </a:xfrm>
+                        <a:prstGeom prst="rect">
+                          <a:avLst/>
+                        </a:prstGeom>
+                        <a:solidFill>
+                          <a:srgbClr val="FFFFFF"/>
+                        </a:solidFill>
+                        <a:ln w="9525">
+                          <a:solidFill>
+                            <a:srgbClr val="000000"/>
+                          </a:solidFill>
+                          <a:miter lim="800000"/>
+                          <a:headEnd/>
+                          <a:tailEnd/>
+                        </a:ln>
+                      </wps:spPr>
+                      <wps:txbx>
+                        <w:txbxContent>
+                          <w:p>
+                            <w:r>
+                              <w:rPr>
+                                <w:rFonts w:hint="eastAsia"/>
+                                <w:highlight w:val="yellow"/>
+                              </w:rPr>
+                              <w:t>Forest Area Key</w:t>
+                            </w:r>
+                          </w:p>
+                          <w:p>
+                            <w:pPr>
+                              <w:rPr>
+                                <w:rFonts w:hint="eastAsia"/>
+                              </w:rPr>
+                            </w:pPr>
+                            <w:r>
+                              <w:t>I</w:t>
+                            </w:r>
+                            <w:r>
+                              <w:rPr>
+                                <w:rFonts w:hint="eastAsia"/>
+                              </w:rPr>
+                              <w:t>d</w:t>
+                            </w:r>
+                          </w:p>
+                          <w:p>
+                            <w:r>
+                              <w:t>C</w:t>
+                            </w:r>
+                            <w:r>
+                              <w:rPr>
+                                <w:rFonts w:hint="eastAsia"/>
+                              </w:rPr>
+                              <w:t>ountry</w:t>
+                            </w:r>
+                          </w:p>
+                          <w:p>
+                            <w:r>
+                              <w:rPr>
+                                <w:rFonts w:hint="eastAsia"/>
+                              </w:rPr>
+                              <w:t>Year</w:t>
+                            </w:r>
+                          </w:p>
+                          <w:p>
+                            <w:pPr>
+                              <w:rPr>
+                                <w:lang w:val="pt-PT"/>
+                              </w:rPr>
+                            </w:pPr>
+                            <w:r>
+                              <w:rPr>
+                                <w:rFonts w:hint="eastAsia"/>
+                              </w:rPr>
+                              <w:t>Forest</w:t>
+                            </w:r>
+                            <w:r>
+                              <w:rPr>
+                                <w:lang w:val="pt-PT"/>
+                              </w:rPr>
+                              <w:t>_</w:t>
+                            </w:r>
+                            <w:proofErr w:type="spellStart"/>
+                            <w:r>
+                              <w:rPr>
+                                <w:lang w:val="pt-PT"/>
+                              </w:rPr>
+                              <w:t>area</w:t>
+                            </w:r>
+                            <w:proofErr w:type="spellEnd"/>
+                          </w:p>
+                        </w:txbxContent>
+                      </wps:txbx>
+                      <wps:bodyPr rot="0" vert="horz" wrap="square" lIns="91440" tIns="45720" rIns="91440" bIns="45720" anchor="t" anchorCtr="0">
+                        <a:noAutofit/>
+                      </wps:bodyPr>
+                    </wps:wsp>
+                  </a:graphicData>
+                </a:graphic>
+                <wp14:sizeRelH relativeFrom="margin">
+                  <wp14:pctWidth>0</wp14:pctWidth>
+                </wp14:sizeRelH>
+                <wp14:sizeRelV relativeFrom="margin">
+                  <wp14:pctHeight>0</wp14:pctHeight>
+                </wp14:sizeRelV>
+              </wp:anchor>
+            </w:drawing>
+          </mc:Choice>
+          <mc:Fallback>
+            <w:pict>
+              <v:shape w14:anchorId="23F3AE72" id="_x0000_s1038" type="#_x0000_t202" style="position:absolute;left:0;text-align:left;margin-left:289.2pt;margin-top:23.4pt;width:154.8pt;height:86.4pt;z-index:251665408;visibility:visible;mso-wrap-style:square;mso-width-percent:0;mso-height-percent:0;mso-wrap-distance-left:9pt;mso-wrap-distance-top:3.6pt;mso-wrap-distance-right:9pt;mso-wrap-distance-bottom:3.6pt;mso-position-horizontal:absolute;mso-position-horizontal-relative:text;mso-position-vertical:absolute;mso-position-vertical-relative:text;mso-width-percent:0;mso-height-percent:0;mso-width-relative:margin;mso-height-relative:margin;v-text-anchor:top" o:gfxdata="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">
+                <v:textbox>
+                  <w:txbxContent>
+                    <w:p>
+                      <w:r>
+                        <w:rPr>
+                          <w:rFonts w:hint="eastAsia"/>
+                          <w:highlight w:val="yellow"/>
+                        </w:rPr>
+                        <w:t>Forest Area Key</w:t>
+                      </w:r>
+                    </w:p>
+                    <w:p>
+                      <w:pPr>
+                        <w:rPr>
+                          <w:rFonts w:hint="eastAsia"/>
+                        </w:rPr>
+                      </w:pPr>
+                      <w:r>
+                        <w:t>I</w:t>
+                      </w:r>
+                      <w:r>
+                        <w:rPr>
+                          <w:rFonts w:hint="eastAsia"/>
+                        </w:rPr>
+                        <w:t>d</w:t>
+                      </w:r>
+                    </w:p>
+                    <w:p>
+                      <w:r>
+                        <w:t>C</w:t>
+                      </w:r>
+                      <w:r>
+                        <w:rPr>
+                          <w:rFonts w:hint="eastAsia"/>
+                        </w:rPr>
+                        <w:t>ountry</w:t>
+                      </w:r>
+                    </w:p>
+                    <w:p>
+                      <w:r>
+                        <w:rPr>
+                          <w:rFonts w:hint="eastAsia"/>
+                        </w:rPr>
+                        <w:t>Year</w:t>
+                      </w:r>
+                    </w:p>
+                    <w:p>
+                      <w:pPr>
+                        <w:rPr>
+                          <w:lang w:val="pt-PT"/>
+                        </w:rPr>
+                      </w:pPr>
+                      <w:r>
+                        <w:rPr>
+                          <w:rFonts w:hint="eastAsia"/>
+                        </w:rPr>
+                        <w:t>Forest</w:t>
+                      </w:r>
+                      <w:r>
+                        <w:rPr>
+                          <w:lang w:val="pt-PT"/>
+                        </w:rPr>
+                        <w:t>_</w:t>
+                      </w:r>
+                      <w:proofErr w:type="spellStart"/>
+                      <w:r>
+                        <w:rPr>
+                          <w:lang w:val="pt-PT"/>
+                        </w:rPr>
+                        <w:t>area</w:t>
+                      </w:r>
+                      <w:proofErr w:type="spellEnd"/>
+                    </w:p>
+                  </w:txbxContent>
+                </v:textbox>
+                <w10:wrap type="square"/>
+              </v:shape>
+            </w:pict>
+          </mc:Fallback>
+        </mc:AlternateContent>
+      </w:r>
+      <w:r>
+        <w:rPr>
+          <w:rStyle w:val="af2"/>
+          <w:noProof/>
+        </w:rPr>
+        <mc:AlternateContent>
+          <mc:Choice Requires="wps">
+            <w:drawing>
+              <wp:anchor distT="45720" distB="45720" distL="114300" distR="114300" simplePos="0" relativeHeight="251667456" behindDoc="0" locked="0" layoutInCell="1" allowOverlap="1" wp14:anchorId="636054E9" wp14:editId="0597E96C">
+                <wp:simplePos x="0" y="0"/>
+                <wp:positionH relativeFrom="column">
+                  <wp:posOffset>-533400</wp:posOffset>
+                </wp:positionH>
+                <wp:positionV relativeFrom="paragraph">
+                  <wp:posOffset>1866900</wp:posOffset>
+                </wp:positionV>
+                <wp:extent cx="1813560" cy="1319530"/>
+                <wp:effectExtent l="0" t="0" r="15240" b="13970"/>
+                <wp:wrapSquare wrapText="bothSides"/>
+                <wp:docPr id="1766757524" name="文本框 2"/>
+                <wp:cNvGraphicFramePr>
+                  <a:graphicFrameLocks xmlns:a="http://schemas.openxmlformats.org/drawingml/2006/main"/>
+                </wp:cNvGraphicFramePr>
+                <a:graphic xmlns:a="http://schemas.openxmlformats.org/drawingml/2006/main">
+                  <a:graphicData uri="http://schemas.microsoft.com/office/word/2010/wordprocessingShape">
+                    <wps:wsp>
+                      <wps:cNvSpPr txBox="1">
+                        <a:spLocks noChangeArrowheads="1"/>
+                      </wps:cNvSpPr>
+                      <wps:spPr bwMode="auto">
+                        <a:xfrm>
+                          <a:off x="0" y="0"/>
+                          <a:ext cx="1813560" cy="1319530"/>
+                        </a:xfrm>
+                        <a:prstGeom prst="rect">
+                          <a:avLst/>
+                        </a:prstGeom>
+                        <a:solidFill>
+                          <a:srgbClr val="FFFFFF"/>
+                        </a:solidFill>
+                        <a:ln w="9525">
+                          <a:solidFill>
+                            <a:srgbClr val="000000"/>
+                          </a:solidFill>
+                          <a:miter lim="800000"/>
+                          <a:headEnd/>
+                          <a:tailEnd/>
+                        </a:ln>
+                      </wps:spPr>
+                      <wps:txbx>
+                        <w:txbxContent>
+                          <w:p>
+                            <w:pPr>
+                              <w:rPr>
+                                <w:lang w:val="pt-PT"/>
+                              </w:rPr>
+                            </w:pPr>
+                            <w:r>
+                              <w:rPr>
+                                <w:rFonts w:hint="eastAsia"/>
+                                <w:highlight w:val="yellow"/>
+                              </w:rPr>
+                              <w:t>Country Key</w:t>
+                            </w:r>
+                          </w:p>
+                          <w:p>
+                            <w:r>
+                              <w:t>C</w:t>
+                            </w:r>
+                            <w:r>
+                              <w:rPr>
+                                <w:rFonts w:hint="eastAsia"/>
+                              </w:rPr>
+                              <w:t>ountry</w:t>
+                            </w:r>
+                          </w:p>
+                          <w:p>
+                            <w:r>
+                              <w:t>C</w:t>
+                            </w:r>
+                            <w:r>
+                              <w:rPr>
+                                <w:rFonts w:hint="eastAsia"/>
+                              </w:rPr>
+                              <w:t>ountry Code</w:t>
+                            </w:r>
+                          </w:p>
+                          <w:p>
+                            <w:pPr>
+                              <w:rPr>
+                                <w:rFonts w:hint="eastAsia"/>
+                              </w:rPr>
+                            </w:pPr>
+                            <w:r>
+                              <w:rPr>
+                                <w:rFonts w:hint="eastAsia"/>
+                              </w:rPr>
+                              <w:t>Capital</w:t>
+                            </w:r>
+                          </w:p>
+                          <w:p>
+                            <w:r>
+                              <w:rPr>
+                                <w:rFonts w:hint="eastAsia"/>
+                              </w:rPr>
+                              <w:t>Area</w:t>
+                            </w:r>
+                          </w:p>
+                          <w:p>
+                            <w:r>
+                              <w:rPr>
+                                <w:rFonts w:hint="eastAsia"/>
+                              </w:rPr>
+                              <w:t>Continent</w:t>
+                            </w:r>
+                          </w:p>
+                          <w:p>
+                            <w:pPr>
+                              <w:rPr>
+                                <w:rFonts w:hint="eastAsia"/>
+                              </w:rPr>
+                            </w:pPr>
+                          </w:p>
+                        </w:txbxContent>
+                      </wps:txbx>
+                      <wps:bodyPr rot="0" vert="horz" wrap="square" lIns="91440" tIns="45720" rIns="91440" bIns="45720" anchor="t" anchorCtr="0">
+                        <a:noAutofit/>
+                      </wps:bodyPr>
+                    </wps:wsp>
+                  </a:graphicData>
+                </a:graphic>
+                <wp14:sizeRelH relativeFrom="margin">
+                  <wp14:pctWidth>0</wp14:pctWidth>
+                </wp14:sizeRelH>
+                <wp14:sizeRelV relativeFrom="margin">
+                  <wp14:pctHeight>0</wp14:pctHeight>
+                </wp14:sizeRelV>
+              </wp:anchor>
+            </w:drawing>
+          </mc:Choice>
+          <mc:Fallback>
+            <w:pict>
+              <v:shape w14:anchorId="636054E9" id="_x0000_s1039" type="#_x0000_t202" style="position:absolute;left:0;text-align:left;margin-left:-42pt;margin-top:147pt;width:142.8pt;height:103.9pt;z-index:251667456;visibility:visible;mso-wrap-style:square;mso-width-percent:0;mso-height-percent:0;mso-wrap-distance-left:9pt;mso-wrap-distance-top:3.6pt;mso-wrap-distance-right:9pt;mso-wrap-distance-bottom:3.6pt;mso-position-horizontal:absolute;mso-position-horizontal-relative:text;mso-position-vertical:absolute;mso-position-vertical-relative:text;mso-width-percent:0;mso-height-percent:0;mso-width-relative:margin;mso-height-relative:margin;v-text-anchor:top" o:gfxdata="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">
+                <v:textbox>
+                  <w:txbxContent>
+                    <w:p>
+                      <w:pPr>
+                        <w:rPr>
+                          <w:lang w:val="pt-PT"/>
+                        </w:rPr>
+                      </w:pPr>
+                      <w:r>
+                        <w:rPr>
+                          <w:rFonts w:hint="eastAsia"/>
+                          <w:highlight w:val="yellow"/>
+                        </w:rPr>
+                        <w:t>Country Key</w:t>
+                      </w:r>
+                    </w:p>
+                    <w:p>
+                      <w:r>
+                        <w:t>C</w:t>
+                      </w:r>
+                      <w:r>
+                        <w:rPr>
+                          <w:rFonts w:hint="eastAsia"/>
+                        </w:rPr>
+                        <w:t>ountry</w:t>
+                      </w:r>
+                    </w:p>
+                    <w:p>
+                      <w:r>
+                        <w:t>C</w:t>
+                      </w:r>
+                      <w:r>
+                        <w:rPr>
+                          <w:rFonts w:hint="eastAsia"/>
+                        </w:rPr>
+                        <w:t>ountry Code</w:t>
+                      </w:r>
+                    </w:p>
+                    <w:p>
+                      <w:pPr>
+                        <w:rPr>
+                          <w:rFonts w:hint="eastAsia"/>
+                        </w:rPr>
+                      </w:pPr>
+                      <w:r>
+                        <w:rPr>
+                          <w:rFonts w:hint="eastAsia"/>
+                        </w:rPr>
+                        <w:t>Capital</w:t>
+                      </w:r>
+                    </w:p>
+                    <w:p>
+                      <w:r>
+                        <w:rPr>
+                          <w:rFonts w:hint="eastAsia"/>
+                        </w:rPr>
+                        <w:t>Area</w:t>
+                      </w:r>
+                    </w:p>
+                    <w:p>
+                      <w:r>
+                        <w:rPr>
+                          <w:rFonts w:hint="eastAsia"/>
+                        </w:rPr>
+                        <w:t>Continent</w:t>
+                      </w:r>
+                    </w:p>
+                    <w:p>
+                      <w:pPr>
+                        <w:rPr>
+                          <w:rFonts w:hint="eastAsia"/>
+                        </w:rPr>
+                      </w:pPr>
+                    </w:p>
+                  </w:txbxContent>
+                </v:textbox>
+                <w10:wrap type="square"/>
+              </v:shape>
+            </w:pict>
+          </mc:Fallback>
+        </mc:AlternateContent>
+      </w:r>
+      <w:r>
+        <w:rPr>
+          <w:rStyle w:val="af2"/>
+          <w:noProof/>
+        </w:rPr>
+        <mc:AlternateContent>
+          <mc:Choice Requires="wps">
+            <w:drawing>
+              <wp:anchor distT="45720" distB="45720" distL="114300" distR="114300" simplePos="0" relativeHeight="251700224" behindDoc="0" locked="0" layoutInCell="1" allowOverlap="1" wp14:anchorId="3F4FD420" wp14:editId="2FE27C53">
+                <wp:simplePos x="0" y="0"/>
+                <wp:positionH relativeFrom="column">
+                  <wp:posOffset>-571500</wp:posOffset>
+                </wp:positionH>
+                <wp:positionV relativeFrom="paragraph">
+                  <wp:posOffset>3406140</wp:posOffset>
+                </wp:positionV>
+                <wp:extent cx="1821180" cy="1404620"/>
+                <wp:effectExtent l="0" t="0" r="7620" b="6350"/>
+                <wp:wrapSquare wrapText="bothSides"/>
+                <wp:docPr id="2137392745" name="文本框 2"/>
+                <wp:cNvGraphicFramePr>
+                  <a:graphicFrameLocks xmlns:a="http://schemas.openxmlformats.org/drawingml/2006/main"/>
+                </wp:cNvGraphicFramePr>
+                <a:graphic xmlns:a="http://schemas.openxmlformats.org/drawingml/2006/main">
+                  <a:graphicData uri="http://schemas.microsoft.com/office/word/2010/wordprocessingShape">
+                    <wps:wsp>
+                      <wps:cNvSpPr txBox="1">
+                        <a:spLocks noChangeArrowheads="1"/>
+                      </wps:cNvSpPr>
+                      <wps:spPr bwMode="auto">
+                        <a:xfrm>
+                          <a:off x="0" y="0"/>
+                          <a:ext cx="1821180" cy="1404620"/>
+                        </a:xfrm>
+                        <a:prstGeom prst="rect">
+                          <a:avLst/>
+                        </a:prstGeom>
+                        <a:solidFill>
+                          <a:srgbClr val="FFFFFF"/>
+                        </a:solidFill>
+                        <a:ln w="9525">
+                          <a:noFill/>
+                          <a:miter lim="800000"/>
+                          <a:headEnd/>
+                          <a:tailEnd/>
+                        </a:ln>
+                      </wps:spPr>
+                      <wps:txbx>
+                        <w:txbxContent>
+                          <w:p>
+                            <w:pPr>
+                              <w:rPr>
+                                <w:b/>
+                                <w:bCs/>
+                                <w:lang w:val="pt-PT"/>
+                              </w:rPr>
+                            </w:pPr>
+                            <w:proofErr w:type="spellStart"/>
+                            <w:r>
+                              <w:rPr>
+                                <w:b/>
+                                <w:bCs/>
+                                <w:lang w:val="pt-PT"/>
+                              </w:rPr>
+                              <w:t>Dim</w:t>
+                            </w:r>
+                            <w:r>
+                              <w:rPr>
+                                <w:b/>
+                                <w:bCs/>
+                                <w:lang w:val="pt-PT"/>
+                              </w:rPr>
+                              <w:t>Year</w:t>
+                            </w:r>
+                            <w:proofErr w:type="spellEnd"/>
+                          </w:p>
+                        </w:txbxContent>
+                      </wps:txbx>
+                      <wps:bodyPr rot="0" vert="horz" wrap="square" lIns="91440" tIns="45720" rIns="91440" bIns="45720" anchor="t" anchorCtr="0">
+                        <a:spAutoFit/>
+                      </wps:bodyPr>
+                    </wps:wsp>
+                  </a:graphicData>
+                </a:graphic>
+                <wp14:sizeRelH relativeFrom="margin">
+                  <wp14:pctWidth>0</wp14:pctWidth>
+                </wp14:sizeRelH>
+                <wp14:sizeRelV relativeFrom="margin">
+                  <wp14:pctHeight>20000</wp14:pctHeight>
+                </wp14:sizeRelV>
+              </wp:anchor>
+            </w:drawing>
+          </mc:Choice>
+          <mc:Fallback>
+            <w:pict>
+              <v:shape w14:anchorId="3F4FD420" id="_x0000_s1040" type="#_x0000_t202" style="position:absolute;left:0;text-align:left;margin-left:-45pt;margin-top:268.2pt;width:143.4pt;height:110.6pt;z-index:251700224;visibility:visible;mso-wrap-style:square;mso-width-percent:0;mso-height-percent:200;mso-wrap-distance-left:9pt;mso-wrap-distance-top:3.6pt;mso-wrap-distance-right:9pt;mso-wrap-distance-bottom:3.6pt;mso-position-horizontal:absolute;mso-position-horizontal-relative:text;mso-position-vertical:absolute;mso-position-vertical-relative:text;mso-width-percent:0;mso-height-percent:200;mso-width-relative:margin;mso-height-relative:margin;v-text-anchor:top" o:gfxdata="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" stroked="f">
+                <v:textbox style="mso-fit-shape-to-text:t">
+                  <w:txbxContent>
+                    <w:p>
+                      <w:pPr>
+                        <w:rPr>
+                          <w:b/>
+                          <w:bCs/>
+                          <w:lang w:val="pt-PT"/>
+                        </w:rPr>
+                      </w:pPr>
+                      <w:proofErr w:type="spellStart"/>
+                      <w:r>
+                        <w:rPr>
+                          <w:b/>
+                          <w:bCs/>
+                          <w:lang w:val="pt-PT"/>
+                        </w:rPr>
+                        <w:t>Dim</w:t>
+                      </w:r>
+                      <w:r>
+                        <w:rPr>
+                          <w:b/>
+                          <w:bCs/>
+                          <w:lang w:val="pt-PT"/>
+                        </w:rPr>
+                        <w:t>Year</w:t>
+                      </w:r>
+                      <w:proofErr w:type="spellEnd"/>
+                    </w:p>
+                  </w:txbxContent>
+                </v:textbox>
+                <w10:wrap type="square"/>
+              </v:shape>
+            </w:pict>
+          </mc:Fallback>
+        </mc:AlternateContent>
+      </w:r>
+      <w:r>
+        <w:rPr>
+          <w:rStyle w:val="af2"/>
+          <w:noProof/>
+        </w:rPr>
+        <mc:AlternateContent>
+          <mc:Choice Requires="wps">
+            <w:drawing>
+              <wp:anchor distT="45720" distB="45720" distL="114300" distR="114300" simplePos="0" relativeHeight="251696128" behindDoc="0" locked="0" layoutInCell="1" allowOverlap="1" wp14:anchorId="40E5480F" wp14:editId="1EC83673">
+                <wp:simplePos x="0" y="0"/>
+                <wp:positionH relativeFrom="column">
+                  <wp:posOffset>1661160</wp:posOffset>
+                </wp:positionH>
+                <wp:positionV relativeFrom="paragraph">
+                  <wp:posOffset>1127760</wp:posOffset>
+                </wp:positionV>
+                <wp:extent cx="1905000" cy="1404620"/>
+                <wp:effectExtent l="0" t="0" r="0" b="6350"/>
+                <wp:wrapSquare wrapText="bothSides"/>
+                <wp:docPr id="941210741" name="文本框 2"/>
+                <wp:cNvGraphicFramePr>
+                  <a:graphicFrameLocks xmlns:a="http://schemas.openxmlformats.org/drawingml/2006/main"/>
+                </wp:cNvGraphicFramePr>
+                <a:graphic xmlns:a="http://schemas.openxmlformats.org/drawingml/2006/main">
+                  <a:graphicData uri="http://schemas.microsoft.com/office/word/2010/wordprocessingShape">
+                    <wps:wsp>
+                      <wps:cNvSpPr txBox="1">
+                        <a:spLocks noChangeArrowheads="1"/>
+                      </wps:cNvSpPr>
+                      <wps:spPr bwMode="auto">
+                        <a:xfrm>
+                          <a:off x="0" y="0"/>
+                          <a:ext cx="1905000" cy="1404620"/>
+                        </a:xfrm>
+                        <a:prstGeom prst="rect">
+                          <a:avLst/>
+                        </a:prstGeom>
+                        <a:solidFill>
+                          <a:srgbClr val="FFFFFF"/>
+                        </a:solidFill>
+                        <a:ln w="9525">
+                          <a:noFill/>
+                          <a:miter lim="800000"/>
+                          <a:headEnd/>
+                          <a:tailEnd/>
+                        </a:ln>
+                      </wps:spPr>
+                      <wps:txbx>
+                        <w:txbxContent>
+                          <w:p>
+                            <w:pPr>
+                              <w:rPr>
+                                <w:b/>
+                                <w:bCs/>
+                                <w:lang w:val="pt-PT"/>
+                              </w:rPr>
+                            </w:pPr>
+                            <w:r>
+                              <w:rPr>
+                                <w:b/>
+                                <w:bCs/>
+                                <w:lang w:val="pt-PT"/>
+                              </w:rPr>
+                              <w:t>Fact_PM2.5_Regists</w:t>
+                            </w:r>
+                          </w:p>
+                        </w:txbxContent>
+                      </wps:txbx>
+                      <wps:bodyPr rot="0" vert="horz" wrap="square" lIns="91440" tIns="45720" rIns="91440" bIns="45720" anchor="t" anchorCtr="0">
+                        <a:spAutoFit/>
+                      </wps:bodyPr>
+                    </wps:wsp>
+                  </a:graphicData>
+                </a:graphic>
+                <wp14:sizeRelH relativeFrom="margin">
+                  <wp14:pctWidth>0</wp14:pctWidth>
+                </wp14:sizeRelH>
+                <wp14:sizeRelV relativeFrom="margin">
+                  <wp14:pctHeight>20000</wp14:pctHeight>
+                </wp14:sizeRelV>
+              </wp:anchor>
+            </w:drawing>
+          </mc:Choice>
+          <mc:Fallback>
+            <w:pict>
+              <v:shape w14:anchorId="40E5480F" id="_x0000_s1041" type="#_x0000_t202" style="position:absolute;left:0;text-align:left;margin-left:130.8pt;margin-top:88.8pt;width:150pt;height:110.6pt;z-index:251696128;visibility:visible;mso-wrap-style:square;mso-width-percent:0;mso-height-percent:200;mso-wrap-distance-left:9pt;mso-wrap-distance-top:3.6pt;mso-wrap-distance-right:9pt;mso-wrap-distance-bottom:3.6pt;mso-position-horizontal:absolute;mso-position-horizontal-relative:text;mso-position-vertical:absolute;mso-position-vertical-relative:text;mso-width-percent:0;mso-height-percent:200;mso-width-relative:margin;mso-height-relative:margin;v-text-anchor:top" o:gfxdata="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" stroked="f">
+                <v:textbox style="mso-fit-shape-to-text:t">
+                  <w:txbxContent>
+                    <w:p>
+                      <w:pPr>
+                        <w:rPr>
+                          <w:b/>
+                          <w:bCs/>
+                          <w:lang w:val="pt-PT"/>
+                        </w:rPr>
+                      </w:pPr>
+                      <w:r>
+                        <w:rPr>
+                          <w:b/>
+                          <w:bCs/>
+                          <w:lang w:val="pt-PT"/>
+                        </w:rPr>
+                        <w:t>Fact_PM2.5_Regists</w:t>
+                      </w:r>
+                    </w:p>
+                  </w:txbxContent>
+                </v:textbox>
+                <w10:wrap type="square"/>
+              </v:shape>
+            </w:pict>
+          </mc:Fallback>
+        </mc:AlternateContent>
+      </w:r>
+      <w:r>
+        <w:rPr>
+          <w:rStyle w:val="af2"/>
+          <w:noProof/>
+        </w:rPr>
+        <mc:AlternateContent>
+          <mc:Choice Requires="wps">
+            <w:drawing>
+              <wp:anchor distT="45720" distB="45720" distL="114300" distR="114300" simplePos="0" relativeHeight="251692032" behindDoc="0" locked="0" layoutInCell="1" allowOverlap="1" wp14:anchorId="013DAFE8" wp14:editId="01DD9965">
+                <wp:simplePos x="0" y="0"/>
+                <wp:positionH relativeFrom="column">
+                  <wp:posOffset>-542290</wp:posOffset>
+                </wp:positionH>
+                <wp:positionV relativeFrom="paragraph">
+                  <wp:posOffset>1546860</wp:posOffset>
+                </wp:positionV>
+                <wp:extent cx="2360930" cy="1404620"/>
+                <wp:effectExtent l="0" t="0" r="5080" b="2540"/>
+                <wp:wrapSquare wrapText="bothSides"/>
+                <wp:docPr id="1109489546" name="文本框 2"/>
+                <wp:cNvGraphicFramePr>
+                  <a:graphicFrameLocks xmlns:a="http://schemas.openxmlformats.org/drawingml/2006/main"/>
+                </wp:cNvGraphicFramePr>
+                <a:graphic xmlns:a="http://schemas.openxmlformats.org/drawingml/2006/main">
+                  <a:graphicData uri="http://schemas.microsoft.com/office/word/2010/wordprocessingShape">
+                    <wps:wsp>
+                      <wps:cNvSpPr txBox="1">
+                        <a:spLocks noChangeArrowheads="1"/>
+                      </wps:cNvSpPr>
+                      <wps:spPr bwMode="auto">
+                        <a:xfrm>
+                          <a:off x="0" y="0"/>
+                          <a:ext cx="2360930" cy="1404620"/>
+                        </a:xfrm>
+                        <a:prstGeom prst="rect">
+                          <a:avLst/>
+                        </a:prstGeom>
+                        <a:solidFill>
+                          <a:srgbClr val="FFFFFF"/>
+                        </a:solidFill>
+                        <a:ln w="9525">
+                          <a:noFill/>
+                          <a:miter lim="800000"/>
+                          <a:headEnd/>
+                          <a:tailEnd/>
+                        </a:ln>
+                      </wps:spPr>
+                      <wps:txbx>
+                        <w:txbxContent>
+                          <w:p>
+                            <w:pPr>
+                              <w:rPr>
+                                <w:b/>
+                                <w:bCs/>
+                                <w:lang w:val="pt-PT"/>
+                              </w:rPr>
+                            </w:pPr>
+                            <w:proofErr w:type="spellStart"/>
+                            <w:r>
+                              <w:rPr>
+                                <w:b/>
+                                <w:bCs/>
+                                <w:lang w:val="pt-PT"/>
+                              </w:rPr>
+                              <w:t>Dim</w:t>
+                            </w:r>
+                            <w:r>
+                              <w:rPr>
+                                <w:b/>
+                                <w:bCs/>
+                                <w:lang w:val="pt-PT"/>
+                              </w:rPr>
+                              <w:t>Contry</w:t>
+                            </w:r>
+                            <w:proofErr w:type="spellEnd"/>
+                          </w:p>
+                        </w:txbxContent>
+                      </wps:txbx>
+                      <wps:bodyPr rot="0" vert="horz" wrap="square" lIns="91440" tIns="45720" rIns="91440" bIns="45720" anchor="t" anchorCtr="0">
+                        <a:spAutoFit/>
+                      </wps:bodyPr>
+                    </wps:wsp>
+                  </a:graphicData>
+                </a:graphic>
+                <wp14:sizeRelH relativeFrom="margin">
+                  <wp14:pctWidth>40000</wp14:pctWidth>
+                </wp14:sizeRelH>
+                <wp14:sizeRelV relativeFrom="margin">
+                  <wp14:pctHeight>20000</wp14:pctHeight>
+                </wp14:sizeRelV>
+              </wp:anchor>
+            </w:drawing>
+          </mc:Choice>
+          <mc:Fallback>
+            <w:pict>
+              <v:shape w14:anchorId="013DAFE8" id="_x0000_s1042" type="#_x0000_t202" style="position:absolute;left:0;text-align:left;margin-left:-42.7pt;margin-top:121.8pt;width:185.9pt;height:110.6pt;z-index:251692032;visibility:visible;mso-wrap-style:square;mso-width-percent:400;mso-height-percent:200;mso-wrap-distance-left:9pt;mso-wrap-distance-top:3.6pt;mso-wrap-distance-right:9pt;mso-wrap-distance-bottom:3.6pt;mso-position-horizontal:absolute;mso-position-horizontal-relative:text;mso-position-vertical:absolute;mso-position-vertical-relative:text;mso-width-percent:400;mso-height-percent:200;mso-width-relative:margin;mso-height-relative:margin;v-text-anchor:top" o:gfxdata="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" stroked="f">
+                <v:textbox style="mso-fit-shape-to-text:t">
+                  <w:txbxContent>
+                    <w:p>
+                      <w:pPr>
+                        <w:rPr>
+                          <w:b/>
+                          <w:bCs/>
+                          <w:lang w:val="pt-PT"/>
+                        </w:rPr>
+                      </w:pPr>
+                      <w:proofErr w:type="spellStart"/>
+                      <w:r>
+                        <w:rPr>
+                          <w:b/>
+                          <w:bCs/>
+                          <w:lang w:val="pt-PT"/>
+                        </w:rPr>
+                        <w:t>Dim</w:t>
+                      </w:r>
+                      <w:r>
+                        <w:rPr>
+                          <w:b/>
+                          <w:bCs/>
+                          <w:lang w:val="pt-PT"/>
+                        </w:rPr>
+                        <w:t>Contry</w:t>
+                      </w:r>
+                      <w:proofErr w:type="spellEnd"/>
+                    </w:p>
+                  </w:txbxContent>
+                </v:textbox>
+                <w10:wrap type="square"/>
+              </v:shape>
+            </w:pict>
+          </mc:Fallback>
+        </mc:AlternateContent>
+      </w:r>
+      <w:r>
+        <w:rPr>
+          <w:rStyle w:val="af2"/>
+          <w:noProof/>
+        </w:rPr>
+        <mc:AlternateContent>
+          <mc:Choice Requires="wps">
+            <w:drawing>
+              <wp:anchor distT="45720" distB="45720" distL="114300" distR="114300" simplePos="0" relativeHeight="251689984" behindDoc="0" locked="0" layoutInCell="1" allowOverlap="1" wp14:anchorId="743C14CA" wp14:editId="2D527356">
+                <wp:simplePos x="0" y="0"/>
+                <wp:positionH relativeFrom="column">
+                  <wp:posOffset>4038600</wp:posOffset>
+                </wp:positionH>
+                <wp:positionV relativeFrom="paragraph">
+                  <wp:posOffset>1615440</wp:posOffset>
+                </wp:positionV>
+                <wp:extent cx="2360930" cy="1404620"/>
+                <wp:effectExtent l="0" t="0" r="5080" b="2540"/>
+                <wp:wrapSquare wrapText="bothSides"/>
+                <wp:docPr id="350512795" name="文本框 2"/>
+                <wp:cNvGraphicFramePr>
+                  <a:graphicFrameLocks xmlns:a="http://schemas.openxmlformats.org/drawingml/2006/main"/>
+                </wp:cNvGraphicFramePr>
+                <a:graphic xmlns:a="http://schemas.openxmlformats.org/drawingml/2006/main">
+                  <a:graphicData uri="http://schemas.microsoft.com/office/word/2010/wordprocessingShape">
+                    <wps:wsp>
+                      <wps:cNvSpPr txBox="1">
+                        <a:spLocks noChangeArrowheads="1"/>
+                      </wps:cNvSpPr>
+                      <wps:spPr bwMode="auto">
+                        <a:xfrm>
+                          <a:off x="0" y="0"/>
+                          <a:ext cx="2360930" cy="1404620"/>
+                        </a:xfrm>
+                        <a:prstGeom prst="rect">
+                          <a:avLst/>
+                        </a:prstGeom>
+                        <a:solidFill>
+                          <a:srgbClr val="FFFFFF"/>
+                        </a:solidFill>
+                        <a:ln w="9525">
+                          <a:noFill/>
+                          <a:miter lim="800000"/>
+                          <a:headEnd/>
+                          <a:tailEnd/>
+                        </a:ln>
+                      </wps:spPr>
+                      <wps:txbx>
+                        <w:txbxContent>
+                          <w:p>
+                            <w:pPr>
+                              <w:rPr>
+                                <w:b/>
+                                <w:bCs/>
+                                <w:lang w:val="pt-PT"/>
+                              </w:rPr>
+                            </w:pPr>
+                            <w:r>
+                              <w:rPr>
+                                <w:b/>
+                                <w:bCs/>
+                                <w:lang w:val="pt-PT"/>
+                              </w:rPr>
+                              <w:t>Dim</w:t>
+                            </w:r>
+                            <w:r>
+                              <w:rPr>
+                                <w:b/>
+                                <w:bCs/>
+                                <w:lang w:val="pt-PT"/>
+                              </w:rPr>
+                              <w:t>PM2.5-</w:t>
+                            </w:r>
+                            <w:r>
+                              <w:rPr>
+                                <w:b/>
+                                <w:bCs/>
+                                <w:lang w:val="pt-PT"/>
+                              </w:rPr>
+                              <w:t>Country</w:t>
+                            </w:r>
+                          </w:p>
+                        </w:txbxContent>
+                      </wps:txbx>
+                      <wps:bodyPr rot="0" vert="horz" wrap="square" lIns="91440" tIns="45720" rIns="91440" bIns="45720" anchor="t" anchorCtr="0">
+                        <a:spAutoFit/>
+                      </wps:bodyPr>
+                    </wps:wsp>
+                  </a:graphicData>
+                </a:graphic>
+                <wp14:sizeRelH relativeFrom="margin">
+                  <wp14:pctWidth>40000</wp14:pctWidth>
+                </wp14:sizeRelH>
+                <wp14:sizeRelV relativeFrom="margin">
+                  <wp14:pctHeight>20000</wp14:pctHeight>
+                </wp14:sizeRelV>
+              </wp:anchor>
+            </w:drawing>
+          </mc:Choice>
+          <mc:Fallback>
+            <w:pict>
+              <v:shape w14:anchorId="743C14CA" id="_x0000_s1043" type="#_x0000_t202" style="position:absolute;left:0;text-align:left;margin-left:318pt;margin-top:127.2pt;width:185.9pt;height:110.6pt;z-index:251689984;visibility:visible;mso-wrap-style:square;mso-width-percent:400;mso-height-percent:200;mso-wrap-distance-left:9pt;mso-wrap-distance-top:3.6pt;mso-wrap-distance-right:9pt;mso-wrap-distance-bottom:3.6pt;mso-position-horizontal:absolute;mso-position-horizontal-relative:text;mso-position-vertical:absolute;mso-position-vertical-relative:text;mso-width-percent:400;mso-height-percent:200;mso-width-relative:margin;mso-height-relative:margin;v-text-anchor:top" o:gfxdata="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" stroked="f">
+                <v:textbox style="mso-fit-shape-to-text:t">
+                  <w:txbxContent>
+                    <w:p>
+                      <w:pPr>
+                        <w:rPr>
+                          <w:b/>
+                          <w:bCs/>
+                          <w:lang w:val="pt-PT"/>
+                        </w:rPr>
+                      </w:pPr>
+                      <w:r>
+                        <w:rPr>
+                          <w:b/>
+                          <w:bCs/>
+                          <w:lang w:val="pt-PT"/>
+                        </w:rPr>
+                        <w:t>Dim</w:t>
+                      </w:r>
+                      <w:r>
+                        <w:rPr>
+                          <w:b/>
+                          <w:bCs/>
+                          <w:lang w:val="pt-PT"/>
+                        </w:rPr>
+                        <w:t>PM2.5-</w:t>
+                      </w:r>
+                      <w:r>
+                        <w:rPr>
+                          <w:b/>
+                          <w:bCs/>
+                          <w:lang w:val="pt-PT"/>
+                        </w:rPr>
+                        <w:t>Country</w:t>
+                      </w:r>
+                    </w:p>
+                  </w:txbxContent>
+                </v:textbox>
+                <w10:wrap type="square"/>
+              </v:shape>
+            </w:pict>
+          </mc:Fallback>
+        </mc:AlternateContent>
+      </w:r>
+      <w:r>
+        <w:rPr>
+          <w:rStyle w:val="af2"/>
+          <w:noProof/>
+        </w:rPr>
+        <mc:AlternateContent>
+          <mc:Choice Requires="wps">
+            <w:drawing>
+              <wp:anchor distT="45720" distB="45720" distL="114300" distR="114300" simplePos="0" relativeHeight="251683840" behindDoc="0" locked="0" layoutInCell="1" allowOverlap="1" wp14:anchorId="3C6ADF6A" wp14:editId="4F1F7433">
+                <wp:simplePos x="0" y="0"/>
+                <wp:positionH relativeFrom="column">
+                  <wp:posOffset>-617220</wp:posOffset>
+                </wp:positionH>
+                <wp:positionV relativeFrom="paragraph">
+                  <wp:posOffset>4288790</wp:posOffset>
+                </wp:positionV>
+                <wp:extent cx="2360930" cy="1404620"/>
+                <wp:effectExtent l="0" t="0" r="5080" b="2540"/>
+                <wp:wrapSquare wrapText="bothSides"/>
+                <wp:docPr id="142644669" name="文本框 2"/>
+                <wp:cNvGraphicFramePr>
+                  <a:graphicFrameLocks xmlns:a="http://schemas.openxmlformats.org/drawingml/2006/main"/>
+                </wp:cNvGraphicFramePr>
+                <a:graphic xmlns:a="http://schemas.openxmlformats.org/drawingml/2006/main">
+                  <a:graphicData uri="http://schemas.microsoft.com/office/word/2010/wordprocessingShape">
+                    <wps:wsp>
+                      <wps:cNvSpPr txBox="1">
+                        <a:spLocks noChangeArrowheads="1"/>
+                      </wps:cNvSpPr>
+                      <wps:spPr bwMode="auto">
+                        <a:xfrm>
+                          <a:off x="0" y="0"/>
+                          <a:ext cx="2360930" cy="1404620"/>
+                        </a:xfrm>
+                        <a:prstGeom prst="rect">
+                          <a:avLst/>
+                        </a:prstGeom>
+                        <a:solidFill>
+                          <a:srgbClr val="FFFFFF"/>
+                        </a:solidFill>
+                        <a:ln w="9525">
+                          <a:noFill/>
+                          <a:miter lim="800000"/>
+                          <a:headEnd/>
+                          <a:tailEnd/>
+                        </a:ln>
+                      </wps:spPr>
+                      <wps:txbx>
+                        <w:txbxContent>
+                          <w:p>
+                            <w:pPr>
+                              <w:rPr>
+                                <w:b/>
+                                <w:bCs/>
+                                <w:lang w:val="pt-PT"/>
+                              </w:rPr>
+                            </w:pPr>
+                            <w:proofErr w:type="spellStart"/>
+                            <w:r>
+                              <w:rPr>
+                                <w:b/>
+                                <w:bCs/>
+                                <w:lang w:val="pt-PT"/>
+                              </w:rPr>
+                              <w:t>Dim</w:t>
+                            </w:r>
+                            <w:r>
+                              <w:rPr>
+                                <w:b/>
+                                <w:bCs/>
+                                <w:lang w:val="pt-PT"/>
+                              </w:rPr>
+                              <w:t>GlobalWeather</w:t>
+                            </w:r>
+                            <w:proofErr w:type="spellEnd"/>
+                          </w:p>
+                        </w:txbxContent>
+                      </wps:txbx>
+                      <wps:bodyPr rot="0" vert="horz" wrap="square" lIns="91440" tIns="45720" rIns="91440" bIns="45720" anchor="t" anchorCtr="0">
+                        <a:spAutoFit/>
+                      </wps:bodyPr>
+                    </wps:wsp>
+                  </a:graphicData>
+                </a:graphic>
+                <wp14:sizeRelH relativeFrom="margin">
+                  <wp14:pctWidth>40000</wp14:pctWidth>
+                </wp14:sizeRelH>
+                <wp14:sizeRelV relativeFrom="margin">
+                  <wp14:pctHeight>20000</wp14:pctHeight>
+                </wp14:sizeRelV>
+              </wp:anchor>
+            </w:drawing>
+          </mc:Choice>
+          <mc:Fallback>
+            <w:pict>
+              <v:shape w14:anchorId="3C6ADF6A" id="_x0000_s1044" type="#_x0000_t202" style="position:absolute;left:0;text-align:left;margin-left:-48.6pt;margin-top:337.7pt;width:185.9pt;height:110.6pt;z-index:251683840;visibility:visible;mso-wrap-style:square;mso-width-percent:400;mso-height-percent:200;mso-wrap-distance-left:9pt;mso-wrap-distance-top:3.6pt;mso-wrap-distance-right:9pt;mso-wrap-distance-bottom:3.6pt;mso-position-horizontal:absolute;mso-position-horizontal-relative:text;mso-position-vertical:absolute;mso-position-vertical-relative:text;mso-width-percent:400;mso-height-percent:200;mso-width-relative:margin;mso-height-relative:margin;v-text-anchor:top" o:gfxdata="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" stroked="f">
+                <v:textbox style="mso-fit-shape-to-text:t">
+                  <w:txbxContent>
+                    <w:p>
+                      <w:pPr>
+                        <w:rPr>
+                          <w:b/>
+                          <w:bCs/>
+                          <w:lang w:val="pt-PT"/>
+                        </w:rPr>
+                      </w:pPr>
+                      <w:proofErr w:type="spellStart"/>
+                      <w:r>
+                        <w:rPr>
+                          <w:b/>
+                          <w:bCs/>
+                          <w:lang w:val="pt-PT"/>
+                        </w:rPr>
+                        <w:t>Dim</w:t>
+                      </w:r>
+                      <w:r>
+                        <w:rPr>
+                          <w:b/>
+                          <w:bCs/>
+                          <w:lang w:val="pt-PT"/>
+                        </w:rPr>
+                        <w:t>GlobalWeather</w:t>
+                      </w:r>
+                      <w:proofErr w:type="spellEnd"/>
+                    </w:p>
+                  </w:txbxContent>
+                </v:textbox>
+                <w10:wrap type="square"/>
+              </v:shape>
+            </w:pict>
+          </mc:Fallback>
+        </mc:AlternateContent>
+      </w:r>
+      <w:r>
+        <w:rPr>
+          <w:rStyle w:val="af2"/>
+          <w:noProof/>
+        </w:rPr>
+        <mc:AlternateContent>
+          <mc:Choice Requires="wps">
+            <w:drawing>
+              <wp:anchor distT="45720" distB="45720" distL="114300" distR="114300" simplePos="0" relativeHeight="251681792" behindDoc="0" locked="0" layoutInCell="1" allowOverlap="1" wp14:anchorId="2B189BA0" wp14:editId="04B99DBA">
+                <wp:simplePos x="0" y="0"/>
+                <wp:positionH relativeFrom="column">
+                  <wp:posOffset>1635760</wp:posOffset>
+                </wp:positionH>
+                <wp:positionV relativeFrom="paragraph">
+                  <wp:posOffset>4404360</wp:posOffset>
+                </wp:positionV>
+                <wp:extent cx="2360930" cy="1404620"/>
+                <wp:effectExtent l="0" t="0" r="5080" b="2540"/>
+                <wp:wrapSquare wrapText="bothSides"/>
+                <wp:docPr id="1579222201" name="文本框 2"/>
+                <wp:cNvGraphicFramePr>
+                  <a:graphicFrameLocks xmlns:a="http://schemas.openxmlformats.org/drawingml/2006/main"/>
+                </wp:cNvGraphicFramePr>
+                <a:graphic xmlns:a="http://schemas.openxmlformats.org/drawingml/2006/main">
+                  <a:graphicData uri="http://schemas.microsoft.com/office/word/2010/wordprocessingShape">
+                    <wps:wsp>
+                      <wps:cNvSpPr txBox="1">
+                        <a:spLocks noChangeArrowheads="1"/>
+                      </wps:cNvSpPr>
+                      <wps:spPr bwMode="auto">
+                        <a:xfrm>
+                          <a:off x="0" y="0"/>
+                          <a:ext cx="2360930" cy="1404620"/>
+                        </a:xfrm>
+                        <a:prstGeom prst="rect">
+                          <a:avLst/>
+                        </a:prstGeom>
+                        <a:solidFill>
+                          <a:srgbClr val="FFFFFF"/>
+                        </a:solidFill>
+                        <a:ln w="9525">
+                          <a:noFill/>
+                          <a:miter lim="800000"/>
+                          <a:headEnd/>
+                          <a:tailEnd/>
+                        </a:ln>
+                      </wps:spPr>
+                      <wps:txbx>
+                        <w:txbxContent>
+                          <w:p>
+                            <w:pPr>
+                              <w:rPr>
+                                <w:b/>
+                                <w:bCs/>
+                                <w:lang w:val="pt-PT"/>
+                              </w:rPr>
+                            </w:pPr>
+                            <w:proofErr w:type="spellStart"/>
+                            <w:r>
+                              <w:rPr>
+                                <w:b/>
+                                <w:bCs/>
+                                <w:lang w:val="pt-PT"/>
+                              </w:rPr>
+                              <w:t>DimPopulation</w:t>
+                            </w:r>
+                            <w:proofErr w:type="spellEnd"/>
+                          </w:p>
+                        </w:txbxContent>
+                      </wps:txbx>
+                      <wps:bodyPr rot="0" vert="horz" wrap="square" lIns="91440" tIns="45720" rIns="91440" bIns="45720" anchor="t" anchorCtr="0">
+                        <a:spAutoFit/>
+                      </wps:bodyPr>
+                    </wps:wsp>
+                  </a:graphicData>
+                </a:graphic>
+                <wp14:sizeRelH relativeFrom="margin">
+                  <wp14:pctWidth>40000</wp14:pctWidth>
+                </wp14:sizeRelH>
+                <wp14:sizeRelV relativeFrom="margin">
+                  <wp14:pctHeight>20000</wp14:pctHeight>
+                </wp14:sizeRelV>
+              </wp:anchor>
+            </w:drawing>
+          </mc:Choice>
+          <mc:Fallback>
+            <w:pict>
+              <v:shape w14:anchorId="2B189BA0" id="_x0000_s1045" type="#_x0000_t202" style="position:absolute;left:0;text-align:left;margin-left:128.8pt;margin-top:346.8pt;width:185.9pt;height:110.6pt;z-index:251681792;visibility:visible;mso-wrap-style:square;mso-width-percent:400;mso-height-percent:200;mso-wrap-distance-left:9pt;mso-wrap-distance-top:3.6pt;mso-wrap-distance-right:9pt;mso-wrap-distance-bottom:3.6pt;mso-position-horizontal:absolute;mso-position-horizontal-relative:text;mso-position-vertical:absolute;mso-position-vertical-relative:text;mso-width-percent:400;mso-height-percent:200;mso-width-relative:margin;mso-height-relative:margin;v-text-anchor:top" o:gfxdata="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" stroked="f">
+                <v:textbox style="mso-fit-shape-to-text:t">
+                  <w:txbxContent>
+                    <w:p>
+                      <w:pPr>
+                        <w:rPr>
+                          <w:b/>
+                          <w:bCs/>
+                          <w:lang w:val="pt-PT"/>
+                        </w:rPr>
+                      </w:pPr>
+                      <w:proofErr w:type="spellStart"/>
+                      <w:r>
+                        <w:rPr>
+                          <w:b/>
+                          <w:bCs/>
+                          <w:lang w:val="pt-PT"/>
+                        </w:rPr>
+                        <w:t>DimPopulation</w:t>
+                      </w:r>
+                      <w:proofErr w:type="spellEnd"/>
+                    </w:p>
+                  </w:txbxContent>
+                </v:textbox>
+                <w10:wrap type="square"/>
+              </v:shape>
+            </w:pict>
+          </mc:Fallback>
+        </mc:AlternateContent>
+      </w:r>
+      <w:r>
+        <w:rPr>
+          <w:rStyle w:val="af2"/>
+          <w:noProof/>
+        </w:rPr>
+        <mc:AlternateContent>
+          <mc:Choice Requires="wps">
+            <w:drawing>
+              <wp:anchor distT="45720" distB="45720" distL="114300" distR="114300" simplePos="0" relativeHeight="251677696" behindDoc="0" locked="0" layoutInCell="1" allowOverlap="1" wp14:anchorId="43761AFB" wp14:editId="5F02DAD5">
+                <wp:simplePos x="0" y="0"/>
+                <wp:positionH relativeFrom="column">
+                  <wp:posOffset>1630680</wp:posOffset>
+                </wp:positionH>
+                <wp:positionV relativeFrom="paragraph">
+                  <wp:posOffset>4716780</wp:posOffset>
+                </wp:positionV>
+                <wp:extent cx="2133600" cy="1516380"/>
+                <wp:effectExtent l="0" t="0" r="19050" b="26670"/>
+                <wp:wrapSquare wrapText="bothSides"/>
+                <wp:docPr id="270004579" name="文本框 2"/>
+                <wp:cNvGraphicFramePr>
+                  <a:graphicFrameLocks xmlns:a="http://schemas.openxmlformats.org/drawingml/2006/main"/>
+                </wp:cNvGraphicFramePr>
+                <a:graphic xmlns:a="http://schemas.openxmlformats.org/drawingml/2006/main">
+                  <a:graphicData uri="http://schemas.microsoft.com/office/word/2010/wordprocessingShape">
+                    <wps:wsp>
+                      <wps:cNvSpPr txBox="1">
+                        <a:spLocks noChangeArrowheads="1"/>
+                      </wps:cNvSpPr>
+                      <wps:spPr bwMode="auto">
+                        <a:xfrm>
+                          <a:off x="0" y="0"/>
+                          <a:ext cx="2133600" cy="1516380"/>
+                        </a:xfrm>
+                        <a:prstGeom prst="rect">
+                          <a:avLst/>
+                        </a:prstGeom>
+                        <a:solidFill>
+                          <a:srgbClr val="FFFFFF"/>
+                        </a:solidFill>
+                        <a:ln w="9525">
+                          <a:solidFill>
+                            <a:srgbClr val="000000"/>
+                          </a:solidFill>
+                          <a:miter lim="800000"/>
+                          <a:headEnd/>
+                          <a:tailEnd/>
+                        </a:ln>
+                      </wps:spPr>
+                      <wps:txbx>
+                        <w:txbxContent>
+                          <w:p>
+                            <w:pPr>
+                              <w:rPr>
+                                <w:lang w:val="pt-PT"/>
+                              </w:rPr>
+                            </w:pPr>
+                            <w:r>
+                              <w:rPr>
+                                <w:rFonts w:hint="eastAsia"/>
+                                <w:highlight w:val="yellow"/>
+                              </w:rPr>
+                              <w:t>Population Key</w:t>
+                            </w:r>
+                          </w:p>
+                          <w:p>
+                            <w:r>
+                              <w:t>Country</w:t>
+                            </w:r>
+                          </w:p>
+                          <w:p>
+                            <w:proofErr w:type="spellStart"/>
+                            <w:r>
+                              <w:t>Total_population_million_people</w:t>
+                            </w:r>
+                            <w:proofErr w:type="spellEnd"/>
+                          </w:p>
+                          <w:p>
+                            <w:proofErr w:type="spellStart"/>
+                            <w:r>
+                              <w:t>Population_density</w:t>
+                            </w:r>
+                            <w:proofErr w:type="spellEnd"/>
+                          </w:p>
+                          <w:p>
+                            <w:proofErr w:type="spellStart"/>
+                            <w:r>
+                              <w:t>Population_</w:t>
+                            </w:r>
+                            <w:r>
+                              <w:t>rank</w:t>
+                            </w:r>
+                            <w:proofErr w:type="spellEnd"/>
+                          </w:p>
+                          <w:p>
+                            <w:proofErr w:type="spellStart"/>
+                            <w:r>
+                              <w:t>Population_</w:t>
+                            </w:r>
+                            <w:r>
+                              <w:t>coverage_perc</w:t>
+                            </w:r>
+                            <w:proofErr w:type="spellEnd"/>
+                          </w:p>
+                          <w:p>
+                            <w:pPr>
+                              <w:rPr>
+                                <w:lang w:val="pt-PT"/>
+                              </w:rPr>
+                            </w:pPr>
+                            <w:proofErr w:type="spellStart"/>
+                            <w:r>
+                              <w:rPr>
+                                <w:lang w:val="pt-PT"/>
+                              </w:rPr>
+                              <w:t>Geographic_coverage_perc</w:t>
+                            </w:r>
+                            <w:proofErr w:type="spellEnd"/>
+                          </w:p>
+                          <w:p>
+                            <w:pPr>
+                              <w:rPr>
+                                <w:lang w:val="pt-PT"/>
+                              </w:rPr>
+                            </w:pPr>
+                            <w:proofErr w:type="spellStart"/>
+                            <w:r>
+                              <w:rPr>
+                                <w:lang w:val="pt-PT"/>
+                              </w:rPr>
+                              <w:t>Year</w:t>
+                            </w:r>
+                            <w:proofErr w:type="spellEnd"/>
+                          </w:p>
+                        </w:txbxContent>
+                      </wps:txbx>
+                      <wps:bodyPr rot="0" vert="horz" wrap="square" lIns="91440" tIns="45720" rIns="91440" bIns="45720" anchor="t" anchorCtr="0">
+                        <a:noAutofit/>
+                      </wps:bodyPr>
+                    </wps:wsp>
+                  </a:graphicData>
+                </a:graphic>
+                <wp14:sizeRelH relativeFrom="margin">
+                  <wp14:pctWidth>0</wp14:pctWidth>
+                </wp14:sizeRelH>
+                <wp14:sizeRelV relativeFrom="margin">
+                  <wp14:pctHeight>0</wp14:pctHeight>
+                </wp14:sizeRelV>
+              </wp:anchor>
+            </w:drawing>
+          </mc:Choice>
+          <mc:Fallback>
+            <w:pict>
+              <v:shape w14:anchorId="43761AFB" id="_x0000_s1046" type="#_x0000_t202" style="position:absolute;left:0;text-align:left;margin-left:128.4pt;margin-top:371.4pt;width:168pt;height:119.4pt;z-index:251677696;visibility:visible;mso-wrap-style:square;mso-width-percent:0;mso-height-percent:0;mso-wrap-distance-left:9pt;mso-wrap-distance-top:3.6pt;mso-wrap-distance-right:9pt;mso-wrap-distance-bottom:3.6pt;mso-position-horizontal:absolute;mso-position-horizontal-relative:text;mso-position-vertical:absolute;mso-position-vertical-relative:text;mso-width-percent:0;mso-height-percent:0;mso-width-relative:margin;mso-height-relative:margin;v-text-anchor:top" o:gfxdata="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">
+                <v:textbox>
+                  <w:txbxContent>
+                    <w:p>
+                      <w:pPr>
+                        <w:rPr>
+                          <w:lang w:val="pt-PT"/>
+                        </w:rPr>
+                      </w:pPr>
+                      <w:r>
+                        <w:rPr>
+                          <w:rFonts w:hint="eastAsia"/>
+                          <w:highlight w:val="yellow"/>
+                        </w:rPr>
+                        <w:t>Population Key</w:t>
+                      </w:r>
+                    </w:p>
+                    <w:p>
+                      <w:r>
+                        <w:t>Country</w:t>
+                      </w:r>
+                    </w:p>
+                    <w:p>
+                      <w:proofErr w:type="spellStart"/>
+                      <w:r>
+                        <w:t>Total_population_million_people</w:t>
+                      </w:r>
+                      <w:proofErr w:type="spellEnd"/>
+                    </w:p>
+                    <w:p>
+                      <w:proofErr w:type="spellStart"/>
+                      <w:r>
+                        <w:t>Population_density</w:t>
+                      </w:r>
+                      <w:proofErr w:type="spellEnd"/>
+                    </w:p>
+                    <w:p>
+                      <w:proofErr w:type="spellStart"/>
+                      <w:r>
+                        <w:t>Population_</w:t>
+                      </w:r>
+                      <w:r>
+                        <w:t>rank</w:t>
+                      </w:r>
+                      <w:proofErr w:type="spellEnd"/>
+                    </w:p>
+                    <w:p>
+                      <w:proofErr w:type="spellStart"/>
+                      <w:r>
+                        <w:t>Population_</w:t>
+                      </w:r>
+                      <w:r>
+                        <w:t>coverage_perc</w:t>
+                      </w:r>
+                      <w:proofErr w:type="spellEnd"/>
+                    </w:p>
+                    <w:p>
+                      <w:pPr>
+                        <w:rPr>
+                          <w:lang w:val="pt-PT"/>
+                        </w:rPr>
+                      </w:pPr>
+                      <w:proofErr w:type="spellStart"/>
+                      <w:r>
+                        <w:rPr>
+                          <w:lang w:val="pt-PT"/>
+                        </w:rPr>
+                        <w:t>Geographic_coverage_perc</w:t>
+                      </w:r>
+                      <w:proofErr w:type="spellEnd"/>
+                    </w:p>
+                    <w:p>
+                      <w:pPr>
+                        <w:rPr>
+                          <w:lang w:val="pt-PT"/>
+                        </w:rPr>
+                      </w:pPr>
+                      <w:proofErr w:type="spellStart"/>
+                      <w:r>
+                        <w:rPr>
+                          <w:lang w:val="pt-PT"/>
+                        </w:rPr>
+                        <w:t>Year</w:t>
+                      </w:r>
+                      <w:proofErr w:type="spellEnd"/>
+                    </w:p>
+                  </w:txbxContent>
+                </v:textbox>
+                <w10:wrap type="square"/>
+              </v:shape>
+            </w:pict>
+          </mc:Fallback>
+        </mc:AlternateContent>
+      </w:r>
+      <w:r>
         <w:br w:type="page"/>
       </w:r>
     </w:p>
@@ -1442,14 +5401,17 @@
       <w:pPr>
         <w:widowControl/>
         <w:jc w:val="left"/>
-        <w:rPr>
-          <w:rFonts w:hint="eastAsia"/>
-        </w:rPr>
       </w:pPr>
     </w:p>
     <w:p>
-      <w:r>
-        <w:rPr>
+      <w:pPr>
+        <w:rPr>
+          <w:rStyle w:val="af2"/>
+        </w:rPr>
+      </w:pPr>
+      <w:r>
+        <w:rPr>
+          <w:rStyle w:val="af2"/>
           <w:rFonts w:hint="eastAsia"/>
         </w:rPr>
         <w:t>Annex 7</w:t>
@@ -1640,11 +5602,6 @@
             <w:hideMark/>
           </w:tcPr>
           <w:p>
-            <w:pPr>
-              <w:rPr>
-                <w:rFonts w:hint="eastAsia"/>
-              </w:rPr>
-            </w:pPr>
             <w:r>
               <w:t>GDP</w:t>
             </w:r>
@@ -1811,13 +5768,7 @@
         </w:tc>
       </w:tr>
     </w:tbl>
-    <w:p>
-      <w:pPr>
-        <w:rPr>
-          <w:rFonts w:hint="eastAsia"/>
-        </w:rPr>
-      </w:pPr>
-    </w:p>
+    <w:p/>
     <w:sectPr>
       <w:pgSz w:w="11906" w:h="16838"/>
       <w:pgMar w:top="1440" w:right="1800" w:bottom="1440" w:left="1800" w:header="851" w:footer="992" w:gutter="0"/>
@@ -3026,7 +6977,7 @@
   <w:style w:type="paragraph" w:default="1" w:styleId="a">
     <w:name w:val="Normal"/>
     <w:qFormat/>
-    <w:rsid w:val="00094138"/>
+    <w:rsid w:val="00DA5C06"/>
     <w:pPr>
       <w:widowControl w:val="0"/>
       <w:jc w:val="both"/>
@@ -3234,6 +7185,7 @@
   <w:style w:type="character" w:default="1" w:styleId="a0">
     <w:name w:val="Default Paragraph Font"/>
     <w:uiPriority w:val="1"/>
+    <w:semiHidden/>
     <w:unhideWhenUsed/>
   </w:style>
   <w:style w:type="table" w:default="1" w:styleId="a1">
@@ -3921,4 +7873,16 @@
     </a:ext>
   </a:extLst>
 </a:theme>
+</file>
+
+<file path=customXml/item1.xml><?xml version="1.0" encoding="utf-8"?>
+<b:Sources xmlns:b="http://schemas.openxmlformats.org/officeDocument/2006/bibliography" xmlns="http://schemas.openxmlformats.org/officeDocument/2006/bibliography" SelectedStyle="\APASixthEditionOfficeOnline.xsl" StyleName="APA" Version="6"/>
+</file>
+
+<file path=customXml/itemProps1.xml><?xml version="1.0" encoding="utf-8"?>
+<ds:datastoreItem xmlns:ds="http://schemas.openxmlformats.org/officeDocument/2006/customXml" ds:itemID="{94BD184F-E264-45A2-B4D1-6DA4329EEC0D}">
+  <ds:schemaRefs>
+    <ds:schemaRef ds:uri="http://schemas.openxmlformats.org/officeDocument/2006/bibliography"/>
+  </ds:schemaRefs>
+</ds:datastoreItem>
 </file>
--- a/Data Fusion strategy.docx
+++ b/Data Fusion strategy.docx
@@ -3,245 +3,388 @@
 <w:document xmlns:wpc="http://schemas.microsoft.com/office/word/2010/wordprocessingCanvas" xmlns:cx="http://schemas.microsoft.com/office/drawing/2014/chartex" xmlns:cx1="http://schemas.microsoft.com/office/drawing/2015/9/8/chartex" xmlns:cx2="http://schemas.microsoft.com/office/drawing/2015/10/21/chartex" xmlns:cx3="http://schemas.microsoft.com/office/drawing/2016/5/9/chartex" xmlns:cx4="http://schemas.microsoft.com/office/drawing/2016/5/10/chartex" xmlns:cx5="http://schemas.microsoft.com/office/drawing/2016/5/11/chartex" xmlns:cx6="http://schemas.microsoft.com/office/drawing/2016/5/12/chartex" xmlns:cx7="http://schemas.microsoft.com/office/drawing/2016/5/13/chartex" xmlns:cx8="http://schemas.microsoft.com/office/drawing/2016/5/14/chartex" xmlns:mc="http://schemas.openxmlformats.org/markup-compatibility/2006" xmlns:aink="http://schemas.microsoft.com/office/drawing/2016/ink" xmlns:am3d="http://schemas.microsoft.com/office/drawing/2017/model3d" xmlns:o="urn:schemas-microsoft-com:office:office" xmlns:oel="http://schemas.microsoft.com/office/2019/extlst" xmlns:r="http://schemas.openxmlformats.org/officeDocument/2006/relationships" xmlns:m="http://schemas.openxmlformats.org/officeDocument/2006/math" xmlns:v="urn:schemas-microsoft-com:vml" xmlns:wp14="http://schemas.microsoft.com/office/word/2010/wordprocessingDrawing" xmlns:wp="http://schemas.openxmlformats.org/drawingml/2006/wordprocessingDrawing" xmlns:w10="urn:schemas-microsoft-com:office:word" xmlns:w="http://schemas.openxmlformats.org/wordprocessingml/2006/main" xmlns:w14="http://schemas.microsoft.com/office/word/2010/wordml" xmlns:w15="http://schemas.microsoft.com/office/word/2012/wordml" xmlns:w16cex="http://schemas.microsoft.com/office/word/2018/wordml/cex" xmlns:w16cid="http://schemas.microsoft.com/office/word/2016/wordml/cid" xmlns:w16="http://schemas.microsoft.com/office/word/2018/wordml" xmlns:w16du="http://schemas.microsoft.com/office/word/2023/wordml/word16du" xmlns:w16sdtdh="http://schemas.microsoft.com/office/word/2020/wordml/sdtdatahash" xmlns:w16sdtfl="http://schemas.microsoft.com/office/word/2024/wordml/sdtformatlock" xmlns:w16se="http://schemas.microsoft.com/office/word/2015/wordml/symex" xmlns:wpg="http://schemas.microsoft.com/office/word/2010/wordprocessingGroup" xmlns:wpi="http://schemas.microsoft.com/office/word/2010/wordprocessingInk" xmlns:wne="http://schemas.microsoft.com/office/word/2006/wordml" xmlns:wps="http://schemas.microsoft.com/office/word/2010/wordprocessingShape" mc:Ignorable="w14 w15 w16se w16cid w16 w16cex w16sdtdh w16sdtfl w16du wp14">
   <w:body>
     <w:p>
-      <w:r>
+      <w:pPr>
+        <w:rPr>
+          <w:rFonts w:ascii="Times New Roman" w:hAnsi="Times New Roman" w:cs="Times New Roman"/>
+          <w:sz w:val="22"/>
+        </w:rPr>
+      </w:pPr>
+      <w:r>
+        <w:rPr>
+          <w:rFonts w:ascii="Times New Roman" w:hAnsi="Times New Roman" w:cs="Times New Roman"/>
+          <w:sz w:val="22"/>
+        </w:rPr>
         <w:t>Data Fusion Strategy</w:t>
       </w:r>
     </w:p>
-    <w:p/>
     <w:p>
       <w:pPr>
         <w:rPr>
+          <w:rFonts w:ascii="Times New Roman" w:hAnsi="Times New Roman" w:cs="Times New Roman"/>
+          <w:sz w:val="22"/>
+        </w:rPr>
+      </w:pPr>
+    </w:p>
+    <w:p>
+      <w:pPr>
+        <w:rPr>
+          <w:rFonts w:ascii="Times New Roman" w:hAnsi="Times New Roman" w:cs="Times New Roman"/>
           <w:b/>
           <w:bCs/>
-        </w:rPr>
-      </w:pPr>
-      <w:r>
-        <w:rPr>
+          <w:sz w:val="22"/>
+        </w:rPr>
+      </w:pPr>
+      <w:bookmarkStart w:id="0" w:name="_Hlk199617788"/>
+      <w:r>
+        <w:rPr>
+          <w:rFonts w:ascii="Times New Roman" w:hAnsi="Times New Roman" w:cs="Times New Roman"/>
           <w:b/>
           <w:bCs/>
+          <w:sz w:val="22"/>
         </w:rPr>
         <w:t>Actual Scenarios</w:t>
       </w:r>
     </w:p>
     <w:p>
-      <w:r>
-        <w:rPr>
+      <w:pPr>
+        <w:rPr>
+          <w:rFonts w:ascii="Times New Roman" w:hAnsi="Times New Roman" w:cs="Times New Roman"/>
+          <w:sz w:val="22"/>
+        </w:rPr>
+      </w:pPr>
+      <w:r>
+        <w:rPr>
+          <w:rFonts w:ascii="Times New Roman" w:hAnsi="Times New Roman" w:cs="Times New Roman"/>
           <w:b/>
           <w:bCs/>
+          <w:sz w:val="22"/>
         </w:rPr>
         <w:t>1. Inconsistent Country Names</w:t>
       </w:r>
       <w:r>
+        <w:rPr>
+          <w:rFonts w:ascii="Times New Roman" w:hAnsi="Times New Roman" w:cs="Times New Roman"/>
+          <w:sz w:val="22"/>
+        </w:rPr>
         <w:br/>
       </w:r>
       <w:r>
         <w:rPr>
+          <w:rFonts w:ascii="Times New Roman" w:hAnsi="Times New Roman" w:cs="Times New Roman"/>
           <w:b/>
           <w:bCs/>
+          <w:sz w:val="22"/>
         </w:rPr>
         <w:t>Strategy Used:</w:t>
       </w:r>
       <w:r>
+        <w:rPr>
+          <w:rFonts w:ascii="Times New Roman" w:hAnsi="Times New Roman" w:cs="Times New Roman"/>
+          <w:sz w:val="22"/>
+        </w:rPr>
         <w:t xml:space="preserve"> </w:t>
       </w:r>
       <w:r>
         <w:rPr>
+          <w:rFonts w:ascii="Times New Roman" w:hAnsi="Times New Roman" w:cs="Times New Roman"/>
           <w:i/>
           <w:iCs/>
+          <w:sz w:val="22"/>
         </w:rPr>
         <w:t>Trust your friends</w:t>
       </w:r>
       <w:r>
+        <w:rPr>
+          <w:rFonts w:ascii="Times New Roman" w:hAnsi="Times New Roman" w:cs="Times New Roman"/>
+          <w:sz w:val="22"/>
+        </w:rPr>
         <w:br/>
         <w:t xml:space="preserve">To address inconsistencies in country names (e.g., "USA" vs "United States"), we applied the </w:t>
       </w:r>
       <w:r>
         <w:rPr>
+          <w:rFonts w:ascii="Times New Roman" w:hAnsi="Times New Roman" w:cs="Times New Roman"/>
           <w:i/>
           <w:iCs/>
+          <w:sz w:val="22"/>
         </w:rPr>
         <w:t xml:space="preserve">Trust your </w:t>
       </w:r>
       <w:proofErr w:type="gramStart"/>
       <w:r>
         <w:rPr>
+          <w:rFonts w:ascii="Times New Roman" w:hAnsi="Times New Roman" w:cs="Times New Roman"/>
           <w:i/>
           <w:iCs/>
+          <w:sz w:val="22"/>
         </w:rPr>
         <w:t>friends</w:t>
       </w:r>
       <w:proofErr w:type="gramEnd"/>
       <w:r>
+        <w:rPr>
+          <w:rFonts w:ascii="Times New Roman" w:hAnsi="Times New Roman" w:cs="Times New Roman"/>
+          <w:sz w:val="22"/>
+        </w:rPr>
         <w:t xml:space="preserve"> strategy by adopting a standardized naming convention based on a trusted authority, such as the ISO or World Bank. When conflicting variants were found, we retained the version used by the most reliable source. A mapping table was constructed (country_mapping.csv) to ensure consistency across all datasets.</w:t>
       </w:r>
     </w:p>
     <w:p>
-      <w:r>
-        <w:rPr>
+      <w:pPr>
+        <w:rPr>
+          <w:rFonts w:ascii="Times New Roman" w:hAnsi="Times New Roman" w:cs="Times New Roman"/>
+          <w:sz w:val="22"/>
+        </w:rPr>
+      </w:pPr>
+      <w:r>
+        <w:rPr>
+          <w:rFonts w:ascii="Times New Roman" w:hAnsi="Times New Roman" w:cs="Times New Roman"/>
           <w:b/>
           <w:bCs/>
+          <w:sz w:val="22"/>
         </w:rPr>
         <w:t>2. Missing Country Data</w:t>
       </w:r>
       <w:r>
+        <w:rPr>
+          <w:rFonts w:ascii="Times New Roman" w:hAnsi="Times New Roman" w:cs="Times New Roman"/>
+          <w:sz w:val="22"/>
+        </w:rPr>
         <w:br/>
       </w:r>
       <w:r>
         <w:rPr>
+          <w:rFonts w:ascii="Times New Roman" w:hAnsi="Times New Roman" w:cs="Times New Roman"/>
           <w:b/>
           <w:bCs/>
+          <w:sz w:val="22"/>
         </w:rPr>
         <w:t>Strategy Used:</w:t>
       </w:r>
       <w:r>
+        <w:rPr>
+          <w:rFonts w:ascii="Times New Roman" w:hAnsi="Times New Roman" w:cs="Times New Roman"/>
+          <w:sz w:val="22"/>
+        </w:rPr>
         <w:t xml:space="preserve"> </w:t>
       </w:r>
       <w:r>
         <w:rPr>
+          <w:rFonts w:ascii="Times New Roman" w:hAnsi="Times New Roman" w:cs="Times New Roman"/>
           <w:i/>
           <w:iCs/>
+          <w:sz w:val="22"/>
         </w:rPr>
         <w:t>Pass it on</w:t>
       </w:r>
       <w:r>
+        <w:rPr>
+          <w:rFonts w:ascii="Times New Roman" w:hAnsi="Times New Roman" w:cs="Times New Roman"/>
+          <w:sz w:val="22"/>
+        </w:rPr>
         <w:br/>
-        <w:t xml:space="preserve">In the 52915 personal challenge dataset, certain anomalies were identified—for example, countries like the United States and other Western nations did not report GDP data for specific years, resulting in values of zero. To ensure factual accuracy and data integrity, we chose to remove such records. This approach aligns with the </w:t>
-      </w:r>
-      <w:r>
-        <w:rPr>
+        <w:t>In the 52915 personal challenge dataset, certain anomalies were identified</w:t>
+      </w:r>
+      <w:r>
+        <w:rPr>
+          <w:rFonts w:ascii="Times New Roman" w:hAnsi="Times New Roman" w:cs="Times New Roman"/>
+          <w:sz w:val="22"/>
+        </w:rPr>
+        <w:t xml:space="preserve"> – f</w:t>
+      </w:r>
+      <w:r>
+        <w:rPr>
+          <w:rFonts w:ascii="Times New Roman" w:hAnsi="Times New Roman" w:cs="Times New Roman"/>
+          <w:sz w:val="22"/>
+        </w:rPr>
+        <w:t xml:space="preserve">or example, countries like the United States and other Western nations did not report GDP data for specific years, resulting in values of zero. To ensure factual accuracy and data integrity, we chose to remove such records. This approach aligns with the </w:t>
+      </w:r>
+      <w:r>
+        <w:rPr>
+          <w:rFonts w:ascii="Times New Roman" w:hAnsi="Times New Roman" w:cs="Times New Roman"/>
           <w:i/>
           <w:iCs/>
+          <w:sz w:val="22"/>
         </w:rPr>
         <w:t>Pass it on</w:t>
       </w:r>
       <w:r>
+        <w:rPr>
+          <w:rFonts w:ascii="Times New Roman" w:hAnsi="Times New Roman" w:cs="Times New Roman"/>
+          <w:sz w:val="22"/>
+        </w:rPr>
         <w:t xml:space="preserve"> strategy, which escalates unresolved conflicts by ignoring unreliable or insufficient data.</w:t>
       </w:r>
     </w:p>
     <w:p>
-      <w:r>
-        <w:rPr>
+      <w:pPr>
+        <w:rPr>
+          <w:rFonts w:ascii="Times New Roman" w:hAnsi="Times New Roman" w:cs="Times New Roman"/>
+          <w:sz w:val="22"/>
+        </w:rPr>
+      </w:pPr>
+      <w:r>
+        <w:rPr>
+          <w:rFonts w:ascii="Times New Roman" w:hAnsi="Times New Roman" w:cs="Times New Roman"/>
           <w:b/>
           <w:bCs/>
+          <w:sz w:val="22"/>
         </w:rPr>
         <w:t>3. Missing Population Data</w:t>
       </w:r>
       <w:r>
+        <w:rPr>
+          <w:rFonts w:ascii="Times New Roman" w:hAnsi="Times New Roman" w:cs="Times New Roman"/>
+          <w:sz w:val="22"/>
+        </w:rPr>
         <w:br/>
       </w:r>
       <w:r>
         <w:rPr>
+          <w:rFonts w:ascii="Times New Roman" w:hAnsi="Times New Roman" w:cs="Times New Roman"/>
           <w:b/>
           <w:bCs/>
+          <w:sz w:val="22"/>
         </w:rPr>
         <w:t>Strategy Used:</w:t>
       </w:r>
       <w:r>
+        <w:rPr>
+          <w:rFonts w:ascii="Times New Roman" w:hAnsi="Times New Roman" w:cs="Times New Roman"/>
+          <w:sz w:val="22"/>
+        </w:rPr>
         <w:t xml:space="preserve"> </w:t>
       </w:r>
       <w:r>
         <w:rPr>
+          <w:rFonts w:ascii="Times New Roman" w:hAnsi="Times New Roman" w:cs="Times New Roman"/>
           <w:i/>
           <w:iCs/>
+          <w:sz w:val="22"/>
         </w:rPr>
         <w:t>Take the information</w:t>
       </w:r>
       <w:r>
+        <w:rPr>
+          <w:rFonts w:ascii="Times New Roman" w:hAnsi="Times New Roman" w:cs="Times New Roman"/>
+          <w:sz w:val="22"/>
+        </w:rPr>
         <w:br/>
         <w:t>Two population-related datasets were used in this report. However, due to differences in source and data collection periods, the forest-cover-v1.csv dataset only included population data for the year 2020, while the GlobalPM25-1998-2022.csv dataset lacked this information entirely.</w:t>
       </w:r>
       <w:r>
+        <w:rPr>
+          <w:rFonts w:ascii="Times New Roman" w:hAnsi="Times New Roman" w:cs="Times New Roman"/>
+          <w:sz w:val="22"/>
+        </w:rPr>
         <w:br/>
         <w:t xml:space="preserve">Given the structural requirements of the data mart, we applied the available 2020 population data to fill in the missing values for other years. This follows the </w:t>
       </w:r>
       <w:r>
         <w:rPr>
+          <w:rFonts w:ascii="Times New Roman" w:hAnsi="Times New Roman" w:cs="Times New Roman"/>
           <w:i/>
           <w:iCs/>
+          <w:sz w:val="22"/>
         </w:rPr>
         <w:t>Take the information</w:t>
       </w:r>
       <w:r>
+        <w:rPr>
+          <w:rFonts w:ascii="Times New Roman" w:hAnsi="Times New Roman" w:cs="Times New Roman"/>
+          <w:sz w:val="22"/>
+        </w:rPr>
         <w:t xml:space="preserve"> strategy, classified as </w:t>
       </w:r>
       <w:r>
         <w:rPr>
+          <w:rFonts w:ascii="Times New Roman" w:hAnsi="Times New Roman" w:cs="Times New Roman"/>
           <w:i/>
           <w:iCs/>
+          <w:sz w:val="22"/>
         </w:rPr>
         <w:t>Instance-based, Avoiding</w:t>
       </w:r>
       <w:r>
+        <w:rPr>
+          <w:rFonts w:ascii="Times New Roman" w:hAnsi="Times New Roman" w:cs="Times New Roman"/>
+          <w:sz w:val="22"/>
+        </w:rPr>
         <w:t>, where non-null values are preferred over missing data.</w:t>
       </w:r>
     </w:p>
     <w:p>
       <w:pPr>
         <w:rPr>
+          <w:rFonts w:ascii="Times New Roman" w:hAnsi="Times New Roman" w:cs="Times New Roman"/>
           <w:b/>
           <w:bCs/>
-        </w:rPr>
-      </w:pPr>
-      <w:r>
-        <w:rPr>
+          <w:sz w:val="22"/>
+        </w:rPr>
+      </w:pPr>
+      <w:r>
+        <w:rPr>
+          <w:rFonts w:ascii="Times New Roman" w:hAnsi="Times New Roman" w:cs="Times New Roman"/>
           <w:b/>
           <w:bCs/>
-        </w:rPr>
-        <w:t>Hypothetical Scenarios</w:t>
-      </w:r>
-      <w:r>
-        <w:rPr>
-          <w:rFonts w:hint="eastAsia"/>
+          <w:sz w:val="22"/>
+        </w:rPr>
+        <w:t>Hypothetical Scenarios [There are examples code in notebook]</w:t>
+      </w:r>
+    </w:p>
+    <w:p>
+      <w:pPr>
+        <w:rPr>
+          <w:rFonts w:ascii="Times New Roman" w:hAnsi="Times New Roman" w:cs="Times New Roman"/>
+          <w:sz w:val="22"/>
+        </w:rPr>
+      </w:pPr>
+      <w:r>
+        <w:rPr>
+          <w:rFonts w:ascii="Times New Roman" w:hAnsi="Times New Roman" w:cs="Times New Roman"/>
           <w:b/>
           <w:bCs/>
-        </w:rPr>
-        <w:t xml:space="preserve"> [There are </w:t>
-      </w:r>
-      <w:r>
-        <w:rPr>
+          <w:sz w:val="22"/>
+        </w:rPr>
+        <w:t>4. Population Data Conflict</w:t>
+      </w:r>
+      <w:r>
+        <w:rPr>
+          <w:rFonts w:ascii="Times New Roman" w:hAnsi="Times New Roman" w:cs="Times New Roman"/>
+          <w:sz w:val="22"/>
+        </w:rPr>
+        <w:br/>
+      </w:r>
+      <w:r>
+        <w:rPr>
+          <w:rFonts w:ascii="Times New Roman" w:hAnsi="Times New Roman" w:cs="Times New Roman"/>
           <w:b/>
           <w:bCs/>
-        </w:rPr>
-        <w:t>examples</w:t>
-      </w:r>
-      <w:r>
-        <w:rPr>
-          <w:rFonts w:hint="eastAsia"/>
-          <w:b/>
-          <w:bCs/>
-        </w:rPr>
-        <w:t xml:space="preserve"> code in notebook]</w:t>
-      </w:r>
-    </w:p>
-    <w:p>
-      <w:r>
-        <w:rPr>
-          <w:b/>
-          <w:bCs/>
-        </w:rPr>
-        <w:t>4. Population Data Conflict</w:t>
-      </w:r>
-      <w:r>
-        <w:br/>
-      </w:r>
-      <w:r>
-        <w:rPr>
-          <w:b/>
-          <w:bCs/>
+          <w:sz w:val="22"/>
         </w:rPr>
         <w:t>Strategy Used:</w:t>
       </w:r>
       <w:r>
+        <w:rPr>
+          <w:rFonts w:ascii="Times New Roman" w:hAnsi="Times New Roman" w:cs="Times New Roman"/>
+          <w:sz w:val="22"/>
+        </w:rPr>
         <w:t xml:space="preserve"> </w:t>
       </w:r>
       <w:r>
         <w:rPr>
+          <w:rFonts w:ascii="Times New Roman" w:hAnsi="Times New Roman" w:cs="Times New Roman"/>
           <w:i/>
           <w:iCs/>
+          <w:sz w:val="22"/>
         </w:rPr>
         <w:t>Keep up to date</w:t>
       </w:r>
       <w:r>
+        <w:rPr>
+          <w:rFonts w:ascii="Times New Roman" w:hAnsi="Times New Roman" w:cs="Times New Roman"/>
+          <w:sz w:val="22"/>
+        </w:rPr>
         <w:br/>
         <w:t>Suppose two data sources provide conflicting population values for the same country and year:</w:t>
       </w:r>
@@ -252,8 +395,16 @@
           <w:ilvl w:val="0"/>
           <w:numId w:val="3"/>
         </w:numPr>
-      </w:pPr>
-      <w:r>
+        <w:rPr>
+          <w:rFonts w:ascii="Times New Roman" w:hAnsi="Times New Roman" w:cs="Times New Roman"/>
+          <w:sz w:val="22"/>
+        </w:rPr>
+      </w:pPr>
+      <w:r>
+        <w:rPr>
+          <w:rFonts w:ascii="Times New Roman" w:hAnsi="Times New Roman" w:cs="Times New Roman"/>
+          <w:sz w:val="22"/>
+        </w:rPr>
         <w:t>Source A (official, published 2020): 139 million</w:t>
       </w:r>
     </w:p>
@@ -263,65 +414,119 @@
           <w:ilvl w:val="0"/>
           <w:numId w:val="3"/>
         </w:numPr>
-      </w:pPr>
-      <w:r>
+        <w:rPr>
+          <w:rFonts w:ascii="Times New Roman" w:hAnsi="Times New Roman" w:cs="Times New Roman"/>
+          <w:sz w:val="22"/>
+        </w:rPr>
+      </w:pPr>
+      <w:r>
+        <w:rPr>
+          <w:rFonts w:ascii="Times New Roman" w:hAnsi="Times New Roman" w:cs="Times New Roman"/>
+          <w:sz w:val="22"/>
+        </w:rPr>
         <w:t>Source B (third-party, published 2020): 138 million</w:t>
       </w:r>
     </w:p>
     <w:p>
-      <w:r>
+      <w:pPr>
+        <w:rPr>
+          <w:rFonts w:ascii="Times New Roman" w:hAnsi="Times New Roman" w:cs="Times New Roman"/>
+          <w:sz w:val="22"/>
+        </w:rPr>
+      </w:pPr>
+      <w:r>
+        <w:rPr>
+          <w:rFonts w:ascii="Times New Roman" w:hAnsi="Times New Roman" w:cs="Times New Roman"/>
+          <w:sz w:val="22"/>
+        </w:rPr>
         <w:t xml:space="preserve">In such cases, we would apply the </w:t>
       </w:r>
       <w:r>
         <w:rPr>
+          <w:rFonts w:ascii="Times New Roman" w:hAnsi="Times New Roman" w:cs="Times New Roman"/>
           <w:i/>
           <w:iCs/>
+          <w:sz w:val="22"/>
         </w:rPr>
         <w:t>Keep up to date</w:t>
       </w:r>
       <w:r>
+        <w:rPr>
+          <w:rFonts w:ascii="Times New Roman" w:hAnsi="Times New Roman" w:cs="Times New Roman"/>
+          <w:sz w:val="22"/>
+        </w:rPr>
         <w:t xml:space="preserve"> strategy, classified as </w:t>
       </w:r>
       <w:r>
         <w:rPr>
+          <w:rFonts w:ascii="Times New Roman" w:hAnsi="Times New Roman" w:cs="Times New Roman"/>
           <w:i/>
           <w:iCs/>
+          <w:sz w:val="22"/>
         </w:rPr>
         <w:t>Metadata-based, Deciding</w:t>
       </w:r>
       <w:r>
+        <w:rPr>
+          <w:rFonts w:ascii="Times New Roman" w:hAnsi="Times New Roman" w:cs="Times New Roman"/>
+          <w:sz w:val="22"/>
+        </w:rPr>
         <w:t>, by selecting the most recently published or updated value, assuming it reflects the most accurate information.</w:t>
       </w:r>
     </w:p>
     <w:p>
-      <w:r>
-        <w:rPr>
+      <w:pPr>
+        <w:rPr>
+          <w:rFonts w:ascii="Times New Roman" w:hAnsi="Times New Roman" w:cs="Times New Roman"/>
+          <w:sz w:val="22"/>
+        </w:rPr>
+      </w:pPr>
+      <w:r>
+        <w:rPr>
+          <w:rFonts w:ascii="Times New Roman" w:hAnsi="Times New Roman" w:cs="Times New Roman"/>
           <w:b/>
           <w:bCs/>
+          <w:sz w:val="22"/>
         </w:rPr>
         <w:t>5. Forest Coverage Conflict</w:t>
       </w:r>
       <w:r>
+        <w:rPr>
+          <w:rFonts w:ascii="Times New Roman" w:hAnsi="Times New Roman" w:cs="Times New Roman"/>
+          <w:sz w:val="22"/>
+        </w:rPr>
         <w:br/>
       </w:r>
       <w:r>
         <w:rPr>
+          <w:rFonts w:ascii="Times New Roman" w:hAnsi="Times New Roman" w:cs="Times New Roman"/>
           <w:b/>
           <w:bCs/>
+          <w:sz w:val="22"/>
         </w:rPr>
         <w:t>Strategy Used:</w:t>
       </w:r>
       <w:r>
+        <w:rPr>
+          <w:rFonts w:ascii="Times New Roman" w:hAnsi="Times New Roman" w:cs="Times New Roman"/>
+          <w:sz w:val="22"/>
+        </w:rPr>
         <w:t xml:space="preserve"> </w:t>
       </w:r>
       <w:r>
         <w:rPr>
+          <w:rFonts w:ascii="Times New Roman" w:hAnsi="Times New Roman" w:cs="Times New Roman"/>
           <w:i/>
           <w:iCs/>
+          <w:sz w:val="22"/>
         </w:rPr>
         <w:t>Meet in the middle</w:t>
       </w:r>
       <w:r>
+        <w:rPr>
+          <w:rFonts w:ascii="Times New Roman" w:hAnsi="Times New Roman" w:cs="Times New Roman"/>
+          <w:sz w:val="22"/>
+        </w:rPr>
         <w:br/>
         <w:t>Consider three different sources reporting varying forest coverage values for the same country and year:</w:t>
       </w:r>
@@ -332,15 +537,17 @@
           <w:ilvl w:val="0"/>
           <w:numId w:val="4"/>
         </w:numPr>
-      </w:pPr>
-      <w:r>
-        <w:t>Source A: 65.2%</w:t>
-      </w:r>
-      <w:r>
-        <w:rPr>
-          <w:rFonts w:hint="eastAsia"/>
-        </w:rPr>
-        <w:t xml:space="preserve"> [2020]</w:t>
+        <w:rPr>
+          <w:rFonts w:ascii="Times New Roman" w:hAnsi="Times New Roman" w:cs="Times New Roman"/>
+          <w:sz w:val="22"/>
+        </w:rPr>
+      </w:pPr>
+      <w:r>
+        <w:rPr>
+          <w:rFonts w:ascii="Times New Roman" w:hAnsi="Times New Roman" w:cs="Times New Roman"/>
+          <w:sz w:val="22"/>
+        </w:rPr>
+        <w:t>Source A: 65.2% [2020]</w:t>
       </w:r>
     </w:p>
     <w:p>
@@ -349,93 +556,131 @@
           <w:ilvl w:val="0"/>
           <w:numId w:val="4"/>
         </w:numPr>
-      </w:pPr>
-      <w:r>
-        <w:t>Source B: 64.8%</w:t>
-      </w:r>
-      <w:r>
-        <w:rPr>
-          <w:rFonts w:hint="eastAsia"/>
-        </w:rPr>
-        <w:t xml:space="preserve"> [2020]</w:t>
+        <w:rPr>
+          <w:rFonts w:ascii="Times New Roman" w:hAnsi="Times New Roman" w:cs="Times New Roman"/>
+          <w:sz w:val="22"/>
+        </w:rPr>
+      </w:pPr>
+      <w:r>
+        <w:rPr>
+          <w:rFonts w:ascii="Times New Roman" w:hAnsi="Times New Roman" w:cs="Times New Roman"/>
+          <w:sz w:val="22"/>
+        </w:rPr>
+        <w:t>Source B: 64.8% [2020]</w:t>
       </w:r>
     </w:p>
     <w:p>
-      <w:r>
+      <w:pPr>
+        <w:rPr>
+          <w:rFonts w:ascii="Times New Roman" w:hAnsi="Times New Roman" w:cs="Times New Roman"/>
+          <w:sz w:val="22"/>
+        </w:rPr>
+      </w:pPr>
+      <w:r>
+        <w:rPr>
+          <w:rFonts w:ascii="Times New Roman" w:hAnsi="Times New Roman" w:cs="Times New Roman"/>
+          <w:sz w:val="22"/>
+        </w:rPr>
         <w:t xml:space="preserve">We would use the </w:t>
       </w:r>
       <w:r>
         <w:rPr>
+          <w:rFonts w:ascii="Times New Roman" w:hAnsi="Times New Roman" w:cs="Times New Roman"/>
           <w:i/>
           <w:iCs/>
+          <w:sz w:val="22"/>
         </w:rPr>
         <w:t xml:space="preserve">Meet in the </w:t>
       </w:r>
       <w:proofErr w:type="gramStart"/>
       <w:r>
         <w:rPr>
+          <w:rFonts w:ascii="Times New Roman" w:hAnsi="Times New Roman" w:cs="Times New Roman"/>
           <w:i/>
           <w:iCs/>
+          <w:sz w:val="22"/>
         </w:rPr>
         <w:t>middle</w:t>
       </w:r>
       <w:proofErr w:type="gramEnd"/>
       <w:r>
+        <w:rPr>
+          <w:rFonts w:ascii="Times New Roman" w:hAnsi="Times New Roman" w:cs="Times New Roman"/>
+          <w:sz w:val="22"/>
+        </w:rPr>
         <w:t xml:space="preserve"> strategy, classified as </w:t>
       </w:r>
       <w:r>
         <w:rPr>
+          <w:rFonts w:ascii="Times New Roman" w:hAnsi="Times New Roman" w:cs="Times New Roman"/>
           <w:i/>
           <w:iCs/>
+          <w:sz w:val="22"/>
         </w:rPr>
         <w:t>Instance-based, Mediating</w:t>
       </w:r>
       <w:r>
-        <w:t>, to compute the average value (≈ 6</w:t>
-      </w:r>
-      <w:r>
-        <w:rPr>
-          <w:rFonts w:hint="eastAsia"/>
-        </w:rPr>
-        <w:t>5</w:t>
-      </w:r>
-      <w:r>
-        <w:t xml:space="preserve">%). This approach ensures a fair and neutral resolution of </w:t>
-      </w:r>
-      <w:r>
-        <w:lastRenderedPageBreak/>
-        <w:t>numerical conflicts.</w:t>
+        <w:rPr>
+          <w:rFonts w:ascii="Times New Roman" w:hAnsi="Times New Roman" w:cs="Times New Roman"/>
+          <w:sz w:val="22"/>
+        </w:rPr>
+        <w:t>, to compute the average value (≈ 65%). This approach ensures a fair and neutral resolution of numerical conflicts.</w:t>
       </w:r>
     </w:p>
     <w:p>
-      <w:r>
-        <w:rPr>
+      <w:pPr>
+        <w:rPr>
+          <w:rFonts w:ascii="Times New Roman" w:hAnsi="Times New Roman" w:cs="Times New Roman"/>
+          <w:sz w:val="22"/>
+        </w:rPr>
+      </w:pPr>
+      <w:r>
+        <w:rPr>
+          <w:rFonts w:ascii="Times New Roman" w:hAnsi="Times New Roman" w:cs="Times New Roman"/>
           <w:b/>
           <w:bCs/>
+          <w:sz w:val="22"/>
         </w:rPr>
         <w:t>6. Air Quality Data Conflict</w:t>
       </w:r>
       <w:r>
+        <w:rPr>
+          <w:rFonts w:ascii="Times New Roman" w:hAnsi="Times New Roman" w:cs="Times New Roman"/>
+          <w:sz w:val="22"/>
+        </w:rPr>
         <w:br/>
       </w:r>
       <w:r>
         <w:rPr>
+          <w:rFonts w:ascii="Times New Roman" w:hAnsi="Times New Roman" w:cs="Times New Roman"/>
           <w:b/>
           <w:bCs/>
-        </w:rPr>
+          <w:sz w:val="22"/>
+        </w:rPr>
+        <w:lastRenderedPageBreak/>
         <w:t>Strategy Used:</w:t>
       </w:r>
       <w:r>
+        <w:rPr>
+          <w:rFonts w:ascii="Times New Roman" w:hAnsi="Times New Roman" w:cs="Times New Roman"/>
+          <w:sz w:val="22"/>
+        </w:rPr>
         <w:t xml:space="preserve"> </w:t>
       </w:r>
       <w:r>
         <w:rPr>
+          <w:rFonts w:ascii="Times New Roman" w:hAnsi="Times New Roman" w:cs="Times New Roman"/>
           <w:i/>
           <w:iCs/>
+          <w:sz w:val="22"/>
         </w:rPr>
         <w:t>Trust your friends</w:t>
       </w:r>
       <w:r>
+        <w:rPr>
+          <w:rFonts w:ascii="Times New Roman" w:hAnsi="Times New Roman" w:cs="Times New Roman"/>
+          <w:sz w:val="22"/>
+        </w:rPr>
         <w:br/>
         <w:t>When PM2.5 concentration data varies across sources with different levels of credibility:</w:t>
       </w:r>
@@ -446,8 +691,16 @@
           <w:ilvl w:val="0"/>
           <w:numId w:val="5"/>
         </w:numPr>
-      </w:pPr>
-      <w:r>
+        <w:rPr>
+          <w:rFonts w:ascii="Times New Roman" w:hAnsi="Times New Roman" w:cs="Times New Roman"/>
+          <w:sz w:val="22"/>
+        </w:rPr>
+      </w:pPr>
+      <w:r>
+        <w:rPr>
+          <w:rFonts w:ascii="Times New Roman" w:hAnsi="Times New Roman" w:cs="Times New Roman"/>
+          <w:sz w:val="22"/>
+        </w:rPr>
         <w:t>Source A (satellite-based estimation): 32.5 µg/m³</w:t>
       </w:r>
     </w:p>
@@ -457,8 +710,16 @@
           <w:ilvl w:val="0"/>
           <w:numId w:val="5"/>
         </w:numPr>
-      </w:pPr>
-      <w:r>
+        <w:rPr>
+          <w:rFonts w:ascii="Times New Roman" w:hAnsi="Times New Roman" w:cs="Times New Roman"/>
+          <w:sz w:val="22"/>
+        </w:rPr>
+      </w:pPr>
+      <w:r>
+        <w:rPr>
+          <w:rFonts w:ascii="Times New Roman" w:hAnsi="Times New Roman" w:cs="Times New Roman"/>
+          <w:sz w:val="22"/>
+        </w:rPr>
         <w:t>Source B (ground-based monitoring station): 28.1 µg/m³</w:t>
       </w:r>
     </w:p>
@@ -468,269 +729,428 @@
           <w:ilvl w:val="0"/>
           <w:numId w:val="5"/>
         </w:numPr>
-      </w:pPr>
-      <w:r>
+        <w:rPr>
+          <w:rFonts w:ascii="Times New Roman" w:hAnsi="Times New Roman" w:cs="Times New Roman"/>
+          <w:sz w:val="22"/>
+        </w:rPr>
+      </w:pPr>
+      <w:r>
+        <w:rPr>
+          <w:rFonts w:ascii="Times New Roman" w:hAnsi="Times New Roman" w:cs="Times New Roman"/>
+          <w:sz w:val="22"/>
+        </w:rPr>
         <w:t>Source C (academic model): 30.2 µg/m³</w:t>
       </w:r>
     </w:p>
     <w:p>
-      <w:r>
+      <w:pPr>
+        <w:rPr>
+          <w:rFonts w:ascii="Times New Roman" w:hAnsi="Times New Roman" w:cs="Times New Roman"/>
+          <w:sz w:val="22"/>
+        </w:rPr>
+      </w:pPr>
+      <w:r>
+        <w:rPr>
+          <w:rFonts w:ascii="Times New Roman" w:hAnsi="Times New Roman" w:cs="Times New Roman"/>
+          <w:sz w:val="22"/>
+        </w:rPr>
         <w:t xml:space="preserve">We apply a weighted average based on source reliability—assigning higher weight to ground-based data (e.g., 0.5), followed by satellite (0.3), and academic model (0.2). This reflects the </w:t>
       </w:r>
       <w:r>
         <w:rPr>
+          <w:rFonts w:ascii="Times New Roman" w:hAnsi="Times New Roman" w:cs="Times New Roman"/>
           <w:i/>
           <w:iCs/>
+          <w:sz w:val="22"/>
         </w:rPr>
         <w:t xml:space="preserve">Trust your </w:t>
       </w:r>
       <w:proofErr w:type="gramStart"/>
       <w:r>
         <w:rPr>
+          <w:rFonts w:ascii="Times New Roman" w:hAnsi="Times New Roman" w:cs="Times New Roman"/>
           <w:i/>
           <w:iCs/>
+          <w:sz w:val="22"/>
         </w:rPr>
         <w:t>friends</w:t>
       </w:r>
       <w:proofErr w:type="gramEnd"/>
       <w:r>
+        <w:rPr>
+          <w:rFonts w:ascii="Times New Roman" w:hAnsi="Times New Roman" w:cs="Times New Roman"/>
+          <w:sz w:val="22"/>
+        </w:rPr>
         <w:t xml:space="preserve"> strategy, classified as </w:t>
       </w:r>
       <w:r>
         <w:rPr>
+          <w:rFonts w:ascii="Times New Roman" w:hAnsi="Times New Roman" w:cs="Times New Roman"/>
           <w:i/>
           <w:iCs/>
+          <w:sz w:val="22"/>
         </w:rPr>
         <w:t>Metadata-based, Deciding</w:t>
       </w:r>
       <w:r>
+        <w:rPr>
+          <w:rFonts w:ascii="Times New Roman" w:hAnsi="Times New Roman" w:cs="Times New Roman"/>
+          <w:sz w:val="22"/>
+        </w:rPr>
         <w:t>, where data from more credible sources is prioritized in the fusion process.</w:t>
       </w:r>
     </w:p>
-    <w:p/>
-    <w:p/>
+    <w:bookmarkEnd w:id="0"/>
     <w:p>
       <w:pPr>
         <w:rPr>
-          <w:rStyle w:val="af2"/>
-        </w:rPr>
-      </w:pPr>
-      <w:r>
-        <w:rPr>
-          <w:rStyle w:val="af2"/>
-        </w:rPr>
-        <w:t xml:space="preserve">Data </w:t>
-      </w:r>
-      <w:r>
-        <w:rPr>
-          <w:rStyle w:val="af2"/>
-          <w:rFonts w:hint="eastAsia"/>
-        </w:rPr>
-        <w:t>Mart</w:t>
-      </w:r>
-      <w:r>
-        <w:rPr>
-          <w:rStyle w:val="af2"/>
-          <w:rFonts w:hint="eastAsia"/>
-        </w:rPr>
-        <w:t xml:space="preserve"> and </w:t>
-      </w:r>
-      <w:r>
-        <w:rPr>
-          <w:rStyle w:val="af2"/>
-        </w:rPr>
-        <w:t>Analysis</w:t>
+          <w:rFonts w:ascii="Times New Roman" w:hAnsi="Times New Roman" w:cs="Times New Roman"/>
+          <w:sz w:val="22"/>
+        </w:rPr>
+      </w:pPr>
+    </w:p>
+    <w:p>
+      <w:pPr>
+        <w:rPr>
+          <w:rFonts w:ascii="Times New Roman" w:hAnsi="Times New Roman" w:cs="Times New Roman"/>
+          <w:sz w:val="22"/>
+        </w:rPr>
+      </w:pPr>
+    </w:p>
+    <w:p>
+      <w:pPr>
+        <w:rPr>
+          <w:rStyle w:val="Strong"/>
+          <w:rFonts w:ascii="Times New Roman" w:hAnsi="Times New Roman" w:cs="Times New Roman"/>
+          <w:sz w:val="22"/>
+        </w:rPr>
+      </w:pPr>
+      <w:r>
+        <w:rPr>
+          <w:rStyle w:val="Strong"/>
+          <w:rFonts w:ascii="Times New Roman" w:hAnsi="Times New Roman" w:cs="Times New Roman"/>
+          <w:sz w:val="22"/>
+        </w:rPr>
+        <w:t>Data Mart</w:t>
+      </w:r>
+      <w:r>
+        <w:rPr>
+          <w:rStyle w:val="Strong"/>
+          <w:rFonts w:ascii="Times New Roman" w:hAnsi="Times New Roman" w:cs="Times New Roman"/>
+          <w:sz w:val="22"/>
+        </w:rPr>
+        <w:t xml:space="preserve"> and Analysis</w:t>
+      </w:r>
+    </w:p>
+    <w:p>
+      <w:pPr>
+        <w:rPr>
+          <w:rFonts w:ascii="Times New Roman" w:hAnsi="Times New Roman" w:cs="Times New Roman"/>
+          <w:sz w:val="22"/>
+        </w:rPr>
+      </w:pPr>
+    </w:p>
+    <w:p>
+      <w:pPr>
+        <w:rPr>
+          <w:rFonts w:ascii="Times New Roman" w:hAnsi="Times New Roman" w:cs="Times New Roman"/>
+          <w:sz w:val="22"/>
+        </w:rPr>
+      </w:pPr>
+      <w:bookmarkStart w:id="1" w:name="_Hlk199617816"/>
+      <w:r>
+        <w:rPr>
+          <w:rFonts w:ascii="Times New Roman" w:hAnsi="Times New Roman" w:cs="Times New Roman"/>
+          <w:sz w:val="22"/>
+        </w:rPr>
+        <w:t>Our data mart is built upon an SQLite3-based data warehouse.</w:t>
+      </w:r>
+      <w:r>
+        <w:rPr>
+          <w:rFonts w:ascii="Times New Roman" w:hAnsi="Times New Roman" w:cs="Times New Roman"/>
+          <w:sz w:val="22"/>
+        </w:rPr>
+        <w:br/>
+        <w:t>During the data preparation phase, we restructured the existing datasets to fit the warehouse architecture. Specifically, we separated the year attribute from other data fields, organizing it as an independent attribute to support a more normalized schema.</w:t>
+      </w:r>
+    </w:p>
+    <w:p>
+      <w:pPr>
+        <w:rPr>
+          <w:rFonts w:ascii="Times New Roman" w:hAnsi="Times New Roman" w:cs="Times New Roman"/>
+          <w:sz w:val="22"/>
+        </w:rPr>
+      </w:pPr>
+      <w:r>
+        <w:rPr>
+          <w:rFonts w:ascii="Times New Roman" w:hAnsi="Times New Roman" w:cs="Times New Roman"/>
+          <w:sz w:val="22"/>
+        </w:rPr>
+        <w:t xml:space="preserve">Subsequently, we constructed the data architecture (as illustrated in </w:t>
+      </w:r>
+      <w:r>
+        <w:rPr>
+          <w:rFonts w:ascii="Times New Roman" w:hAnsi="Times New Roman" w:cs="Times New Roman"/>
+          <w:b/>
+          <w:bCs/>
+          <w:sz w:val="22"/>
+        </w:rPr>
+        <w:t>Annex 6</w:t>
+      </w:r>
+      <w:r>
+        <w:rPr>
+          <w:rFonts w:ascii="Times New Roman" w:hAnsi="Times New Roman" w:cs="Times New Roman"/>
+          <w:sz w:val="22"/>
+        </w:rPr>
+        <w:t xml:space="preserve">) based on a </w:t>
+      </w:r>
+      <w:r>
+        <w:rPr>
+          <w:rFonts w:ascii="Times New Roman" w:hAnsi="Times New Roman" w:cs="Times New Roman"/>
+          <w:b/>
+          <w:bCs/>
+          <w:sz w:val="22"/>
+        </w:rPr>
+        <w:t>fact table</w:t>
+      </w:r>
+      <w:r>
+        <w:rPr>
+          <w:rFonts w:ascii="Times New Roman" w:hAnsi="Times New Roman" w:cs="Times New Roman"/>
+          <w:sz w:val="22"/>
+        </w:rPr>
+        <w:t xml:space="preserve"> (PM2.5Regist) and multiple related </w:t>
+      </w:r>
+      <w:r>
+        <w:rPr>
+          <w:rFonts w:ascii="Times New Roman" w:hAnsi="Times New Roman" w:cs="Times New Roman"/>
+          <w:b/>
+          <w:bCs/>
+          <w:sz w:val="22"/>
+        </w:rPr>
+        <w:t>dimension tables</w:t>
+      </w:r>
+      <w:r>
+        <w:rPr>
+          <w:rFonts w:ascii="Times New Roman" w:hAnsi="Times New Roman" w:cs="Times New Roman"/>
+          <w:sz w:val="22"/>
+        </w:rPr>
+        <w:t xml:space="preserve">, following the star schema model. The data was integrated and loaded using </w:t>
+      </w:r>
+      <w:r>
+        <w:rPr>
+          <w:rFonts w:ascii="Times New Roman" w:hAnsi="Times New Roman" w:cs="Times New Roman"/>
+          <w:b/>
+          <w:bCs/>
+          <w:sz w:val="22"/>
+        </w:rPr>
+        <w:t>SQLite3 Studio</w:t>
+      </w:r>
+      <w:r>
+        <w:rPr>
+          <w:rFonts w:ascii="Times New Roman" w:hAnsi="Times New Roman" w:cs="Times New Roman"/>
+          <w:sz w:val="22"/>
+        </w:rPr>
+        <w:t>.</w:t>
+      </w:r>
+      <w:r>
+        <w:rPr>
+          <w:rFonts w:ascii="Times New Roman" w:hAnsi="Times New Roman" w:cs="Times New Roman"/>
+          <w:sz w:val="22"/>
+        </w:rPr>
+        <w:t xml:space="preserve"> (Due to size limitations, the PM2.5-city and </w:t>
+      </w:r>
+      <w:proofErr w:type="spellStart"/>
+      <w:r>
+        <w:rPr>
+          <w:rFonts w:ascii="Times New Roman" w:hAnsi="Times New Roman" w:cs="Times New Roman"/>
+          <w:sz w:val="22"/>
+        </w:rPr>
+        <w:t>GlobalWeatherRepository</w:t>
+      </w:r>
+      <w:proofErr w:type="spellEnd"/>
+      <w:r>
+        <w:rPr>
+          <w:rFonts w:ascii="Times New Roman" w:hAnsi="Times New Roman" w:cs="Times New Roman"/>
+          <w:sz w:val="22"/>
+        </w:rPr>
+        <w:t xml:space="preserve"> datasets were not imported into the database. Instead, they were processed separately using Pandas.)</w:t>
+      </w:r>
+    </w:p>
+    <w:p>
+      <w:pPr>
+        <w:rPr>
+          <w:rFonts w:ascii="Times New Roman" w:hAnsi="Times New Roman" w:cs="Times New Roman"/>
+          <w:sz w:val="22"/>
+        </w:rPr>
+      </w:pPr>
+    </w:p>
+    <w:p>
+      <w:pPr>
+        <w:rPr>
+          <w:rFonts w:ascii="Times New Roman" w:hAnsi="Times New Roman" w:cs="Times New Roman"/>
+          <w:sz w:val="22"/>
+        </w:rPr>
+      </w:pPr>
+      <w:r>
+        <w:rPr>
+          <w:rFonts w:ascii="Times New Roman" w:hAnsi="Times New Roman" w:cs="Times New Roman"/>
+          <w:sz w:val="22"/>
+        </w:rPr>
+        <w:t xml:space="preserve">The data mart supports </w:t>
+      </w:r>
+      <w:r>
+        <w:rPr>
+          <w:rFonts w:ascii="Times New Roman" w:hAnsi="Times New Roman" w:cs="Times New Roman"/>
+          <w:b/>
+          <w:bCs/>
+          <w:sz w:val="22"/>
+        </w:rPr>
+        <w:t>environmental, demographic, and socio-economic analysis</w:t>
+      </w:r>
+      <w:r>
+        <w:rPr>
+          <w:rFonts w:ascii="Times New Roman" w:hAnsi="Times New Roman" w:cs="Times New Roman"/>
+          <w:sz w:val="22"/>
+        </w:rPr>
+        <w:t xml:space="preserve"> across countries and years, enabling </w:t>
+      </w:r>
+      <w:r>
+        <w:rPr>
+          <w:rFonts w:ascii="Times New Roman" w:hAnsi="Times New Roman" w:cs="Times New Roman"/>
+          <w:b/>
+          <w:bCs/>
+          <w:sz w:val="22"/>
+        </w:rPr>
+        <w:t>multi-dimensional insights</w:t>
+      </w:r>
+      <w:r>
+        <w:rPr>
+          <w:rFonts w:ascii="Times New Roman" w:hAnsi="Times New Roman" w:cs="Times New Roman"/>
+          <w:sz w:val="22"/>
+        </w:rPr>
+        <w:t xml:space="preserve"> into sustainability, public health, and development patterns</w:t>
+      </w:r>
+      <w:r>
+        <w:rPr>
+          <w:rFonts w:ascii="Times New Roman" w:hAnsi="Times New Roman" w:cs="Times New Roman"/>
+          <w:sz w:val="22"/>
+        </w:rPr>
+        <w:t xml:space="preserve"> for further research</w:t>
+      </w:r>
+      <w:r>
+        <w:rPr>
+          <w:rFonts w:ascii="Times New Roman" w:hAnsi="Times New Roman" w:cs="Times New Roman"/>
+          <w:sz w:val="22"/>
+        </w:rPr>
+        <w:t>.</w:t>
+      </w:r>
+    </w:p>
+    <w:p>
+      <w:pPr>
+        <w:rPr>
+          <w:rFonts w:ascii="Times New Roman" w:hAnsi="Times New Roman" w:cs="Times New Roman"/>
+          <w:sz w:val="22"/>
+        </w:rPr>
+      </w:pPr>
+      <w:r>
+        <w:rPr>
+          <w:rFonts w:ascii="Times New Roman" w:hAnsi="Times New Roman" w:cs="Times New Roman"/>
+          <w:sz w:val="22"/>
+        </w:rPr>
+        <w:t>We compiled a list of questions that can be answered using the data in the warehouse (</w:t>
+      </w:r>
+      <w:r>
+        <w:rPr>
+          <w:rFonts w:ascii="Times New Roman" w:hAnsi="Times New Roman" w:cs="Times New Roman"/>
+          <w:b/>
+          <w:bCs/>
+          <w:sz w:val="22"/>
+        </w:rPr>
+        <w:t>Annex 7</w:t>
+      </w:r>
+      <w:r>
+        <w:rPr>
+          <w:rFonts w:ascii="Times New Roman" w:hAnsi="Times New Roman" w:cs="Times New Roman"/>
+          <w:sz w:val="22"/>
+        </w:rPr>
+        <w:t>).</w:t>
+      </w:r>
+      <w:r>
+        <w:rPr>
+          <w:rFonts w:ascii="Times New Roman" w:hAnsi="Times New Roman" w:cs="Times New Roman"/>
+          <w:sz w:val="22"/>
+        </w:rPr>
+        <w:br/>
+        <w:t>Based on the previously defined topics and objectives, we selected a specific subset of those questions to address in this report:</w:t>
+      </w:r>
+    </w:p>
+    <w:bookmarkEnd w:id="1"/>
+    <w:p>
+      <w:pPr>
+        <w:rPr>
+          <w:color w:val="FF0000"/>
+        </w:rPr>
+      </w:pPr>
+      <w:r>
+        <w:rPr>
+          <w:color w:val="FF0000"/>
+        </w:rPr>
+        <w:t>Matei</w:t>
+      </w:r>
+      <w:r>
+        <w:rPr>
+          <w:color w:val="FF0000"/>
+        </w:rPr>
+        <w:t xml:space="preserve"> and Lloyd answers.  </w:t>
       </w:r>
     </w:p>
     <w:p/>
     <w:p>
-      <w:r>
-        <w:t>Our data mart is built upon an SQLite3-based data warehouse.</w:t>
-      </w:r>
-      <w:r>
-        <w:br/>
-        <w:t>During the data preparation phase, we restructured the existing datasets to fit the warehouse architecture. Specifically, we separated the year attribute from other data fields, organizing it as an independent attribute to support a more normalized schema.</w:t>
+      <w:pPr>
+        <w:widowControl/>
+        <w:jc w:val="left"/>
+      </w:pPr>
+      <w:r>
+        <w:br w:type="page"/>
       </w:r>
     </w:p>
     <w:p>
-      <w:r>
-        <w:t xml:space="preserve">Subsequently, we constructed the data architecture (as illustrated in </w:t>
-      </w:r>
-      <w:r>
-        <w:rPr>
-          <w:b/>
-          <w:bCs/>
-        </w:rPr>
+      <w:pPr>
+        <w:rPr>
+          <w:rStyle w:val="Strong"/>
+        </w:rPr>
+      </w:pPr>
+      <w:r>
+        <w:rPr>
+          <w:rStyle w:val="Strong"/>
+          <w:rFonts w:hint="eastAsia"/>
+        </w:rPr>
+        <w:lastRenderedPageBreak/>
         <w:t>Annex 6</w:t>
-      </w:r>
-      <w:r>
-        <w:t xml:space="preserve">) based on a </w:t>
-      </w:r>
-      <w:r>
-        <w:rPr>
-          <w:b/>
-          <w:bCs/>
-        </w:rPr>
-        <w:t>fact table</w:t>
-      </w:r>
-      <w:r>
-        <w:t xml:space="preserve"> (PM2.5Regist) and multiple related </w:t>
-      </w:r>
-      <w:r>
-        <w:rPr>
-          <w:b/>
-          <w:bCs/>
-        </w:rPr>
-        <w:t>dimension tables</w:t>
-      </w:r>
-      <w:r>
-        <w:t xml:space="preserve">, following the star schema model. The data was integrated and loaded using </w:t>
-      </w:r>
-      <w:r>
-        <w:rPr>
-          <w:b/>
-          <w:bCs/>
-        </w:rPr>
-        <w:t>SQLite3 Studio</w:t>
-      </w:r>
-      <w:r>
-        <w:t>.</w:t>
-      </w:r>
-      <w:r>
-        <w:t xml:space="preserve"> (</w:t>
-      </w:r>
-      <w:r>
-        <w:t xml:space="preserve">Due to size limitations, the PM2.5-city and </w:t>
-      </w:r>
-      <w:proofErr w:type="spellStart"/>
-      <w:r>
-        <w:t>GlobalWeatherRepository</w:t>
-      </w:r>
-      <w:proofErr w:type="spellEnd"/>
-      <w:r>
-        <w:t xml:space="preserve"> datasets were not imported into the database. Instead, they were processed separately using Pandas.</w:t>
-      </w:r>
-      <w:r>
-        <w:t>)</w:t>
-      </w:r>
-    </w:p>
-    <w:p/>
-    <w:p>
-      <w:r>
-        <w:t xml:space="preserve">The data mart supports </w:t>
-      </w:r>
-      <w:r>
-        <w:rPr>
-          <w:b/>
-          <w:bCs/>
-        </w:rPr>
-        <w:t>environmental, demographic, and socio-economic analysis</w:t>
-      </w:r>
-      <w:r>
-        <w:t xml:space="preserve"> across countries and years, enabling </w:t>
-      </w:r>
-      <w:r>
-        <w:rPr>
-          <w:b/>
-          <w:bCs/>
-        </w:rPr>
-        <w:t>multi-dimensional insights</w:t>
-      </w:r>
-      <w:r>
-        <w:t xml:space="preserve"> into sustainability, public health, and development patterns.</w:t>
       </w:r>
     </w:p>
     <w:p>
-      <w:r>
-        <w:t>We compiled a list of questions that can be answered using the data in the warehouse (</w:t>
-      </w:r>
-      <w:r>
-        <w:rPr>
-          <w:b/>
-          <w:bCs/>
-        </w:rPr>
-        <w:t>Annex 7</w:t>
-      </w:r>
-      <w:r>
-        <w:t>).</w:t>
-      </w:r>
-      <w:r>
-        <w:br/>
-        <w:t>Based on the previously defined topics and objectives, we selected a specific subset of those questions to address in this report</w:t>
-      </w:r>
-      <w:r>
-        <w:rPr>
-          <w:rFonts w:hint="eastAsia"/>
-        </w:rPr>
-        <w:t>:</w:t>
+      <w:pPr>
+        <w:rPr>
+          <w:rStyle w:val="Strong"/>
+        </w:rPr>
+      </w:pPr>
+      <w:r>
+        <w:rPr>
+          <w:rStyle w:val="Strong"/>
+        </w:rPr>
+        <w:t>Star model</w:t>
       </w:r>
     </w:p>
     <w:p>
       <w:pPr>
         <w:rPr>
-          <w:color w:val="FF0000"/>
-        </w:rPr>
-      </w:pPr>
-      <w:r>
-        <w:rPr>
-          <w:color w:val="FF0000"/>
-        </w:rPr>
-        <w:t>Matei</w:t>
-      </w:r>
-      <w:r>
-        <w:rPr>
-          <w:color w:val="FF0000"/>
-        </w:rPr>
-        <w:t xml:space="preserve"> and Lloyd answers.  </w:t>
-      </w:r>
-    </w:p>
-    <w:p/>
-    <w:p>
-      <w:pPr>
-        <w:widowControl/>
-        <w:jc w:val="left"/>
-      </w:pPr>
-      <w:r>
-        <w:br w:type="page"/>
-      </w:r>
-    </w:p>
-    <w:p>
-      <w:pPr>
-        <w:rPr>
-          <w:rStyle w:val="af2"/>
-        </w:rPr>
-      </w:pPr>
-      <w:r>
-        <w:rPr>
-          <w:rStyle w:val="af2"/>
-          <w:rFonts w:hint="eastAsia"/>
-        </w:rPr>
-        <w:lastRenderedPageBreak/>
-        <w:t>Annex 6</w:t>
-      </w:r>
-    </w:p>
-    <w:p>
-      <w:pPr>
-        <w:rPr>
-          <w:rStyle w:val="af2"/>
-        </w:rPr>
-      </w:pPr>
-      <w:r>
-        <w:rPr>
-          <w:rStyle w:val="af2"/>
-        </w:rPr>
-        <w:t>Star model</w:t>
-      </w:r>
-    </w:p>
-    <w:p>
-      <w:pPr>
-        <w:rPr>
-          <w:rStyle w:val="af2"/>
-        </w:rPr>
-      </w:pPr>
-      <w:r>
-        <w:rPr>
-          <w:rStyle w:val="af2"/>
+          <w:rStyle w:val="Strong"/>
+        </w:rPr>
+      </w:pPr>
+      <w:r>
+        <w:rPr>
+          <w:rStyle w:val="Strong"/>
           <w:noProof/>
         </w:rPr>
         <mc:AlternateContent>
@@ -865,12 +1285,12 @@
     <w:p>
       <w:pPr>
         <w:rPr>
-          <w:rStyle w:val="af2"/>
-        </w:rPr>
-      </w:pPr>
-      <w:r>
-        <w:rPr>
-          <w:rStyle w:val="af2"/>
+          <w:rStyle w:val="Strong"/>
+        </w:rPr>
+      </w:pPr>
+      <w:r>
+        <w:rPr>
+          <w:rStyle w:val="Strong"/>
           <w:noProof/>
         </w:rPr>
         <mc:AlternateContent>
@@ -984,11 +1404,6 @@
                             </w:r>
                           </w:p>
                           <w:p>
-                            <w:pPr>
-                              <w:rPr>
-                                <w:rFonts w:hint="eastAsia"/>
-                              </w:rPr>
-                            </w:pPr>
                             <w:r>
                               <w:rPr>
                                 <w:rFonts w:hint="eastAsia"/>
@@ -1092,11 +1507,6 @@
                       </w:r>
                     </w:p>
                     <w:p>
-                      <w:pPr>
-                        <w:rPr>
-                          <w:rFonts w:hint="eastAsia"/>
-                        </w:rPr>
-                      </w:pPr>
                       <w:r>
                         <w:rPr>
                           <w:rFonts w:hint="eastAsia"/>
@@ -1123,7 +1533,7 @@
       </w:r>
       <w:r>
         <w:rPr>
-          <w:rStyle w:val="af2"/>
+          <w:rStyle w:val="Strong"/>
           <w:noProof/>
         </w:rPr>
         <mc:AlternateContent>
@@ -1178,7 +1588,6 @@
                                 <w:lang w:val="pt-PT"/>
                               </w:rPr>
                             </w:pPr>
-                            <w:proofErr w:type="spellStart"/>
                             <w:r>
                               <w:rPr>
                                 <w:b/>
@@ -1195,7 +1604,6 @@
                               </w:rPr>
                               <w:t>ForestArea</w:t>
                             </w:r>
-                            <w:proofErr w:type="spellEnd"/>
                           </w:p>
                         </w:txbxContent>
                       </wps:txbx>
@@ -1227,7 +1635,6 @@
                           <w:lang w:val="pt-PT"/>
                         </w:rPr>
                       </w:pPr>
-                      <w:proofErr w:type="spellStart"/>
                       <w:r>
                         <w:rPr>
                           <w:b/>
@@ -1244,7 +1651,6 @@
                         </w:rPr>
                         <w:t>ForestArea</w:t>
                       </w:r>
-                      <w:proofErr w:type="spellEnd"/>
                     </w:p>
                   </w:txbxContent>
                 </v:textbox>
@@ -2082,7 +2488,7 @@
       </w:r>
       <w:r>
         <w:rPr>
-          <w:rStyle w:val="af2"/>
+          <w:rStyle w:val="Strong"/>
           <w:noProof/>
         </w:rPr>
         <mc:AlternateContent>
@@ -2147,18 +2553,15 @@
                           <w:p>
                             <w:pPr>
                               <w:rPr>
-                                <w:rFonts w:hint="eastAsia"/>
                                 <w:lang w:val="pt-PT"/>
                               </w:rPr>
                             </w:pPr>
-                            <w:proofErr w:type="spellStart"/>
                             <w:r>
                               <w:rPr>
                                 <w:lang w:val="pt-PT"/>
                               </w:rPr>
                               <w:t>Year</w:t>
                             </w:r>
-                            <w:proofErr w:type="spellEnd"/>
                           </w:p>
                         </w:txbxContent>
                       </wps:txbx>
@@ -2198,18 +2601,15 @@
                     <w:p>
                       <w:pPr>
                         <w:rPr>
-                          <w:rFonts w:hint="eastAsia"/>
                           <w:lang w:val="pt-PT"/>
                         </w:rPr>
                       </w:pPr>
-                      <w:proofErr w:type="spellStart"/>
                       <w:r>
                         <w:rPr>
                           <w:lang w:val="pt-PT"/>
                         </w:rPr>
                         <w:t>Year</w:t>
                       </w:r>
-                      <w:proofErr w:type="spellEnd"/>
                     </w:p>
                   </w:txbxContent>
                 </v:textbox>
@@ -2221,7 +2621,7 @@
       </w:r>
       <w:r>
         <w:rPr>
-          <w:rStyle w:val="af2"/>
+          <w:rStyle w:val="Strong"/>
           <w:noProof/>
         </w:rPr>
         <mc:AlternateContent>
@@ -2444,7 +2844,6 @@
                                 <w:color w:val="0070C0"/>
                               </w:rPr>
                             </w:pPr>
-                            <w:proofErr w:type="spellStart"/>
                             <w:r>
                               <w:rPr>
                                 <w:color w:val="0070C0"/>
@@ -2452,7 +2851,6 @@
                               </w:rPr>
                               <w:t>Temperature_ºC</w:t>
                             </w:r>
-                            <w:proofErr w:type="spellEnd"/>
                           </w:p>
                           <w:p>
                             <w:pPr>
@@ -2461,7 +2859,6 @@
                                 <w:lang w:val="pt-PT"/>
                               </w:rPr>
                             </w:pPr>
-                            <w:proofErr w:type="spellStart"/>
                             <w:r>
                               <w:rPr>
                                 <w:color w:val="0070C0"/>
@@ -2469,7 +2866,6 @@
                               </w:rPr>
                               <w:t>Precip_mm</w:t>
                             </w:r>
-                            <w:proofErr w:type="spellEnd"/>
                           </w:p>
                         </w:txbxContent>
                       </wps:txbx>
@@ -2667,7 +3063,6 @@
                           <w:color w:val="0070C0"/>
                         </w:rPr>
                       </w:pPr>
-                      <w:proofErr w:type="spellStart"/>
                       <w:r>
                         <w:rPr>
                           <w:color w:val="0070C0"/>
@@ -2675,7 +3070,6 @@
                         </w:rPr>
                         <w:t>Temperature_ºC</w:t>
                       </w:r>
-                      <w:proofErr w:type="spellEnd"/>
                     </w:p>
                     <w:p>
                       <w:pPr>
@@ -2684,7 +3078,6 @@
                           <w:lang w:val="pt-PT"/>
                         </w:rPr>
                       </w:pPr>
-                      <w:proofErr w:type="spellStart"/>
                       <w:r>
                         <w:rPr>
                           <w:color w:val="0070C0"/>
@@ -2692,7 +3085,6 @@
                         </w:rPr>
                         <w:t>Precip_mm</w:t>
                       </w:r>
-                      <w:proofErr w:type="spellEnd"/>
                     </w:p>
                   </w:txbxContent>
                 </v:textbox>
@@ -2704,7 +3096,7 @@
       </w:r>
       <w:r>
         <w:rPr>
-          <w:rStyle w:val="af2"/>
+          <w:rStyle w:val="Strong"/>
           <w:noProof/>
         </w:rPr>
         <mc:AlternateContent>
@@ -2754,11 +3146,6 @@
                       <wps:txbx>
                         <w:txbxContent>
                           <w:p>
-                            <w:pPr>
-                              <w:rPr>
-                                <w:lang w:val="pt-PT"/>
-                              </w:rPr>
-                            </w:pPr>
                             <w:r>
                               <w:rPr>
                                 <w:rFonts w:hint="eastAsia"/>
@@ -2768,105 +3155,43 @@
                             </w:r>
                           </w:p>
                           <w:p>
-                            <w:pPr>
-                              <w:rPr>
-                                <w:lang w:val="pt-PT"/>
-                              </w:rPr>
-                            </w:pPr>
-                            <w:r>
-                              <w:rPr>
-                                <w:lang w:val="pt-PT"/>
-                              </w:rPr>
+                            <w:r>
                               <w:t>Country</w:t>
                             </w:r>
                           </w:p>
                           <w:p>
-                            <w:pPr>
-                              <w:rPr>
-                                <w:lang w:val="pt-PT"/>
-                              </w:rPr>
-                            </w:pPr>
+                            <w:r>
+                              <w:t>City</w:t>
+                            </w:r>
+                          </w:p>
+                          <w:p>
+                            <w:r>
+                              <w:t>Pm2.5</w:t>
+                            </w:r>
+                          </w:p>
+                          <w:p>
                             <w:proofErr w:type="spellStart"/>
                             <w:r>
-                              <w:rPr>
-                                <w:lang w:val="pt-PT"/>
-                              </w:rPr>
-                              <w:t>City</w:t>
+                              <w:t>Last_updated</w:t>
                             </w:r>
                             <w:proofErr w:type="spellEnd"/>
                           </w:p>
                           <w:p>
-                            <w:pPr>
-                              <w:rPr>
-                                <w:lang w:val="pt-PT"/>
-                              </w:rPr>
-                            </w:pPr>
-                            <w:r>
-                              <w:rPr>
-                                <w:lang w:val="pt-PT"/>
-                              </w:rPr>
-                              <w:t>Pm2.5</w:t>
+                            <w:r>
+                              <w:t>Temperature</w:t>
                             </w:r>
                           </w:p>
                           <w:p>
-                            <w:pPr>
-                              <w:rPr>
-                                <w:lang w:val="pt-PT"/>
-                              </w:rPr>
-                            </w:pPr>
                             <w:proofErr w:type="spellStart"/>
                             <w:r>
-                              <w:rPr>
-                                <w:lang w:val="pt-PT"/>
-                              </w:rPr>
-                              <w:t>Last_updated</w:t>
+                              <w:t>Precip_mm</w:t>
                             </w:r>
                             <w:proofErr w:type="spellEnd"/>
                           </w:p>
                           <w:p>
-                            <w:pPr>
-                              <w:rPr>
-                                <w:lang w:val="pt-PT"/>
-                              </w:rPr>
-                            </w:pPr>
-                            <w:proofErr w:type="spellStart"/>
-                            <w:r>
-                              <w:rPr>
-                                <w:lang w:val="pt-PT"/>
-                              </w:rPr>
-                              <w:t>Temperature</w:t>
-                            </w:r>
-                            <w:proofErr w:type="spellEnd"/>
-                          </w:p>
-                          <w:p>
-                            <w:pPr>
-                              <w:rPr>
-                                <w:lang w:val="pt-PT"/>
-                              </w:rPr>
-                            </w:pPr>
-                            <w:proofErr w:type="spellStart"/>
-                            <w:r>
-                              <w:rPr>
-                                <w:lang w:val="pt-PT"/>
-                              </w:rPr>
-                              <w:t>Precip_mm</w:t>
-                            </w:r>
-                            <w:proofErr w:type="spellEnd"/>
-                          </w:p>
-                          <w:p>
-                            <w:pPr>
-                              <w:rPr>
-                                <w:lang w:val="pt-PT"/>
-                              </w:rPr>
-                            </w:pPr>
-                            <w:proofErr w:type="spellStart"/>
-                            <w:r>
-                              <w:rPr>
-                                <w:lang w:val="pt-PT"/>
-                              </w:rPr>
+                            <w:r>
                               <w:t>Humidity</w:t>
                             </w:r>
-                            <w:proofErr w:type="spellEnd"/>
                           </w:p>
                         </w:txbxContent>
                       </wps:txbx>
@@ -2891,11 +3216,6 @@
                 <v:textbox>
                   <w:txbxContent>
                     <w:p>
-                      <w:pPr>
-                        <w:rPr>
-                          <w:lang w:val="pt-PT"/>
-                        </w:rPr>
-                      </w:pPr>
                       <w:r>
                         <w:rPr>
                           <w:rFonts w:hint="eastAsia"/>
@@ -2905,105 +3225,43 @@
                       </w:r>
                     </w:p>
                     <w:p>
-                      <w:pPr>
-                        <w:rPr>
-                          <w:lang w:val="pt-PT"/>
-                        </w:rPr>
-                      </w:pPr>
-                      <w:r>
-                        <w:rPr>
-                          <w:lang w:val="pt-PT"/>
-                        </w:rPr>
+                      <w:r>
                         <w:t>Country</w:t>
                       </w:r>
                     </w:p>
                     <w:p>
-                      <w:pPr>
-                        <w:rPr>
-                          <w:lang w:val="pt-PT"/>
-                        </w:rPr>
-                      </w:pPr>
+                      <w:r>
+                        <w:t>City</w:t>
+                      </w:r>
+                    </w:p>
+                    <w:p>
+                      <w:r>
+                        <w:t>Pm2.5</w:t>
+                      </w:r>
+                    </w:p>
+                    <w:p>
                       <w:proofErr w:type="spellStart"/>
                       <w:r>
-                        <w:rPr>
-                          <w:lang w:val="pt-PT"/>
-                        </w:rPr>
-                        <w:t>City</w:t>
+                        <w:t>Last_updated</w:t>
                       </w:r>
                       <w:proofErr w:type="spellEnd"/>
                     </w:p>
                     <w:p>
-                      <w:pPr>
-                        <w:rPr>
-                          <w:lang w:val="pt-PT"/>
-                        </w:rPr>
-                      </w:pPr>
-                      <w:r>
-                        <w:rPr>
-                          <w:lang w:val="pt-PT"/>
-                        </w:rPr>
-                        <w:t>Pm2.5</w:t>
+                      <w:r>
+                        <w:t>Temperature</w:t>
                       </w:r>
                     </w:p>
                     <w:p>
-                      <w:pPr>
-                        <w:rPr>
-                          <w:lang w:val="pt-PT"/>
-                        </w:rPr>
-                      </w:pPr>
                       <w:proofErr w:type="spellStart"/>
                       <w:r>
-                        <w:rPr>
-                          <w:lang w:val="pt-PT"/>
-                        </w:rPr>
-                        <w:t>Last_updated</w:t>
+                        <w:t>Precip_mm</w:t>
                       </w:r>
                       <w:proofErr w:type="spellEnd"/>
                     </w:p>
                     <w:p>
-                      <w:pPr>
-                        <w:rPr>
-                          <w:lang w:val="pt-PT"/>
-                        </w:rPr>
-                      </w:pPr>
-                      <w:proofErr w:type="spellStart"/>
-                      <w:r>
-                        <w:rPr>
-                          <w:lang w:val="pt-PT"/>
-                        </w:rPr>
-                        <w:t>Temperature</w:t>
-                      </w:r>
-                      <w:proofErr w:type="spellEnd"/>
-                    </w:p>
-                    <w:p>
-                      <w:pPr>
-                        <w:rPr>
-                          <w:lang w:val="pt-PT"/>
-                        </w:rPr>
-                      </w:pPr>
-                      <w:proofErr w:type="spellStart"/>
-                      <w:r>
-                        <w:rPr>
-                          <w:lang w:val="pt-PT"/>
-                        </w:rPr>
-                        <w:t>Precip_mm</w:t>
-                      </w:r>
-                      <w:proofErr w:type="spellEnd"/>
-                    </w:p>
-                    <w:p>
-                      <w:pPr>
-                        <w:rPr>
-                          <w:lang w:val="pt-PT"/>
-                        </w:rPr>
-                      </w:pPr>
-                      <w:proofErr w:type="spellStart"/>
-                      <w:r>
-                        <w:rPr>
-                          <w:lang w:val="pt-PT"/>
-                        </w:rPr>
+                      <w:r>
                         <w:t>Humidity</w:t>
                       </w:r>
-                      <w:proofErr w:type="spellEnd"/>
                     </w:p>
                   </w:txbxContent>
                 </v:textbox>
@@ -3015,7 +3273,7 @@
       </w:r>
       <w:r>
         <w:rPr>
-          <w:rStyle w:val="af2"/>
+          <w:rStyle w:val="Strong"/>
           <w:noProof/>
         </w:rPr>
         <mc:AlternateContent>
@@ -3065,11 +3323,6 @@
                       <wps:txbx>
                         <w:txbxContent>
                           <w:p>
-                            <w:pPr>
-                              <w:rPr>
-                                <w:lang w:val="pt-PT"/>
-                              </w:rPr>
-                            </w:pPr>
                             <w:proofErr w:type="spellStart"/>
                             <w:r>
                               <w:rPr>
@@ -3103,14 +3356,12 @@
                                 <w:lang w:val="pt-PT"/>
                               </w:rPr>
                             </w:pPr>
-                            <w:proofErr w:type="spellStart"/>
                             <w:r>
                               <w:rPr>
                                 <w:lang w:val="pt-PT"/>
                               </w:rPr>
                               <w:t>Vehicles</w:t>
                             </w:r>
-                            <w:proofErr w:type="spellEnd"/>
                           </w:p>
                           <w:p>
                             <w:pPr>
@@ -3118,14 +3369,12 @@
                                 <w:lang w:val="pt-PT"/>
                               </w:rPr>
                             </w:pPr>
-                            <w:proofErr w:type="spellStart"/>
                             <w:r>
                               <w:rPr>
                                 <w:lang w:val="pt-PT"/>
                               </w:rPr>
                               <w:t>Year</w:t>
                             </w:r>
-                            <w:proofErr w:type="spellEnd"/>
                           </w:p>
                         </w:txbxContent>
                       </wps:txbx>
@@ -3150,11 +3399,6 @@
                 <v:textbox>
                   <w:txbxContent>
                     <w:p>
-                      <w:pPr>
-                        <w:rPr>
-                          <w:lang w:val="pt-PT"/>
-                        </w:rPr>
-                      </w:pPr>
                       <w:proofErr w:type="spellStart"/>
                       <w:r>
                         <w:rPr>
@@ -3188,14 +3432,12 @@
                           <w:lang w:val="pt-PT"/>
                         </w:rPr>
                       </w:pPr>
-                      <w:proofErr w:type="spellStart"/>
                       <w:r>
                         <w:rPr>
                           <w:lang w:val="pt-PT"/>
                         </w:rPr>
                         <w:t>Vehicles</w:t>
                       </w:r>
-                      <w:proofErr w:type="spellEnd"/>
                     </w:p>
                     <w:p>
                       <w:pPr>
@@ -3203,14 +3445,12 @@
                           <w:lang w:val="pt-PT"/>
                         </w:rPr>
                       </w:pPr>
-                      <w:proofErr w:type="spellStart"/>
                       <w:r>
                         <w:rPr>
                           <w:lang w:val="pt-PT"/>
                         </w:rPr>
                         <w:t>Year</w:t>
                       </w:r>
-                      <w:proofErr w:type="spellEnd"/>
                     </w:p>
                   </w:txbxContent>
                 </v:textbox>
@@ -3222,7 +3462,7 @@
       </w:r>
       <w:r>
         <w:rPr>
-          <w:rStyle w:val="af2"/>
+          <w:rStyle w:val="Strong"/>
           <w:noProof/>
         </w:rPr>
         <mc:AlternateContent>
@@ -3272,11 +3512,6 @@
                       <wps:txbx>
                         <w:txbxContent>
                           <w:p>
-                            <w:pPr>
-                              <w:rPr>
-                                <w:lang w:val="pt-PT"/>
-                              </w:rPr>
-                            </w:pPr>
                             <w:r>
                               <w:rPr>
                                 <w:rFonts w:hint="eastAsia"/>
@@ -3286,57 +3521,22 @@
                             </w:r>
                           </w:p>
                           <w:p>
-                            <w:pPr>
-                              <w:rPr>
-                                <w:lang w:val="pt-PT"/>
-                              </w:rPr>
-                            </w:pPr>
-                            <w:r>
-                              <w:rPr>
-                                <w:lang w:val="pt-PT"/>
-                              </w:rPr>
+                            <w:r>
                               <w:t>Id</w:t>
                             </w:r>
                           </w:p>
                           <w:p>
-                            <w:pPr>
-                              <w:rPr>
-                                <w:lang w:val="pt-PT"/>
-                              </w:rPr>
-                            </w:pPr>
-                            <w:r>
-                              <w:rPr>
-                                <w:lang w:val="pt-PT"/>
-                              </w:rPr>
+                            <w:r>
                               <w:t>Country</w:t>
                             </w:r>
                           </w:p>
                           <w:p>
-                            <w:pPr>
-                              <w:rPr>
-                                <w:lang w:val="pt-PT"/>
-                              </w:rPr>
-                            </w:pPr>
-                            <w:proofErr w:type="spellStart"/>
-                            <w:r>
-                              <w:rPr>
-                                <w:lang w:val="pt-PT"/>
-                              </w:rPr>
+                            <w:r>
                               <w:t>Year</w:t>
                             </w:r>
-                            <w:proofErr w:type="spellEnd"/>
                           </w:p>
                           <w:p>
-                            <w:pPr>
-                              <w:rPr>
-                                <w:rFonts w:hint="eastAsia"/>
-                                <w:lang w:val="pt-PT"/>
-                              </w:rPr>
-                            </w:pPr>
-                            <w:r>
-                              <w:rPr>
-                                <w:lang w:val="pt-PT"/>
-                              </w:rPr>
+                            <w:r>
                               <w:t>GDP</w:t>
                             </w:r>
                           </w:p>
@@ -3363,11 +3563,6 @@
                 <v:textbox>
                   <w:txbxContent>
                     <w:p>
-                      <w:pPr>
-                        <w:rPr>
-                          <w:lang w:val="pt-PT"/>
-                        </w:rPr>
-                      </w:pPr>
                       <w:r>
                         <w:rPr>
                           <w:rFonts w:hint="eastAsia"/>
@@ -3377,57 +3572,22 @@
                       </w:r>
                     </w:p>
                     <w:p>
-                      <w:pPr>
-                        <w:rPr>
-                          <w:lang w:val="pt-PT"/>
-                        </w:rPr>
-                      </w:pPr>
-                      <w:r>
-                        <w:rPr>
-                          <w:lang w:val="pt-PT"/>
-                        </w:rPr>
+                      <w:r>
                         <w:t>Id</w:t>
                       </w:r>
                     </w:p>
                     <w:p>
-                      <w:pPr>
-                        <w:rPr>
-                          <w:lang w:val="pt-PT"/>
-                        </w:rPr>
-                      </w:pPr>
-                      <w:r>
-                        <w:rPr>
-                          <w:lang w:val="pt-PT"/>
-                        </w:rPr>
+                      <w:r>
                         <w:t>Country</w:t>
                       </w:r>
                     </w:p>
                     <w:p>
-                      <w:pPr>
-                        <w:rPr>
-                          <w:lang w:val="pt-PT"/>
-                        </w:rPr>
-                      </w:pPr>
-                      <w:proofErr w:type="spellStart"/>
-                      <w:r>
-                        <w:rPr>
-                          <w:lang w:val="pt-PT"/>
-                        </w:rPr>
+                      <w:r>
                         <w:t>Year</w:t>
                       </w:r>
-                      <w:proofErr w:type="spellEnd"/>
                     </w:p>
                     <w:p>
-                      <w:pPr>
-                        <w:rPr>
-                          <w:rFonts w:hint="eastAsia"/>
-                          <w:lang w:val="pt-PT"/>
-                        </w:rPr>
-                      </w:pPr>
-                      <w:r>
-                        <w:rPr>
-                          <w:lang w:val="pt-PT"/>
-                        </w:rPr>
+                      <w:r>
                         <w:t>GDP</w:t>
                       </w:r>
                     </w:p>
@@ -3441,7 +3601,7 @@
       </w:r>
       <w:r>
         <w:rPr>
-          <w:rStyle w:val="af2"/>
+          <w:rStyle w:val="Strong"/>
           <w:noProof/>
         </w:rPr>
         <mc:AlternateContent>
@@ -3496,7 +3656,6 @@
                                 <w:lang w:val="pt-PT"/>
                               </w:rPr>
                             </w:pPr>
-                            <w:proofErr w:type="spellStart"/>
                             <w:r>
                               <w:rPr>
                                 <w:b/>
@@ -3513,7 +3672,6 @@
                               </w:rPr>
                               <w:t>Trafficlist</w:t>
                             </w:r>
-                            <w:proofErr w:type="spellEnd"/>
                           </w:p>
                         </w:txbxContent>
                       </wps:txbx>
@@ -3545,7 +3703,6 @@
                           <w:lang w:val="pt-PT"/>
                         </w:rPr>
                       </w:pPr>
-                      <w:proofErr w:type="spellStart"/>
                       <w:r>
                         <w:rPr>
                           <w:b/>
@@ -3562,7 +3719,6 @@
                         </w:rPr>
                         <w:t>Trafficlist</w:t>
                       </w:r>
-                      <w:proofErr w:type="spellEnd"/>
                     </w:p>
                   </w:txbxContent>
                 </v:textbox>
@@ -3574,7 +3730,7 @@
       </w:r>
       <w:r>
         <w:rPr>
-          <w:rStyle w:val="af2"/>
+          <w:rStyle w:val="Strong"/>
           <w:noProof/>
         </w:rPr>
         <mc:AlternateContent>
@@ -3624,64 +3780,32 @@
                       <wps:txbx>
                         <w:txbxContent>
                           <w:p>
-                            <w:pPr>
-                              <w:rPr>
-                                <w:lang w:val="pt-PT"/>
-                              </w:rPr>
-                            </w:pPr>
                             <w:r>
                               <w:rPr>
                                 <w:rFonts w:hint="eastAsia"/>
                                 <w:highlight w:val="yellow"/>
                               </w:rPr>
                               <w:t>PM2.5-Country Key</w:t>
+                            </w:r>
+                          </w:p>
+                          <w:p>
+                            <w:r>
+                              <w:t>Id</w:t>
+                            </w:r>
+                          </w:p>
+                          <w:p>
+                            <w:r>
+                              <w:t>Country</w:t>
+                            </w:r>
+                          </w:p>
+                          <w:p>
+                            <w:r>
+                              <w:t>Year</w:t>
                             </w:r>
                           </w:p>
                           <w:p>
                             <w:pPr>
                               <w:rPr>
-                                <w:lang w:val="pt-PT"/>
-                              </w:rPr>
-                            </w:pPr>
-                            <w:r>
-                              <w:rPr>
-                                <w:lang w:val="pt-PT"/>
-                              </w:rPr>
-                              <w:t>Id</w:t>
-                            </w:r>
-                          </w:p>
-                          <w:p>
-                            <w:pPr>
-                              <w:rPr>
-                                <w:lang w:val="pt-PT"/>
-                              </w:rPr>
-                            </w:pPr>
-                            <w:r>
-                              <w:rPr>
-                                <w:lang w:val="pt-PT"/>
-                              </w:rPr>
-                              <w:t>Country</w:t>
-                            </w:r>
-                          </w:p>
-                          <w:p>
-                            <w:pPr>
-                              <w:rPr>
-                                <w:lang w:val="pt-PT"/>
-                              </w:rPr>
-                            </w:pPr>
-                            <w:proofErr w:type="spellStart"/>
-                            <w:r>
-                              <w:rPr>
-                                <w:lang w:val="pt-PT"/>
-                              </w:rPr>
-                              <w:t>Year</w:t>
-                            </w:r>
-                            <w:proofErr w:type="spellEnd"/>
-                          </w:p>
-                          <w:p>
-                            <w:pPr>
-                              <w:rPr>
-                                <w:rFonts w:hint="eastAsia"/>
                                 <w:lang w:val="pt-PT"/>
                               </w:rPr>
                             </w:pPr>
@@ -3715,64 +3839,32 @@
                 <v:textbox>
                   <w:txbxContent>
                     <w:p>
-                      <w:pPr>
-                        <w:rPr>
-                          <w:lang w:val="pt-PT"/>
-                        </w:rPr>
-                      </w:pPr>
                       <w:r>
                         <w:rPr>
                           <w:rFonts w:hint="eastAsia"/>
                           <w:highlight w:val="yellow"/>
                         </w:rPr>
                         <w:t>PM2.5-Country Key</w:t>
+                      </w:r>
+                    </w:p>
+                    <w:p>
+                      <w:r>
+                        <w:t>Id</w:t>
+                      </w:r>
+                    </w:p>
+                    <w:p>
+                      <w:r>
+                        <w:t>Country</w:t>
+                      </w:r>
+                    </w:p>
+                    <w:p>
+                      <w:r>
+                        <w:t>Year</w:t>
                       </w:r>
                     </w:p>
                     <w:p>
                       <w:pPr>
                         <w:rPr>
-                          <w:lang w:val="pt-PT"/>
-                        </w:rPr>
-                      </w:pPr>
-                      <w:r>
-                        <w:rPr>
-                          <w:lang w:val="pt-PT"/>
-                        </w:rPr>
-                        <w:t>Id</w:t>
-                      </w:r>
-                    </w:p>
-                    <w:p>
-                      <w:pPr>
-                        <w:rPr>
-                          <w:lang w:val="pt-PT"/>
-                        </w:rPr>
-                      </w:pPr>
-                      <w:r>
-                        <w:rPr>
-                          <w:lang w:val="pt-PT"/>
-                        </w:rPr>
-                        <w:t>Country</w:t>
-                      </w:r>
-                    </w:p>
-                    <w:p>
-                      <w:pPr>
-                        <w:rPr>
-                          <w:lang w:val="pt-PT"/>
-                        </w:rPr>
-                      </w:pPr>
-                      <w:proofErr w:type="spellStart"/>
-                      <w:r>
-                        <w:rPr>
-                          <w:lang w:val="pt-PT"/>
-                        </w:rPr>
-                        <w:t>Year</w:t>
-                      </w:r>
-                      <w:proofErr w:type="spellEnd"/>
-                    </w:p>
-                    <w:p>
-                      <w:pPr>
-                        <w:rPr>
-                          <w:rFonts w:hint="eastAsia"/>
                           <w:lang w:val="pt-PT"/>
                         </w:rPr>
                       </w:pPr>
@@ -3793,7 +3885,7 @@
       </w:r>
       <w:r>
         <w:rPr>
-          <w:rStyle w:val="af2"/>
+          <w:rStyle w:val="Strong"/>
           <w:noProof/>
         </w:rPr>
         <mc:AlternateContent>
@@ -3848,7 +3940,6 @@
                                 <w:lang w:val="pt-PT"/>
                               </w:rPr>
                             </w:pPr>
-                            <w:proofErr w:type="spellStart"/>
                             <w:r>
                               <w:rPr>
                                 <w:b/>
@@ -3865,7 +3956,6 @@
                               </w:rPr>
                               <w:t>GDP</w:t>
                             </w:r>
-                            <w:proofErr w:type="spellEnd"/>
                           </w:p>
                         </w:txbxContent>
                       </wps:txbx>
@@ -3897,7 +3987,6 @@
                           <w:lang w:val="pt-PT"/>
                         </w:rPr>
                       </w:pPr>
-                      <w:proofErr w:type="spellStart"/>
                       <w:r>
                         <w:rPr>
                           <w:b/>
@@ -3914,7 +4003,6 @@
                         </w:rPr>
                         <w:t>GDP</w:t>
                       </w:r>
-                      <w:proofErr w:type="spellEnd"/>
                     </w:p>
                   </w:txbxContent>
                 </v:textbox>
@@ -3926,7 +4014,7 @@
       </w:r>
       <w:r>
         <w:rPr>
-          <w:rStyle w:val="af2"/>
+          <w:rStyle w:val="Strong"/>
           <w:noProof/>
         </w:rPr>
         <mc:AlternateContent>
@@ -3985,11 +4073,6 @@
                             </w:r>
                           </w:p>
                           <w:p>
-                            <w:pPr>
-                              <w:rPr>
-                                <w:rFonts w:hint="eastAsia"/>
-                              </w:rPr>
-                            </w:pPr>
                             <w:r>
                               <w:t>I</w:t>
                             </w:r>
@@ -4035,16 +4118,8 @@
                               <w:rPr>
                                 <w:lang w:val="pt-PT"/>
                               </w:rPr>
-                              <w:t>_</w:t>
-                            </w:r>
-                            <w:proofErr w:type="spellStart"/>
-                            <w:r>
-                              <w:rPr>
-                                <w:lang w:val="pt-PT"/>
-                              </w:rPr>
-                              <w:t>area</w:t>
-                            </w:r>
-                            <w:proofErr w:type="spellEnd"/>
+                              <w:t>_area</w:t>
+                            </w:r>
                           </w:p>
                         </w:txbxContent>
                       </wps:txbx>
@@ -4078,11 +4153,6 @@
                       </w:r>
                     </w:p>
                     <w:p>
-                      <w:pPr>
-                        <w:rPr>
-                          <w:rFonts w:hint="eastAsia"/>
-                        </w:rPr>
-                      </w:pPr>
                       <w:r>
                         <w:t>I</w:t>
                       </w:r>
@@ -4128,16 +4198,8 @@
                         <w:rPr>
                           <w:lang w:val="pt-PT"/>
                         </w:rPr>
-                        <w:t>_</w:t>
-                      </w:r>
-                      <w:proofErr w:type="spellStart"/>
-                      <w:r>
-                        <w:rPr>
-                          <w:lang w:val="pt-PT"/>
-                        </w:rPr>
-                        <w:t>area</w:t>
-                      </w:r>
-                      <w:proofErr w:type="spellEnd"/>
+                        <w:t>_area</w:t>
+                      </w:r>
                     </w:p>
                   </w:txbxContent>
                 </v:textbox>
@@ -4149,7 +4211,7 @@
       </w:r>
       <w:r>
         <w:rPr>
-          <w:rStyle w:val="af2"/>
+          <w:rStyle w:val="Strong"/>
           <w:noProof/>
         </w:rPr>
         <mc:AlternateContent>
@@ -4199,11 +4261,6 @@
                       <wps:txbx>
                         <w:txbxContent>
                           <w:p>
-                            <w:pPr>
-                              <w:rPr>
-                                <w:lang w:val="pt-PT"/>
-                              </w:rPr>
-                            </w:pPr>
                             <w:r>
                               <w:rPr>
                                 <w:rFonts w:hint="eastAsia"/>
@@ -4235,11 +4292,6 @@
                             </w:r>
                           </w:p>
                           <w:p>
-                            <w:pPr>
-                              <w:rPr>
-                                <w:rFonts w:hint="eastAsia"/>
-                              </w:rPr>
-                            </w:pPr>
                             <w:r>
                               <w:rPr>
                                 <w:rFonts w:hint="eastAsia"/>
@@ -4263,13 +4315,7 @@
                               <w:t>Continent</w:t>
                             </w:r>
                           </w:p>
-                          <w:p>
-                            <w:pPr>
-                              <w:rPr>
-                                <w:rFonts w:hint="eastAsia"/>
-                              </w:rPr>
-                            </w:pPr>
-                          </w:p>
+                          <w:p/>
                         </w:txbxContent>
                       </wps:txbx>
                       <wps:bodyPr rot="0" vert="horz" wrap="square" lIns="91440" tIns="45720" rIns="91440" bIns="45720" anchor="t" anchorCtr="0">
@@ -4293,11 +4339,6 @@
                 <v:textbox>
                   <w:txbxContent>
                     <w:p>
-                      <w:pPr>
-                        <w:rPr>
-                          <w:lang w:val="pt-PT"/>
-                        </w:rPr>
-                      </w:pPr>
                       <w:r>
                         <w:rPr>
                           <w:rFonts w:hint="eastAsia"/>
@@ -4329,11 +4370,6 @@
                       </w:r>
                     </w:p>
                     <w:p>
-                      <w:pPr>
-                        <w:rPr>
-                          <w:rFonts w:hint="eastAsia"/>
-                        </w:rPr>
-                      </w:pPr>
                       <w:r>
                         <w:rPr>
                           <w:rFonts w:hint="eastAsia"/>
@@ -4357,13 +4393,7 @@
                         <w:t>Continent</w:t>
                       </w:r>
                     </w:p>
-                    <w:p>
-                      <w:pPr>
-                        <w:rPr>
-                          <w:rFonts w:hint="eastAsia"/>
-                        </w:rPr>
-                      </w:pPr>
-                    </w:p>
+                    <w:p/>
                   </w:txbxContent>
                 </v:textbox>
                 <w10:wrap type="square"/>
@@ -4374,7 +4404,7 @@
       </w:r>
       <w:r>
         <w:rPr>
-          <w:rStyle w:val="af2"/>
+          <w:rStyle w:val="Strong"/>
           <w:noProof/>
         </w:rPr>
         <mc:AlternateContent>
@@ -4429,7 +4459,6 @@
                                 <w:lang w:val="pt-PT"/>
                               </w:rPr>
                             </w:pPr>
-                            <w:proofErr w:type="spellStart"/>
                             <w:r>
                               <w:rPr>
                                 <w:b/>
@@ -4446,7 +4475,6 @@
                               </w:rPr>
                               <w:t>Year</w:t>
                             </w:r>
-                            <w:proofErr w:type="spellEnd"/>
                           </w:p>
                         </w:txbxContent>
                       </wps:txbx>
@@ -4478,7 +4506,6 @@
                           <w:lang w:val="pt-PT"/>
                         </w:rPr>
                       </w:pPr>
-                      <w:proofErr w:type="spellStart"/>
                       <w:r>
                         <w:rPr>
                           <w:b/>
@@ -4495,7 +4522,6 @@
                         </w:rPr>
                         <w:t>Year</w:t>
                       </w:r>
-                      <w:proofErr w:type="spellEnd"/>
                     </w:p>
                   </w:txbxContent>
                 </v:textbox>
@@ -4507,7 +4533,7 @@
       </w:r>
       <w:r>
         <w:rPr>
-          <w:rStyle w:val="af2"/>
+          <w:rStyle w:val="Strong"/>
           <w:noProof/>
         </w:rPr>
         <mc:AlternateContent>
@@ -4620,7 +4646,7 @@
       </w:r>
       <w:r>
         <w:rPr>
-          <w:rStyle w:val="af2"/>
+          <w:rStyle w:val="Strong"/>
           <w:noProof/>
         </w:rPr>
         <mc:AlternateContent>
@@ -4675,7 +4701,6 @@
                                 <w:lang w:val="pt-PT"/>
                               </w:rPr>
                             </w:pPr>
-                            <w:proofErr w:type="spellStart"/>
                             <w:r>
                               <w:rPr>
                                 <w:b/>
@@ -4692,7 +4717,6 @@
                               </w:rPr>
                               <w:t>Contry</w:t>
                             </w:r>
-                            <w:proofErr w:type="spellEnd"/>
                           </w:p>
                         </w:txbxContent>
                       </wps:txbx>
@@ -4724,7 +4748,6 @@
                           <w:lang w:val="pt-PT"/>
                         </w:rPr>
                       </w:pPr>
-                      <w:proofErr w:type="spellStart"/>
                       <w:r>
                         <w:rPr>
                           <w:b/>
@@ -4741,7 +4764,6 @@
                         </w:rPr>
                         <w:t>Contry</w:t>
                       </w:r>
-                      <w:proofErr w:type="spellEnd"/>
                     </w:p>
                   </w:txbxContent>
                 </v:textbox>
@@ -4753,7 +4775,7 @@
       </w:r>
       <w:r>
         <w:rPr>
-          <w:rStyle w:val="af2"/>
+          <w:rStyle w:val="Strong"/>
           <w:noProof/>
         </w:rPr>
         <mc:AlternateContent>
@@ -4822,15 +4844,7 @@
                                 <w:bCs/>
                                 <w:lang w:val="pt-PT"/>
                               </w:rPr>
-                              <w:t>PM2.5-</w:t>
-                            </w:r>
-                            <w:r>
-                              <w:rPr>
-                                <w:b/>
-                                <w:bCs/>
-                                <w:lang w:val="pt-PT"/>
-                              </w:rPr>
-                              <w:t>Country</w:t>
+                              <w:t>PM2.5-Country</w:t>
                             </w:r>
                           </w:p>
                         </w:txbxContent>
@@ -4877,15 +4891,7 @@
                           <w:bCs/>
                           <w:lang w:val="pt-PT"/>
                         </w:rPr>
-                        <w:t>PM2.5-</w:t>
-                      </w:r>
-                      <w:r>
-                        <w:rPr>
-                          <w:b/>
-                          <w:bCs/>
-                          <w:lang w:val="pt-PT"/>
-                        </w:rPr>
-                        <w:t>Country</w:t>
+                        <w:t>PM2.5-Country</w:t>
                       </w:r>
                     </w:p>
                   </w:txbxContent>
@@ -4898,7 +4904,7 @@
       </w:r>
       <w:r>
         <w:rPr>
-          <w:rStyle w:val="af2"/>
+          <w:rStyle w:val="Strong"/>
           <w:noProof/>
         </w:rPr>
         <mc:AlternateContent>
@@ -4953,7 +4959,6 @@
                                 <w:lang w:val="pt-PT"/>
                               </w:rPr>
                             </w:pPr>
-                            <w:proofErr w:type="spellStart"/>
                             <w:r>
                               <w:rPr>
                                 <w:b/>
@@ -4970,7 +4975,6 @@
                               </w:rPr>
                               <w:t>GlobalWeather</w:t>
                             </w:r>
-                            <w:proofErr w:type="spellEnd"/>
                           </w:p>
                         </w:txbxContent>
                       </wps:txbx>
@@ -5002,7 +5006,6 @@
                           <w:lang w:val="pt-PT"/>
                         </w:rPr>
                       </w:pPr>
-                      <w:proofErr w:type="spellStart"/>
                       <w:r>
                         <w:rPr>
                           <w:b/>
@@ -5019,7 +5022,6 @@
                         </w:rPr>
                         <w:t>GlobalWeather</w:t>
                       </w:r>
-                      <w:proofErr w:type="spellEnd"/>
                     </w:p>
                   </w:txbxContent>
                 </v:textbox>
@@ -5031,7 +5033,7 @@
       </w:r>
       <w:r>
         <w:rPr>
-          <w:rStyle w:val="af2"/>
+          <w:rStyle w:val="Strong"/>
           <w:noProof/>
         </w:rPr>
         <mc:AlternateContent>
@@ -5086,7 +5088,6 @@
                                 <w:lang w:val="pt-PT"/>
                               </w:rPr>
                             </w:pPr>
-                            <w:proofErr w:type="spellStart"/>
                             <w:r>
                               <w:rPr>
                                 <w:b/>
@@ -5095,7 +5096,6 @@
                               </w:rPr>
                               <w:t>DimPopulation</w:t>
                             </w:r>
-                            <w:proofErr w:type="spellEnd"/>
                           </w:p>
                         </w:txbxContent>
                       </wps:txbx>
@@ -5127,7 +5127,6 @@
                           <w:lang w:val="pt-PT"/>
                         </w:rPr>
                       </w:pPr>
-                      <w:proofErr w:type="spellStart"/>
                       <w:r>
                         <w:rPr>
                           <w:b/>
@@ -5136,7 +5135,6 @@
                         </w:rPr>
                         <w:t>DimPopulation</w:t>
                       </w:r>
-                      <w:proofErr w:type="spellEnd"/>
                     </w:p>
                   </w:txbxContent>
                 </v:textbox>
@@ -5148,7 +5146,7 @@
       </w:r>
       <w:r>
         <w:rPr>
-          <w:rStyle w:val="af2"/>
+          <w:rStyle w:val="Strong"/>
           <w:noProof/>
         </w:rPr>
         <mc:AlternateContent>
@@ -5198,11 +5196,6 @@
                       <wps:txbx>
                         <w:txbxContent>
                           <w:p>
-                            <w:pPr>
-                              <w:rPr>
-                                <w:lang w:val="pt-PT"/>
-                              </w:rPr>
-                            </w:pPr>
                             <w:r>
                               <w:rPr>
                                 <w:rFonts w:hint="eastAsia"/>
@@ -5233,20 +5226,14 @@
                           <w:p>
                             <w:proofErr w:type="spellStart"/>
                             <w:r>
-                              <w:t>Population_</w:t>
-                            </w:r>
-                            <w:r>
-                              <w:t>rank</w:t>
+                              <w:t>Population_rank</w:t>
                             </w:r>
                             <w:proofErr w:type="spellEnd"/>
                           </w:p>
                           <w:p>
                             <w:proofErr w:type="spellStart"/>
                             <w:r>
-                              <w:t>Population_</w:t>
-                            </w:r>
-                            <w:r>
-                              <w:t>coverage_perc</w:t>
+                              <w:t>Population_coverage_perc</w:t>
                             </w:r>
                             <w:proofErr w:type="spellEnd"/>
                           </w:p>
@@ -5256,14 +5243,12 @@
                                 <w:lang w:val="pt-PT"/>
                               </w:rPr>
                             </w:pPr>
-                            <w:proofErr w:type="spellStart"/>
                             <w:r>
                               <w:rPr>
                                 <w:lang w:val="pt-PT"/>
                               </w:rPr>
                               <w:t>Geographic_coverage_perc</w:t>
                             </w:r>
-                            <w:proofErr w:type="spellEnd"/>
                           </w:p>
                           <w:p>
                             <w:pPr>
@@ -5271,14 +5256,12 @@
                                 <w:lang w:val="pt-PT"/>
                               </w:rPr>
                             </w:pPr>
-                            <w:proofErr w:type="spellStart"/>
                             <w:r>
                               <w:rPr>
                                 <w:lang w:val="pt-PT"/>
                               </w:rPr>
                               <w:t>Year</w:t>
                             </w:r>
-                            <w:proofErr w:type="spellEnd"/>
                           </w:p>
                         </w:txbxContent>
                       </wps:txbx>
@@ -5303,11 +5286,6 @@
                 <v:textbox>
                   <w:txbxContent>
                     <w:p>
-                      <w:pPr>
-                        <w:rPr>
-                          <w:lang w:val="pt-PT"/>
-                        </w:rPr>
-                      </w:pPr>
                       <w:r>
                         <w:rPr>
                           <w:rFonts w:hint="eastAsia"/>
@@ -5338,20 +5316,14 @@
                     <w:p>
                       <w:proofErr w:type="spellStart"/>
                       <w:r>
-                        <w:t>Population_</w:t>
-                      </w:r>
-                      <w:r>
-                        <w:t>rank</w:t>
+                        <w:t>Population_rank</w:t>
                       </w:r>
                       <w:proofErr w:type="spellEnd"/>
                     </w:p>
                     <w:p>
                       <w:proofErr w:type="spellStart"/>
                       <w:r>
-                        <w:t>Population_</w:t>
-                      </w:r>
-                      <w:r>
-                        <w:t>coverage_perc</w:t>
+                        <w:t>Population_coverage_perc</w:t>
                       </w:r>
                       <w:proofErr w:type="spellEnd"/>
                     </w:p>
@@ -5361,14 +5333,12 @@
                           <w:lang w:val="pt-PT"/>
                         </w:rPr>
                       </w:pPr>
-                      <w:proofErr w:type="spellStart"/>
                       <w:r>
                         <w:rPr>
                           <w:lang w:val="pt-PT"/>
                         </w:rPr>
                         <w:t>Geographic_coverage_perc</w:t>
                       </w:r>
-                      <w:proofErr w:type="spellEnd"/>
                     </w:p>
                     <w:p>
                       <w:pPr>
@@ -5376,14 +5346,12 @@
                           <w:lang w:val="pt-PT"/>
                         </w:rPr>
                       </w:pPr>
-                      <w:proofErr w:type="spellStart"/>
                       <w:r>
                         <w:rPr>
                           <w:lang w:val="pt-PT"/>
                         </w:rPr>
                         <w:t>Year</w:t>
                       </w:r>
-                      <w:proofErr w:type="spellEnd"/>
                     </w:p>
                   </w:txbxContent>
                 </v:textbox>
@@ -5406,12 +5374,12 @@
     <w:p>
       <w:pPr>
         <w:rPr>
-          <w:rStyle w:val="af2"/>
-        </w:rPr>
-      </w:pPr>
-      <w:r>
-        <w:rPr>
-          <w:rStyle w:val="af2"/>
+          <w:rStyle w:val="Strong"/>
+        </w:rPr>
+      </w:pPr>
+      <w:r>
+        <w:rPr>
+          <w:rStyle w:val="Strong"/>
           <w:rFonts w:hint="eastAsia"/>
         </w:rPr>
         <w:t>Annex 7</w:t>
@@ -5492,6 +5460,7 @@
           </w:tcPr>
           <w:p>
             <w:pPr>
+              <w:jc w:val="left"/>
               <w:rPr>
                 <w:b/>
                 <w:bCs/>
@@ -6974,7 +6943,7 @@
     <w:lsdException w:name="Unresolved Mention" w:semiHidden="1" w:unhideWhenUsed="1"/>
     <w:lsdException w:name="Smart Link" w:semiHidden="1" w:unhideWhenUsed="1"/>
   </w:latentStyles>
-  <w:style w:type="paragraph" w:default="1" w:styleId="a">
+  <w:style w:type="paragraph" w:default="1" w:styleId="Normal">
     <w:name w:val="Normal"/>
     <w:qFormat/>
     <w:rsid w:val="00DA5C06"/>
@@ -6983,11 +6952,11 @@
       <w:jc w:val="both"/>
     </w:pPr>
   </w:style>
-  <w:style w:type="paragraph" w:styleId="1">
+  <w:style w:type="paragraph" w:styleId="Heading1">
     <w:name w:val="heading 1"/>
-    <w:basedOn w:val="a"/>
-    <w:next w:val="a"/>
-    <w:link w:val="10"/>
+    <w:basedOn w:val="Normal"/>
+    <w:next w:val="Normal"/>
+    <w:link w:val="Heading1Char"/>
     <w:uiPriority w:val="9"/>
     <w:qFormat/>
     <w:rsid w:val="00753420"/>
@@ -7004,11 +6973,11 @@
       <w:szCs w:val="48"/>
     </w:rPr>
   </w:style>
-  <w:style w:type="paragraph" w:styleId="2">
+  <w:style w:type="paragraph" w:styleId="Heading2">
     <w:name w:val="heading 2"/>
-    <w:basedOn w:val="a"/>
-    <w:next w:val="a"/>
-    <w:link w:val="20"/>
+    <w:basedOn w:val="Normal"/>
+    <w:next w:val="Normal"/>
+    <w:link w:val="Heading2Char"/>
     <w:uiPriority w:val="9"/>
     <w:semiHidden/>
     <w:unhideWhenUsed/>
@@ -7027,11 +6996,11 @@
       <w:szCs w:val="40"/>
     </w:rPr>
   </w:style>
-  <w:style w:type="paragraph" w:styleId="3">
+  <w:style w:type="paragraph" w:styleId="Heading3">
     <w:name w:val="heading 3"/>
-    <w:basedOn w:val="a"/>
-    <w:next w:val="a"/>
-    <w:link w:val="30"/>
+    <w:basedOn w:val="Normal"/>
+    <w:next w:val="Normal"/>
+    <w:link w:val="Heading3Char"/>
     <w:uiPriority w:val="9"/>
     <w:semiHidden/>
     <w:unhideWhenUsed/>
@@ -7050,11 +7019,11 @@
       <w:szCs w:val="32"/>
     </w:rPr>
   </w:style>
-  <w:style w:type="paragraph" w:styleId="4">
+  <w:style w:type="paragraph" w:styleId="Heading4">
     <w:name w:val="heading 4"/>
-    <w:basedOn w:val="a"/>
-    <w:next w:val="a"/>
-    <w:link w:val="40"/>
+    <w:basedOn w:val="Normal"/>
+    <w:next w:val="Normal"/>
+    <w:link w:val="Heading4Char"/>
     <w:uiPriority w:val="9"/>
     <w:semiHidden/>
     <w:unhideWhenUsed/>
@@ -7073,11 +7042,11 @@
       <w:szCs w:val="28"/>
     </w:rPr>
   </w:style>
-  <w:style w:type="paragraph" w:styleId="5">
+  <w:style w:type="paragraph" w:styleId="Heading5">
     <w:name w:val="heading 5"/>
-    <w:basedOn w:val="a"/>
-    <w:next w:val="a"/>
-    <w:link w:val="50"/>
+    <w:basedOn w:val="Normal"/>
+    <w:next w:val="Normal"/>
+    <w:link w:val="Heading5Char"/>
     <w:uiPriority w:val="9"/>
     <w:semiHidden/>
     <w:unhideWhenUsed/>
@@ -7096,11 +7065,11 @@
       <w:szCs w:val="24"/>
     </w:rPr>
   </w:style>
-  <w:style w:type="paragraph" w:styleId="6">
+  <w:style w:type="paragraph" w:styleId="Heading6">
     <w:name w:val="heading 6"/>
-    <w:basedOn w:val="a"/>
-    <w:next w:val="a"/>
-    <w:link w:val="60"/>
+    <w:basedOn w:val="Normal"/>
+    <w:next w:val="Normal"/>
+    <w:link w:val="Heading6Char"/>
     <w:uiPriority w:val="9"/>
     <w:semiHidden/>
     <w:unhideWhenUsed/>
@@ -7119,11 +7088,11 @@
       <w:color w:val="2F5496" w:themeColor="accent1" w:themeShade="BF"/>
     </w:rPr>
   </w:style>
-  <w:style w:type="paragraph" w:styleId="7">
+  <w:style w:type="paragraph" w:styleId="Heading7">
     <w:name w:val="heading 7"/>
-    <w:basedOn w:val="a"/>
-    <w:next w:val="a"/>
-    <w:link w:val="70"/>
+    <w:basedOn w:val="Normal"/>
+    <w:next w:val="Normal"/>
+    <w:link w:val="Heading7Char"/>
     <w:uiPriority w:val="9"/>
     <w:semiHidden/>
     <w:unhideWhenUsed/>
@@ -7142,11 +7111,11 @@
       <w:color w:val="595959" w:themeColor="text1" w:themeTint="A6"/>
     </w:rPr>
   </w:style>
-  <w:style w:type="paragraph" w:styleId="8">
+  <w:style w:type="paragraph" w:styleId="Heading8">
     <w:name w:val="heading 8"/>
-    <w:basedOn w:val="a"/>
-    <w:next w:val="a"/>
-    <w:link w:val="80"/>
+    <w:basedOn w:val="Normal"/>
+    <w:next w:val="Normal"/>
+    <w:link w:val="Heading8Char"/>
     <w:uiPriority w:val="9"/>
     <w:semiHidden/>
     <w:unhideWhenUsed/>
@@ -7162,11 +7131,11 @@
       <w:color w:val="595959" w:themeColor="text1" w:themeTint="A6"/>
     </w:rPr>
   </w:style>
-  <w:style w:type="paragraph" w:styleId="9">
+  <w:style w:type="paragraph" w:styleId="Heading9">
     <w:name w:val="heading 9"/>
-    <w:basedOn w:val="a"/>
-    <w:next w:val="a"/>
-    <w:link w:val="90"/>
+    <w:basedOn w:val="Normal"/>
+    <w:next w:val="Normal"/>
+    <w:link w:val="Heading9Char"/>
     <w:uiPriority w:val="9"/>
     <w:semiHidden/>
     <w:unhideWhenUsed/>
@@ -7182,13 +7151,13 @@
       <w:color w:val="595959" w:themeColor="text1" w:themeTint="A6"/>
     </w:rPr>
   </w:style>
-  <w:style w:type="character" w:default="1" w:styleId="a0">
+  <w:style w:type="character" w:default="1" w:styleId="DefaultParagraphFont">
     <w:name w:val="Default Paragraph Font"/>
     <w:uiPriority w:val="1"/>
     <w:semiHidden/>
     <w:unhideWhenUsed/>
   </w:style>
-  <w:style w:type="table" w:default="1" w:styleId="a1">
+  <w:style w:type="table" w:default="1" w:styleId="TableNormal">
     <w:name w:val="Normal Table"/>
     <w:uiPriority w:val="99"/>
     <w:semiHidden/>
@@ -7203,16 +7172,16 @@
       </w:tblCellMar>
     </w:tblPr>
   </w:style>
-  <w:style w:type="numbering" w:default="1" w:styleId="a2">
+  <w:style w:type="numbering" w:default="1" w:styleId="NoList">
     <w:name w:val="No List"/>
     <w:uiPriority w:val="99"/>
     <w:semiHidden/>
     <w:unhideWhenUsed/>
   </w:style>
-  <w:style w:type="character" w:customStyle="1" w:styleId="10">
-    <w:name w:val="标题 1 字符"/>
-    <w:basedOn w:val="a0"/>
-    <w:link w:val="1"/>
+  <w:style w:type="character" w:customStyle="1" w:styleId="Heading1Char">
+    <w:name w:val="Heading 1 Char"/>
+    <w:basedOn w:val="DefaultParagraphFont"/>
+    <w:link w:val="Heading1"/>
     <w:uiPriority w:val="9"/>
     <w:rsid w:val="00753420"/>
     <w:rPr>
@@ -7222,10 +7191,10 @@
       <w:szCs w:val="48"/>
     </w:rPr>
   </w:style>
-  <w:style w:type="character" w:customStyle="1" w:styleId="20">
-    <w:name w:val="标题 2 字符"/>
-    <w:basedOn w:val="a0"/>
-    <w:link w:val="2"/>
+  <w:style w:type="character" w:customStyle="1" w:styleId="Heading2Char">
+    <w:name w:val="Heading 2 Char"/>
+    <w:basedOn w:val="DefaultParagraphFont"/>
+    <w:link w:val="Heading2"/>
     <w:uiPriority w:val="9"/>
     <w:semiHidden/>
     <w:rsid w:val="00753420"/>
@@ -7236,10 +7205,10 @@
       <w:szCs w:val="40"/>
     </w:rPr>
   </w:style>
-  <w:style w:type="character" w:customStyle="1" w:styleId="30">
-    <w:name w:val="标题 3 字符"/>
-    <w:basedOn w:val="a0"/>
-    <w:link w:val="3"/>
+  <w:style w:type="character" w:customStyle="1" w:styleId="Heading3Char">
+    <w:name w:val="Heading 3 Char"/>
+    <w:basedOn w:val="DefaultParagraphFont"/>
+    <w:link w:val="Heading3"/>
     <w:uiPriority w:val="9"/>
     <w:semiHidden/>
     <w:rsid w:val="00753420"/>
@@ -7250,10 +7219,10 @@
       <w:szCs w:val="32"/>
     </w:rPr>
   </w:style>
-  <w:style w:type="character" w:customStyle="1" w:styleId="40">
-    <w:name w:val="标题 4 字符"/>
-    <w:basedOn w:val="a0"/>
-    <w:link w:val="4"/>
+  <w:style w:type="character" w:customStyle="1" w:styleId="Heading4Char">
+    <w:name w:val="Heading 4 Char"/>
+    <w:basedOn w:val="DefaultParagraphFont"/>
+    <w:link w:val="Heading4"/>
     <w:uiPriority w:val="9"/>
     <w:semiHidden/>
     <w:rsid w:val="00753420"/>
@@ -7264,10 +7233,10 @@
       <w:szCs w:val="28"/>
     </w:rPr>
   </w:style>
-  <w:style w:type="character" w:customStyle="1" w:styleId="50">
-    <w:name w:val="标题 5 字符"/>
-    <w:basedOn w:val="a0"/>
-    <w:link w:val="5"/>
+  <w:style w:type="character" w:customStyle="1" w:styleId="Heading5Char">
+    <w:name w:val="Heading 5 Char"/>
+    <w:basedOn w:val="DefaultParagraphFont"/>
+    <w:link w:val="Heading5"/>
     <w:uiPriority w:val="9"/>
     <w:semiHidden/>
     <w:rsid w:val="00753420"/>
@@ -7278,10 +7247,10 @@
       <w:szCs w:val="24"/>
     </w:rPr>
   </w:style>
-  <w:style w:type="character" w:customStyle="1" w:styleId="60">
-    <w:name w:val="标题 6 字符"/>
-    <w:basedOn w:val="a0"/>
-    <w:link w:val="6"/>
+  <w:style w:type="character" w:customStyle="1" w:styleId="Heading6Char">
+    <w:name w:val="Heading 6 Char"/>
+    <w:basedOn w:val="DefaultParagraphFont"/>
+    <w:link w:val="Heading6"/>
     <w:uiPriority w:val="9"/>
     <w:semiHidden/>
     <w:rsid w:val="00753420"/>
@@ -7292,10 +7261,10 @@
       <w:color w:val="2F5496" w:themeColor="accent1" w:themeShade="BF"/>
     </w:rPr>
   </w:style>
-  <w:style w:type="character" w:customStyle="1" w:styleId="70">
-    <w:name w:val="标题 7 字符"/>
-    <w:basedOn w:val="a0"/>
-    <w:link w:val="7"/>
+  <w:style w:type="character" w:customStyle="1" w:styleId="Heading7Char">
+    <w:name w:val="Heading 7 Char"/>
+    <w:basedOn w:val="DefaultParagraphFont"/>
+    <w:link w:val="Heading7"/>
     <w:uiPriority w:val="9"/>
     <w:semiHidden/>
     <w:rsid w:val="00753420"/>
@@ -7306,10 +7275,10 @@
       <w:color w:val="595959" w:themeColor="text1" w:themeTint="A6"/>
     </w:rPr>
   </w:style>
-  <w:style w:type="character" w:customStyle="1" w:styleId="80">
-    <w:name w:val="标题 8 字符"/>
-    <w:basedOn w:val="a0"/>
-    <w:link w:val="8"/>
+  <w:style w:type="character" w:customStyle="1" w:styleId="Heading8Char">
+    <w:name w:val="Heading 8 Char"/>
+    <w:basedOn w:val="DefaultParagraphFont"/>
+    <w:link w:val="Heading8"/>
     <w:uiPriority w:val="9"/>
     <w:semiHidden/>
     <w:rsid w:val="00753420"/>
@@ -7318,10 +7287,10 @@
       <w:color w:val="595959" w:themeColor="text1" w:themeTint="A6"/>
     </w:rPr>
   </w:style>
-  <w:style w:type="character" w:customStyle="1" w:styleId="90">
-    <w:name w:val="标题 9 字符"/>
-    <w:basedOn w:val="a0"/>
-    <w:link w:val="9"/>
+  <w:style w:type="character" w:customStyle="1" w:styleId="Heading9Char">
+    <w:name w:val="Heading 9 Char"/>
+    <w:basedOn w:val="DefaultParagraphFont"/>
+    <w:link w:val="Heading9"/>
     <w:uiPriority w:val="9"/>
     <w:semiHidden/>
     <w:rsid w:val="00753420"/>
@@ -7330,11 +7299,11 @@
       <w:color w:val="595959" w:themeColor="text1" w:themeTint="A6"/>
     </w:rPr>
   </w:style>
-  <w:style w:type="paragraph" w:styleId="a3">
+  <w:style w:type="paragraph" w:styleId="Title">
     <w:name w:val="Title"/>
-    <w:basedOn w:val="a"/>
-    <w:next w:val="a"/>
-    <w:link w:val="a4"/>
+    <w:basedOn w:val="Normal"/>
+    <w:next w:val="Normal"/>
+    <w:link w:val="TitleChar"/>
     <w:uiPriority w:val="10"/>
     <w:qFormat/>
     <w:rsid w:val="00753420"/>
@@ -7351,10 +7320,10 @@
       <w:szCs w:val="56"/>
     </w:rPr>
   </w:style>
-  <w:style w:type="character" w:customStyle="1" w:styleId="a4">
-    <w:name w:val="标题 字符"/>
-    <w:basedOn w:val="a0"/>
-    <w:link w:val="a3"/>
+  <w:style w:type="character" w:customStyle="1" w:styleId="TitleChar">
+    <w:name w:val="Title Char"/>
+    <w:basedOn w:val="DefaultParagraphFont"/>
+    <w:link w:val="Title"/>
     <w:uiPriority w:val="10"/>
     <w:rsid w:val="00753420"/>
     <w:rPr>
@@ -7365,11 +7334,11 @@
       <w:szCs w:val="56"/>
     </w:rPr>
   </w:style>
-  <w:style w:type="paragraph" w:styleId="a5">
+  <w:style w:type="paragraph" w:styleId="Subtitle">
     <w:name w:val="Subtitle"/>
-    <w:basedOn w:val="a"/>
-    <w:next w:val="a"/>
-    <w:link w:val="a6"/>
+    <w:basedOn w:val="Normal"/>
+    <w:next w:val="Normal"/>
+    <w:link w:val="SubtitleChar"/>
     <w:uiPriority w:val="11"/>
     <w:qFormat/>
     <w:rsid w:val="00753420"/>
@@ -7388,10 +7357,10 @@
       <w:szCs w:val="28"/>
     </w:rPr>
   </w:style>
-  <w:style w:type="character" w:customStyle="1" w:styleId="a6">
-    <w:name w:val="副标题 字符"/>
-    <w:basedOn w:val="a0"/>
-    <w:link w:val="a5"/>
+  <w:style w:type="character" w:customStyle="1" w:styleId="SubtitleChar">
+    <w:name w:val="Subtitle Char"/>
+    <w:basedOn w:val="DefaultParagraphFont"/>
+    <w:link w:val="Subtitle"/>
     <w:uiPriority w:val="11"/>
     <w:rsid w:val="00753420"/>
     <w:rPr>
@@ -7402,11 +7371,11 @@
       <w:szCs w:val="28"/>
     </w:rPr>
   </w:style>
-  <w:style w:type="paragraph" w:styleId="a7">
+  <w:style w:type="paragraph" w:styleId="Quote">
     <w:name w:val="Quote"/>
-    <w:basedOn w:val="a"/>
-    <w:next w:val="a"/>
-    <w:link w:val="a8"/>
+    <w:basedOn w:val="Normal"/>
+    <w:next w:val="Normal"/>
+    <w:link w:val="QuoteChar"/>
     <w:uiPriority w:val="29"/>
     <w:qFormat/>
     <w:rsid w:val="00753420"/>
@@ -7420,10 +7389,10 @@
       <w:color w:val="404040" w:themeColor="text1" w:themeTint="BF"/>
     </w:rPr>
   </w:style>
-  <w:style w:type="character" w:customStyle="1" w:styleId="a8">
-    <w:name w:val="引用 字符"/>
-    <w:basedOn w:val="a0"/>
-    <w:link w:val="a7"/>
+  <w:style w:type="character" w:customStyle="1" w:styleId="QuoteChar">
+    <w:name w:val="Quote Char"/>
+    <w:basedOn w:val="DefaultParagraphFont"/>
+    <w:link w:val="Quote"/>
     <w:uiPriority w:val="29"/>
     <w:rsid w:val="00753420"/>
     <w:rPr>
@@ -7432,9 +7401,9 @@
       <w:color w:val="404040" w:themeColor="text1" w:themeTint="BF"/>
     </w:rPr>
   </w:style>
-  <w:style w:type="paragraph" w:styleId="a9">
+  <w:style w:type="paragraph" w:styleId="ListParagraph">
     <w:name w:val="List Paragraph"/>
-    <w:basedOn w:val="a"/>
+    <w:basedOn w:val="Normal"/>
     <w:uiPriority w:val="34"/>
     <w:qFormat/>
     <w:rsid w:val="00753420"/>
@@ -7443,9 +7412,9 @@
       <w:contextualSpacing/>
     </w:pPr>
   </w:style>
-  <w:style w:type="character" w:styleId="aa">
+  <w:style w:type="character" w:styleId="IntenseEmphasis">
     <w:name w:val="Intense Emphasis"/>
-    <w:basedOn w:val="a0"/>
+    <w:basedOn w:val="DefaultParagraphFont"/>
     <w:uiPriority w:val="21"/>
     <w:qFormat/>
     <w:rsid w:val="00753420"/>
@@ -7455,11 +7424,11 @@
       <w:color w:val="2F5496" w:themeColor="accent1" w:themeShade="BF"/>
     </w:rPr>
   </w:style>
-  <w:style w:type="paragraph" w:styleId="ab">
+  <w:style w:type="paragraph" w:styleId="IntenseQuote">
     <w:name w:val="Intense Quote"/>
-    <w:basedOn w:val="a"/>
-    <w:next w:val="a"/>
-    <w:link w:val="ac"/>
+    <w:basedOn w:val="Normal"/>
+    <w:next w:val="Normal"/>
+    <w:link w:val="IntenseQuoteChar"/>
     <w:uiPriority w:val="30"/>
     <w:qFormat/>
     <w:rsid w:val="00753420"/>
@@ -7478,10 +7447,10 @@
       <w:color w:val="2F5496" w:themeColor="accent1" w:themeShade="BF"/>
     </w:rPr>
   </w:style>
-  <w:style w:type="character" w:customStyle="1" w:styleId="ac">
-    <w:name w:val="明显引用 字符"/>
-    <w:basedOn w:val="a0"/>
-    <w:link w:val="ab"/>
+  <w:style w:type="character" w:customStyle="1" w:styleId="IntenseQuoteChar">
+    <w:name w:val="Intense Quote Char"/>
+    <w:basedOn w:val="DefaultParagraphFont"/>
+    <w:link w:val="IntenseQuote"/>
     <w:uiPriority w:val="30"/>
     <w:rsid w:val="00753420"/>
     <w:rPr>
@@ -7490,9 +7459,9 @@
       <w:color w:val="2F5496" w:themeColor="accent1" w:themeShade="BF"/>
     </w:rPr>
   </w:style>
-  <w:style w:type="character" w:styleId="ad">
+  <w:style w:type="character" w:styleId="IntenseReference">
     <w:name w:val="Intense Reference"/>
-    <w:basedOn w:val="a0"/>
+    <w:basedOn w:val="DefaultParagraphFont"/>
     <w:uiPriority w:val="32"/>
     <w:qFormat/>
     <w:rsid w:val="00753420"/>
@@ -7504,10 +7473,10 @@
       <w:spacing w:val="5"/>
     </w:rPr>
   </w:style>
-  <w:style w:type="paragraph" w:styleId="ae">
+  <w:style w:type="paragraph" w:styleId="Header">
     <w:name w:val="header"/>
-    <w:basedOn w:val="a"/>
-    <w:link w:val="af"/>
+    <w:basedOn w:val="Normal"/>
+    <w:link w:val="HeaderChar"/>
     <w:uiPriority w:val="99"/>
     <w:unhideWhenUsed/>
     <w:rsid w:val="00BB5648"/>
@@ -7524,10 +7493,10 @@
       <w:szCs w:val="18"/>
     </w:rPr>
   </w:style>
-  <w:style w:type="character" w:customStyle="1" w:styleId="af">
-    <w:name w:val="页眉 字符"/>
-    <w:basedOn w:val="a0"/>
-    <w:link w:val="ae"/>
+  <w:style w:type="character" w:customStyle="1" w:styleId="HeaderChar">
+    <w:name w:val="Header Char"/>
+    <w:basedOn w:val="DefaultParagraphFont"/>
+    <w:link w:val="Header"/>
     <w:uiPriority w:val="99"/>
     <w:rsid w:val="00BB5648"/>
     <w:rPr>
@@ -7535,10 +7504,10 @@
       <w:szCs w:val="18"/>
     </w:rPr>
   </w:style>
-  <w:style w:type="paragraph" w:styleId="af0">
+  <w:style w:type="paragraph" w:styleId="Footer">
     <w:name w:val="footer"/>
-    <w:basedOn w:val="a"/>
-    <w:link w:val="af1"/>
+    <w:basedOn w:val="Normal"/>
+    <w:link w:val="FooterChar"/>
     <w:uiPriority w:val="99"/>
     <w:unhideWhenUsed/>
     <w:rsid w:val="00BB5648"/>
@@ -7555,10 +7524,10 @@
       <w:szCs w:val="18"/>
     </w:rPr>
   </w:style>
-  <w:style w:type="character" w:customStyle="1" w:styleId="af1">
-    <w:name w:val="页脚 字符"/>
-    <w:basedOn w:val="a0"/>
-    <w:link w:val="af0"/>
+  <w:style w:type="character" w:customStyle="1" w:styleId="FooterChar">
+    <w:name w:val="Footer Char"/>
+    <w:basedOn w:val="DefaultParagraphFont"/>
+    <w:link w:val="Footer"/>
     <w:uiPriority w:val="99"/>
     <w:rsid w:val="00BB5648"/>
     <w:rPr>
@@ -7566,9 +7535,9 @@
       <w:szCs w:val="18"/>
     </w:rPr>
   </w:style>
-  <w:style w:type="character" w:styleId="af2">
+  <w:style w:type="character" w:styleId="Strong">
     <w:name w:val="Strong"/>
-    <w:basedOn w:val="a0"/>
+    <w:basedOn w:val="DefaultParagraphFont"/>
     <w:uiPriority w:val="22"/>
     <w:qFormat/>
     <w:rsid w:val="009539B0"/>
